--- a/World-Builds/01-Post-Apostolic-House-Church/CiC_W1_Doc06_Interpretive_Lexicon_FINAL.docx
+++ b/World-Builds/01-Post-Apostolic-House-Church/CiC_W1_Doc06_Interpretive_Lexicon_FINAL.docx
@@ -2,15 +2,14 @@
 <file path=word/document.xml><?xml version="1.0" encoding="utf-8"?>
 <w:document xmlns:w="http://schemas.openxmlformats.org/wordprocessingml/2006/main" xmlns:m="http://schemas.openxmlformats.org/officeDocument/2006/math" xmlns:r="http://schemas.openxmlformats.org/officeDocument/2006/relationships" xmlns:o="urn:schemas-microsoft-com:office:office" xmlns:v="urn:schemas-microsoft-com:vml" xmlns:w10="urn:schemas-microsoft-com:office:word" xmlns:a="http://schemas.openxmlformats.org/drawingml/2006/main" xmlns:pic="http://schemas.openxmlformats.org/drawingml/2006/picture" xmlns:wp="http://schemas.openxmlformats.org/drawingml/2006/wordprocessingDrawing">
   <w:body>
+    <w:bookmarkStart w:id="31" w:name="doc_06-full-interpretive-lexicon"/>
     <w:p>
       <w:pPr>
         <w:pStyle w:val="Heading1"/>
       </w:pPr>
-      <w:bookmarkStart w:id="20" w:name="doc_06-full-interpretive-lexicon"/>
       <w:r>
         <w:t xml:space="preserve">Doc_06 — Full Interpretive Lexicon</w:t>
       </w:r>
-      <w:bookmarkEnd w:id="20"/>
     </w:p>
     <w:p>
       <w:pPr>
@@ -18,6 +17,7 @@
       </w:pPr>
       <w:r>
         <w:rPr>
+          <w:bCs/>
           <w:b/>
         </w:rPr>
         <w:t xml:space="preserve">World #1: Post-Apostolic/Sub-Apostolic House-Church Christianity (c.70–200 CE, Antioch/Syria, Asia Minor, Rome)</w:t>
@@ -29,6 +29,7 @@
       </w:pPr>
       <w:r>
         <w:rPr>
+          <w:bCs/>
           <w:b/>
         </w:rPr>
         <w:t xml:space="preserve">Status:</w:t>
@@ -46,6 +47,7 @@
       </w:pPr>
       <w:r>
         <w:rPr>
+          <w:bCs/>
           <w:b/>
         </w:rPr>
         <w:t xml:space="preserve">Governed by:</w:t>
@@ -63,6 +65,7 @@
       </w:pPr>
       <w:r>
         <w:rPr>
+          <w:bCs/>
           <w:b/>
         </w:rPr>
         <w:t xml:space="preserve">Built from:</w:t>
@@ -81,15 +84,14 @@
         </w:pict>
       </w:r>
     </w:p>
+    <w:bookmarkStart w:id="20" w:name="purpose-and-scope"/>
     <w:p>
       <w:pPr>
         <w:pStyle w:val="Heading2"/>
       </w:pPr>
-      <w:bookmarkStart w:id="21" w:name="purpose-and-scope"/>
       <w:r>
         <w:t xml:space="preserve">0. Purpose and Scope</w:t>
       </w:r>
-      <w:bookmarkEnd w:id="21"/>
     </w:p>
     <w:p>
       <w:pPr>
@@ -141,6 +143,7 @@
       </w:r>
       <w:r>
         <w:rPr>
+          <w:bCs/>
           <w:b/>
         </w:rPr>
         <w:t xml:space="preserve">Deployment Lexicon chunks</w:t>
@@ -158,6 +161,7 @@
       </w:pPr>
       <w:r>
         <w:rPr>
+          <w:bCs/>
           <w:b/>
         </w:rPr>
         <w:t xml:space="preserve">World-code decision, made explicitly here since Doc_01 did not assign one:</w:t>
@@ -174,6 +178,7 @@
       <w:r>
         <w:rPr>
           <w:rStyle w:val="VerbatimChar"/>
+          <w:bCs/>
           <w:b/>
         </w:rPr>
         <w:t xml:space="preserve">pahc</w:t>
@@ -219,15 +224,15 @@
         </w:pict>
       </w:r>
     </w:p>
+    <w:bookmarkEnd w:id="20"/>
+    <w:bookmarkStart w:id="21" w:name="X6cf8df7e78d4d33af763fe3d6b859090d1a4e53"/>
     <w:p>
       <w:pPr>
         <w:pStyle w:val="Heading2"/>
       </w:pPr>
-      <w:bookmarkStart w:id="22" w:name="X6cf8df7e78d4d33af763fe3d6b859090d1a4e53"/>
       <w:r>
         <w:t xml:space="preserve">1. Resolving Doc_03’s carried-forward open items</w:t>
       </w:r>
-      <w:bookmarkEnd w:id="22"/>
     </w:p>
     <w:p>
       <w:pPr>
@@ -241,6 +246,7 @@
       </w:r>
       <w:r>
         <w:rPr>
+          <w:bCs/>
           <w:b/>
         </w:rPr>
         <w:t xml:space="preserve">seven</w:t>
@@ -249,137 +255,576 @@
         <w:t xml:space="preserve"> </w:t>
       </w:r>
       <w:r>
-        <w:t xml:space="preserve">open items to Doc_04/05/06 (Section 4 of that document) —</w:t>
-      </w:r>
-      <w:r>
-        <w:t xml:space="preserve"> </w:t>
-      </w:r>
-      <w:r>
-        <w:rPr>
-          <w:b/>
-        </w:rPr>
-        <w:t xml:space="preserve">corrected this revision:</w:t>
-      </w:r>
-      <w:r>
-        <w:t xml:space="preserve"> </w:t>
-      </w:r>
-      <w:r>
-        <w:t xml:space="preserve">an earlier draft of this section said</w:t>
-      </w:r>
-      <w:r>
-        <w:t xml:space="preserve"> </w:t>
-      </w:r>
-      <w:r>
+        <w:t xml:space="preserve">open items to Doc_04/05/06 (Section 4 of that document). Four (items 1–4) bear directly on this step and are resolved here; two (items 5 and 7, about re-checking Author Gravity flags and Registry Flag Density against whatever Doc_04 developed) are addressed within each term’s own entry below rather than as a single global resolution, since they are per-term questions.</w:t>
+      </w:r>
+      <w:r>
+        <w:t xml:space="preserve"> </w:t>
+      </w:r>
+      <w:r>
+        <w:rPr>
+          <w:bCs/>
+          <w:b/>
+        </w:rPr>
+        <w:t xml:space="preserve">Item 6 —</w:t>
+      </w:r>
+      <w:r>
+        <w:rPr>
+          <w:bCs/>
+          <w:b/>
+        </w:rPr>
+        <w:t xml:space="preserve"> </w:t>
+      </w:r>
+      <w:r>
+        <w:rPr>
+          <w:bCs/>
+          <w:b/>
+        </w:rPr>
         <w:t xml:space="preserve">“</w:t>
       </w:r>
       <w:r>
-        <w:t xml:space="preserve">six,</w:t>
-      </w:r>
-      <w:r>
+        <w:rPr>
+          <w:bCs/>
+          <w:b/>
+        </w:rPr>
+        <w:t xml:space="preserve">Doc_05 should develop Justin’s</w:t>
+      </w:r>
+      <w:r>
+        <w:rPr>
+          <w:bCs/>
+          <w:b/>
+        </w:rPr>
+        <w:t xml:space="preserve"> </w:t>
+      </w:r>
+      <w:r>
+        <w:rPr>
+          <w:iCs/>
+          <w:i/>
+          <w:bCs/>
+          <w:b/>
+        </w:rPr>
+        <w:t xml:space="preserve">First Apology</w:t>
+      </w:r>
+      <w:r>
+        <w:rPr>
+          <w:bCs/>
+          <w:b/>
+        </w:rPr>
+        <w:t xml:space="preserve"> </w:t>
+      </w:r>
+      <w:r>
+        <w:rPr>
+          <w:bCs/>
+          <w:b/>
+        </w:rPr>
+        <w:t xml:space="preserve">ch. 61 (baptismal rite) and Ignatius’s baptismal allusions directly from the primary texts</w:t>
+      </w:r>
+      <w:r>
+        <w:rPr>
+          <w:bCs/>
+          <w:b/>
+        </w:rPr>
         <w:t xml:space="preserve">”</w:t>
       </w:r>
       <w:r>
-        <w:t xml:space="preserve"> </w:t>
-      </w:r>
-      <w:r>
-        <w:t xml:space="preserve">silently dropping item 6 entirely rather than resolving or flagging it; see the Document Log’s reopening entry. Four (items 1–4) bear directly on this step and are resolved here; two (items 5 and 7, about re-checking Author Gravity flags and Registry Flag Density against whatever Doc_04 developed) are addressed within each term’s own entry below rather than as a single global resolution, since they are per-term questions.</w:t>
-      </w:r>
-      <w:r>
-        <w:t xml:space="preserve"> </w:t>
-      </w:r>
-      <w:r>
-        <w:rPr>
-          <w:b/>
-        </w:rPr>
-        <w:t xml:space="preserve">Item 6 —</w:t>
-      </w:r>
-      <w:r>
-        <w:rPr>
-          <w:b/>
-        </w:rPr>
-        <w:t xml:space="preserve"> </w:t>
-      </w:r>
-      <w:r>
-        <w:rPr>
-          <w:b/>
-        </w:rPr>
+        <w:rPr>
+          <w:bCs/>
+          <w:b/>
+        </w:rPr>
+        <w:t xml:space="preserve"> </w:t>
+      </w:r>
+      <w:r>
+        <w:rPr>
+          <w:bCs/>
+          <w:b/>
+        </w:rPr>
+        <w:t xml:space="preserve">— was never carried out anywhere in the pipeline for six documents’ worth of build history, then closed at Step 9’s Validation &amp; Testing pass (2026-07-08).</w:t>
+      </w:r>
+      <w:r>
+        <w:t xml:space="preserve"> </w:t>
+      </w:r>
+      <w:r>
+        <w:t xml:space="preserve">A dedicated primary-text extraction pass located and quoted Justin’s</w:t>
+      </w:r>
+      <w:r>
+        <w:t xml:space="preserve"> </w:t>
+      </w:r>
+      <w:r>
+        <w:rPr>
+          <w:iCs/>
+          <w:i/>
+        </w:rPr>
+        <w:t xml:space="preserve">First Apology</w:t>
+      </w:r>
+      <w:r>
+        <w:t xml:space="preserve"> </w:t>
+      </w:r>
+      <w:r>
+        <w:t xml:space="preserve">61 and 65–66 in full (a genuine, independent, comparably detailed second procedural account, Strand B/Rome) and searched all seven authentic Ignatian letters for baptismal content (yielding one substantive datum,</w:t>
+      </w:r>
+      <w:r>
+        <w:t xml:space="preserve"> </w:t>
+      </w:r>
+      <w:r>
+        <w:rPr>
+          <w:iCs/>
+          <w:i/>
+        </w:rPr>
+        <w:t xml:space="preserve">Smyrnaeans</w:t>
+      </w:r>
+      <w:r>
+        <w:t xml:space="preserve"> </w:t>
+      </w:r>
+      <w:r>
+        <w:t xml:space="preserve">8:2’s episcopal gatekeeping, Strand A/Antioch-Asia Minor, and correctly excluding several near-misses that were not actually about community baptismal practice). Doc_05 §4.2 (new), this term’s chunk file (pahclex011), and Doc_09’s Story 009 have all been updated accordingly. The improvement is real but modest, stated honestly rather than oversold: the general practice (water, triadic naming, pre-baptismal fasting, baptism-before-eucharist) is now independently corroborated in Strand B — Justin’s account matches the Didache’s basic shape without being identical in wording. Strand A (Ignatius) independently confirms only that baptism existed and required episcopal sanction, not the practice’s specific shape — his evidence is institutional, not procedural, and should not be read as corroborating water method, formula, or sequence. Full account in</w:t>
+      </w:r>
+      <w:r>
+        <w:t xml:space="preserve"> </w:t>
+      </w:r>
+      <w:r>
+        <w:rPr>
+          <w:rStyle w:val="VerbatimChar"/>
+        </w:rPr>
+        <w:t xml:space="preserve">pahc_Validation_Testing.md</w:t>
+      </w:r>
+      <w:r>
+        <w:t xml:space="preserve"> </w:t>
+      </w:r>
+      <w:r>
+        <w:t xml:space="preserve">(Worship Integration Testing) and Doc_05’s Document Log.</w:t>
+      </w:r>
+    </w:p>
+    <w:p>
+      <w:pPr>
+        <w:pStyle w:val="BodyText"/>
+      </w:pPr>
+      <w:r>
+        <w:rPr>
+          <w:bCs/>
+          <w:b/>
+        </w:rPr>
+        <w:t xml:space="preserve">Open Item 1 — should episkopos (2.1) and presbyteros (2.2) be one combined Tier 1 entry or two separate ones?</w:t>
+      </w:r>
+      <w:r>
+        <w:t xml:space="preserve"> </w:t>
+      </w:r>
+      <w:r>
+        <w:t xml:space="preserve">Doc_03 left this for Doc_04 to decide</w:t>
+      </w:r>
+      <w:r>
+        <w:t xml:space="preserve"> </w:t>
+      </w:r>
+      <w:r>
         <w:t xml:space="preserve">“</w:t>
       </w:r>
       <w:r>
-        <w:rPr>
-          <w:b/>
-        </w:rPr>
-        <w:t xml:space="preserve">Doc_05 should develop Justin’s</w:t>
-      </w:r>
-      <w:r>
-        <w:rPr>
-          <w:b/>
-        </w:rPr>
-        <w:t xml:space="preserve"> </w:t>
-      </w:r>
-      <w:r>
-        <w:rPr>
+        <w:t xml:space="preserve">based on how the terms actually function in gravity testing.</w:t>
+      </w:r>
+      <w:r>
+        <w:t xml:space="preserve">”</w:t>
+      </w:r>
+      <w:r>
+        <w:t xml:space="preserve"> </w:t>
+      </w:r>
+      <w:r>
+        <w:t xml:space="preserve">Doc_04 generated and tested this question as a single gravity from the outset —</w:t>
+      </w:r>
+      <w:r>
+        <w:t xml:space="preserve"> </w:t>
+      </w:r>
+      <w:r>
+        <w:rPr>
+          <w:bCs/>
+          <w:b/>
+        </w:rPr>
+        <w:t xml:space="preserve">G01 Authority Consolidation (</w:t>
+      </w:r>
+      <w:r>
+        <w:rPr>
+          <w:bCs/>
+          <w:b/>
+        </w:rPr>
+        <w:t xml:space="preserve">“</w:t>
+      </w:r>
+      <w:r>
+        <w:rPr>
+          <w:bCs/>
+          <w:b/>
+        </w:rPr>
+        <w:t xml:space="preserve">the episkopos/presbyteros/diakonos question</w:t>
+      </w:r>
+      <w:r>
+        <w:rPr>
+          <w:bCs/>
+          <w:b/>
+        </w:rPr>
+        <w:t xml:space="preserve">”</w:t>
+      </w:r>
+      <w:r>
+        <w:rPr>
+          <w:bCs/>
+          <w:b/>
+        </w:rPr>
+        <w:t xml:space="preserve">)</w:t>
+      </w:r>
+      <w:r>
+        <w:t xml:space="preserve"> </w:t>
+      </w:r>
+      <w:r>
+        <w:t xml:space="preserve">— rather than as separate candidates for each term; Doc_04’s own text does not itself argue for or against splitting the terms into separate lexicon entries, so no finding is cited from it here beyond the classification itself. This document’s own judgment, made fresh at this step, is that the terms should nonetheless be built as</w:t>
+      </w:r>
+      <w:r>
+        <w:t xml:space="preserve"> </w:t>
+      </w:r>
+      <w:r>
+        <w:rPr>
+          <w:bCs/>
+          <w:b/>
+        </w:rPr>
+        <w:t xml:space="preserve">two separate chunk files</w:t>
+      </w:r>
+      <w:r>
+        <w:t xml:space="preserve"> </w:t>
+      </w:r>
+      <w:r>
+        <w:t xml:space="preserve">(the LDF’s chunk architecture is strictly one file per canonical term, and</w:t>
+      </w:r>
+      <w:r>
+        <w:t xml:space="preserve"> </w:t>
+      </w:r>
+      <w:r>
+        <w:rPr>
+          <w:iCs/>
           <w:i/>
-          <w:b/>
-        </w:rPr>
-        <w:t xml:space="preserve">First Apology</w:t>
-      </w:r>
-      <w:r>
-        <w:rPr>
-          <w:b/>
-        </w:rPr>
-        <w:t xml:space="preserve"> </w:t>
-      </w:r>
-      <w:r>
-        <w:rPr>
-          <w:b/>
-        </w:rPr>
-        <w:t xml:space="preserve">ch. 61 (baptismal rite) and Ignatius’s baptismal allusions directly from the primary texts</w:t>
-      </w:r>
-      <w:r>
-        <w:rPr>
-          <w:b/>
-        </w:rPr>
+        </w:rPr>
+        <w:t xml:space="preserve">episkopos</w:t>
+      </w:r>
+      <w:r>
+        <w:t xml:space="preserve"> </w:t>
+      </w:r>
+      <w:r>
+        <w:t xml:space="preserve">and</w:t>
+      </w:r>
+      <w:r>
+        <w:t xml:space="preserve"> </w:t>
+      </w:r>
+      <w:r>
+        <w:rPr>
+          <w:iCs/>
+          <w:i/>
+        </w:rPr>
+        <w:t xml:space="preserve">presbyteros</w:t>
+      </w:r>
+      <w:r>
+        <w:t xml:space="preserve"> </w:t>
+      </w:r>
+      <w:r>
+        <w:t xml:space="preserve">remain two distinct Greek words with two distinct — if entangled — semantic ranges)</w:t>
+      </w:r>
+      <w:r>
+        <w:t xml:space="preserve"> </w:t>
+      </w:r>
+      <w:r>
+        <w:rPr>
+          <w:bCs/>
+          <w:b/>
+        </w:rPr>
+        <w:t xml:space="preserve">but with each entry’s World Meaning and Ecological Function sections built to make their shared dependency explicit rather than treating them as independently intelligible.</w:t>
+      </w:r>
+      <w:r>
+        <w:t xml:space="preserve"> </w:t>
+      </w:r>
+      <w:r>
+        <w:t xml:space="preserve">Concretely:</w:t>
+      </w:r>
+      <w:r>
+        <w:t xml:space="preserve"> </w:t>
+      </w:r>
+      <w:r>
+        <w:rPr>
+          <w:iCs/>
+          <w:i/>
+        </w:rPr>
+        <w:t xml:space="preserve">episkopos</w:t>
+      </w:r>
+      <w:r>
+        <w:t xml:space="preserve">’s entry carries the fuller Strand A/B institutional argument;</w:t>
+      </w:r>
+      <w:r>
+        <w:t xml:space="preserve"> </w:t>
+      </w:r>
+      <w:r>
+        <w:rPr>
+          <w:iCs/>
+          <w:i/>
+        </w:rPr>
+        <w:t xml:space="preserve">presbyteros</w:t>
+      </w:r>
+      <w:r>
+        <w:t xml:space="preserve">’s entry cross-references it rather than re-arguing it, and instead develops what is distinctive to</w:t>
+      </w:r>
+      <w:r>
+        <w:t xml:space="preserve"> </w:t>
+      </w:r>
+      <w:r>
+        <w:rPr>
+          <w:iCs/>
+          <w:i/>
+        </w:rPr>
+        <w:t xml:space="preserve">presbyteros</w:t>
+      </w:r>
+      <w:r>
+        <w:t xml:space="preserve"> </w:t>
+      </w:r>
+      <w:r>
+        <w:t xml:space="preserve">specifically — its Strand B interchangeability with</w:t>
+      </w:r>
+      <w:r>
+        <w:t xml:space="preserve"> </w:t>
+      </w:r>
+      <w:r>
+        <w:rPr>
+          <w:iCs/>
+          <w:i/>
+        </w:rPr>
+        <w:t xml:space="preserve">episkopos</w:t>
+      </w:r>
+      <w:r>
+        <w:t xml:space="preserve">, and Polycarp’s own self-designation as</w:t>
+      </w:r>
+      <w:r>
+        <w:t xml:space="preserve"> </w:t>
+      </w:r>
+      <w:r>
+        <w:t xml:space="preserve">“</w:t>
+      </w:r>
+      <w:r>
+        <w:t xml:space="preserve">one of the presbyters</w:t>
+      </w:r>
+      <w:r>
         <w:t xml:space="preserve">”</w:t>
       </w:r>
       <w:r>
-        <w:rPr>
-          <w:b/>
-        </w:rPr>
-        <w:t xml:space="preserve"> </w:t>
-      </w:r>
-      <w:r>
-        <w:rPr>
-          <w:b/>
-        </w:rPr>
-        <w:t xml:space="preserve">— was never carried out anywhere in the pipeline for six documents’ worth of build history, then closed at Step 9’s Validation &amp; Testing pass (2026-07-08).</w:t>
-      </w:r>
-      <w:r>
-        <w:t xml:space="preserve"> </w:t>
-      </w:r>
-      <w:r>
-        <w:t xml:space="preserve">A dedicated primary-text extraction pass located and quoted Justin’s</w:t>
-      </w:r>
-      <w:r>
-        <w:t xml:space="preserve"> </w:t>
-      </w:r>
-      <w:r>
-        <w:rPr>
+        <w:t xml:space="preserve"> </w:t>
+      </w:r>
+      <w:r>
+        <w:t xml:space="preserve">even while being addressed elsewhere as a bishop (Doc_03 2.2, Doc_01’s own reading of this as counter-evidence against a fully-secured monarchical program). Both entries are Tier 1. Both list the other under Related Terms. This resolves Open Item 1 as this document’s own editorial decision, consistent with (but not dictated by) Doc_04’s classification and with the LDF’s one-file-per-canonical-term architecture.</w:t>
+      </w:r>
+    </w:p>
+    <w:p>
+      <w:pPr>
+        <w:pStyle w:val="BodyText"/>
+      </w:pPr>
+      <w:r>
+        <w:rPr>
+          <w:bCs/>
+          <w:b/>
+        </w:rPr>
+        <w:t xml:space="preserve">Open Item 2 — is eucharistia (2.6) Tier 1 or Tier 2?</w:t>
+      </w:r>
+      <w:r>
+        <w:t xml:space="preserve"> </w:t>
+      </w:r>
+      <w:r>
+        <w:t xml:space="preserve">Doc_03 flagged this explicitly as a borderline case for Doc_04/Doc_05 to settle. It is now settled by both: Doc_04 classified</w:t>
+      </w:r>
+      <w:r>
+        <w:t xml:space="preserve"> </w:t>
+      </w:r>
+      <w:r>
+        <w:rPr>
+          <w:bCs/>
+          <w:b/>
+        </w:rPr>
+        <w:t xml:space="preserve">G07 (Liturgical Practice) as Primary.</w:t>
+      </w:r>
+      <w:r>
+        <w:t xml:space="preserve"> </w:t>
+      </w:r>
+      <w:r>
+        <w:t xml:space="preserve">Doc_04 names</w:t>
+      </w:r>
+      <w:r>
+        <w:t xml:space="preserve"> </w:t>
+      </w:r>
+      <w:r>
+        <w:rPr>
+          <w:bCs/>
+          <w:b/>
+        </w:rPr>
+        <w:t xml:space="preserve">two</w:t>
+      </w:r>
+      <w:r>
+        <w:t xml:space="preserve"> </w:t>
+      </w:r>
+      <w:r>
+        <w:t xml:space="preserve">Primary gravities, G02 and G07, presented as equals, and explicitly reserves the</w:t>
+      </w:r>
+      <w:r>
+        <w:t xml:space="preserve"> </w:t>
+      </w:r>
+      <w:r>
+        <w:t xml:space="preserve">“</w:t>
+      </w:r>
+      <w:r>
+        <w:t xml:space="preserve">strongest confidence footing of any candidate here</w:t>
+      </w:r>
+      <w:r>
+        <w:t xml:space="preserve">”</w:t>
+      </w:r>
+      <w:r>
+        <w:t xml:space="preserve"> </w:t>
+      </w:r>
+      <w:r>
+        <w:t xml:space="preserve">description for</w:t>
+      </w:r>
+      <w:r>
+        <w:t xml:space="preserve"> </w:t>
+      </w:r>
+      <w:r>
+        <w:rPr>
+          <w:bCs/>
+          <w:b/>
+        </w:rPr>
+        <w:t xml:space="preserve">G02</w:t>
+      </w:r>
+      <w:r>
+        <w:t xml:space="preserve">, not G07. G07’s own stated confidence level is</w:t>
+      </w:r>
+      <w:r>
+        <w:t xml:space="preserve"> </w:t>
+      </w:r>
+      <w:r>
+        <w:rPr>
+          <w:bCs/>
+          <w:b/>
+        </w:rPr>
+        <w:t xml:space="preserve">Widely Accepted</w:t>
+      </w:r>
+      <w:r>
+        <w:t xml:space="preserve"> </w:t>
+      </w:r>
+      <w:r>
+        <w:t xml:space="preserve">that the underlying practices/texts exist and differ from one another (Contested only on whether any one is representative or network-wide) — not Documented. This does not change eucharistia’s actual tier: G07 being genuinely Primary independently clears Tier 1’s bar on its own, without needing to be the strongest Primary gravity or rest on Documented confidence. Doc_05 also stated directly that worship</w:t>
+      </w:r>
+      <w:r>
+        <w:t xml:space="preserve"> </w:t>
+      </w:r>
+      <w:r>
+        <w:t xml:space="preserve">“</w:t>
+      </w:r>
+      <w:r>
+        <w:t xml:space="preserve">did the heaviest lifting of any single practice in this world.</w:t>
+      </w:r>
+      <w:r>
+        <w:t xml:space="preserve">”</w:t>
+      </w:r>
+      <w:r>
+        <w:t xml:space="preserve"> </w:t>
+      </w:r>
+      <w:r>
+        <w:t xml:space="preserve">A term anchoring one of this world’s two cross-strand Primary gravities, treated by the world’s own ecological reconstruction as its single most formative recurring practice, meets Tier 1’s own bar (</w:t>
+      </w:r>
+      <w:r>
+        <w:t xml:space="preserve">“</w:t>
+      </w:r>
+      <w:r>
+        <w:t xml:space="preserve">terms that organize substantial portions of the ecology, typically corresponding to Primary or Supporting Historical Gravities</w:t>
+      </w:r>
+      <w:r>
+        <w:t xml:space="preserve">”</w:t>
+      </w:r>
+      <w:r>
+        <w:t xml:space="preserve">) on these grounds.</w:t>
+      </w:r>
+      <w:r>
+        <w:t xml:space="preserve"> </w:t>
+      </w:r>
+      <w:r>
+        <w:rPr>
+          <w:bCs/>
+          <w:b/>
+        </w:rPr>
+        <w:t xml:space="preserve">Eucharistia is Tier 1.</w:t>
+      </w:r>
+    </w:p>
+    <w:p>
+      <w:pPr>
+        <w:pStyle w:val="BodyText"/>
+      </w:pPr>
+      <w:r>
+        <w:rPr>
+          <w:bCs/>
+          <w:b/>
+        </w:rPr>
+        <w:t xml:space="preserve">Open Item 3 — the</w:t>
+      </w:r>
+      <w:r>
+        <w:rPr>
+          <w:bCs/>
+          <w:b/>
+        </w:rPr>
+        <w:t xml:space="preserve"> </w:t>
+      </w:r>
+      <w:r>
+        <w:rPr>
+          <w:bCs/>
+          <w:b/>
+        </w:rPr>
+        <w:t xml:space="preserve">“</w:t>
+      </w:r>
+      <w:r>
+        <w:rPr>
+          <w:bCs/>
+          <w:b/>
+        </w:rPr>
+        <w:t xml:space="preserve">house church</w:t>
+      </w:r>
+      <w:r>
+        <w:rPr>
+          <w:bCs/>
+          <w:b/>
+        </w:rPr>
+        <w:t xml:space="preserve">”</w:t>
+      </w:r>
+      <w:r>
+        <w:rPr>
+          <w:bCs/>
+          <w:b/>
+        </w:rPr>
+        <w:t xml:space="preserve">/</w:t>
+      </w:r>
+      <w:r>
+        <w:rPr>
+          <w:iCs/>
           <w:i/>
-        </w:rPr>
-        <w:t xml:space="preserve">First Apology</w:t>
-      </w:r>
-      <w:r>
-        <w:t xml:space="preserve"> </w:t>
-      </w:r>
-      <w:r>
-        <w:t xml:space="preserve">61 and 65–66 in full (a genuine, independent, comparably detailed second procedural account, Strand B/Rome) and searched all seven authentic Ignatian letters for baptismal content (yielding one substantive datum,</w:t>
-      </w:r>
-      <w:r>
-        <w:t xml:space="preserve"> </w:t>
-      </w:r>
-      <w:r>
-        <w:rPr>
+          <w:bCs/>
+          <w:b/>
+        </w:rPr>
+        <w:t xml:space="preserve">oikos</w:t>
+      </w:r>
+      <w:r>
+        <w:rPr>
+          <w:bCs/>
+          <w:b/>
+        </w:rPr>
+        <w:t xml:space="preserve"> </w:t>
+      </w:r>
+      <w:r>
+        <w:rPr>
+          <w:bCs/>
+          <w:b/>
+        </w:rPr>
+        <w:t xml:space="preserve">question.</w:t>
+      </w:r>
+      <w:r>
+        <w:t xml:space="preserve"> </w:t>
+      </w:r>
+      <w:r>
+        <w:t xml:space="preserve">Doc_05 performed the direct primary-text check Doc_03 deferred (Doc_05 Section 10, Open Item 2): Ignatius uses household-salutation language in two separate letters (</w:t>
+      </w:r>
+      <w:r>
+        <w:rPr>
+          <w:iCs/>
           <w:i/>
         </w:rPr>
         <w:t xml:space="preserve">Smyrnaeans</w:t>
@@ -388,22 +833,149 @@
         <w:t xml:space="preserve"> </w:t>
       </w:r>
       <w:r>
-        <w:t xml:space="preserve">8:2’s episcopal gatekeeping, Strand A/Antioch-Asia Minor, and correctly excluding several near-misses that were not actually about community baptismal practice). Doc_05 §4.2 (new), this term’s chunk file (pahclex011), and Doc_09’s Story 009 have all been updated accordingly. The improvement is real but modest, stated honestly rather than oversold: the general practice (water, triadic naming, pre-baptismal fasting, baptism-before-eucharist) is now independently corroborated in Strand B — Justin’s account matches the Didache’s basic shape without being identical in wording. Strand A (Ignatius) independently confirms only that baptism existed and required episcopal sanction, not the practice’s specific shape — his evidence is institutional, not procedural, and should not be read as corroborating water method, formula, or sequence. Full account in</w:t>
-      </w:r>
-      <w:r>
-        <w:t xml:space="preserve"> </w:t>
-      </w:r>
-      <w:r>
-        <w:rPr>
-          <w:rStyle w:val="VerbatimChar"/>
-        </w:rPr>
-        <w:t xml:space="preserve">pahc_Validation_Testing.md</w:t>
-      </w:r>
-      <w:r>
-        <w:t xml:space="preserve"> </w:t>
-      </w:r>
-      <w:r>
-        <w:t xml:space="preserve">(Worship Integration Testing) and Doc_05’s Document Log.</w:t>
+        <w:t xml:space="preserve">13:1–2; Letter to Polycarp 8) but never an explicit</w:t>
+      </w:r>
+      <w:r>
+        <w:t xml:space="preserve"> </w:t>
+      </w:r>
+      <w:r>
+        <w:t xml:space="preserve">“</w:t>
+      </w:r>
+      <w:r>
+        <w:t xml:space="preserve">the church that meets in this house</w:t>
+      </w:r>
+      <w:r>
+        <w:t xml:space="preserve">”</w:t>
+      </w:r>
+      <w:r>
+        <w:t xml:space="preserve"> </w:t>
+      </w:r>
+      <w:r>
+        <w:t xml:space="preserve">formula. Doc_05 recommended this be logged as a new Source Registry consideration before being treated as established, rather than entered as a lexicon term on its own.</w:t>
+      </w:r>
+      <w:r>
+        <w:t xml:space="preserve"> </w:t>
+      </w:r>
+      <w:r>
+        <w:rPr>
+          <w:bCs/>
+          <w:b/>
+        </w:rPr>
+        <w:t xml:space="preserve">This document does not add</w:t>
+      </w:r>
+      <w:r>
+        <w:rPr>
+          <w:bCs/>
+          <w:b/>
+        </w:rPr>
+        <w:t xml:space="preserve"> </w:t>
+      </w:r>
+      <w:r>
+        <w:rPr>
+          <w:bCs/>
+          <w:b/>
+        </w:rPr>
+        <w:t xml:space="preserve">“</w:t>
+      </w:r>
+      <w:r>
+        <w:rPr>
+          <w:bCs/>
+          <w:b/>
+        </w:rPr>
+        <w:t xml:space="preserve">house church</w:t>
+      </w:r>
+      <w:r>
+        <w:rPr>
+          <w:bCs/>
+          <w:b/>
+        </w:rPr>
+        <w:t xml:space="preserve">”</w:t>
+      </w:r>
+      <w:r>
+        <w:rPr>
+          <w:bCs/>
+          <w:b/>
+        </w:rPr>
+        <w:t xml:space="preserve"> </w:t>
+      </w:r>
+      <w:r>
+        <w:rPr>
+          <w:bCs/>
+          <w:b/>
+        </w:rPr>
+        <w:t xml:space="preserve">or</w:t>
+      </w:r>
+      <w:r>
+        <w:rPr>
+          <w:bCs/>
+          <w:b/>
+        </w:rPr>
+        <w:t xml:space="preserve"> </w:t>
+      </w:r>
+      <w:r>
+        <w:rPr>
+          <w:iCs/>
+          <w:i/>
+          <w:bCs/>
+          <w:b/>
+        </w:rPr>
+        <w:t xml:space="preserve">oikos</w:t>
+      </w:r>
+      <w:r>
+        <w:rPr>
+          <w:bCs/>
+          <w:b/>
+        </w:rPr>
+        <w:t xml:space="preserve"> </w:t>
+      </w:r>
+      <w:r>
+        <w:rPr>
+          <w:bCs/>
+          <w:b/>
+        </w:rPr>
+        <w:t xml:space="preserve">as a fourteenth candidate term</w:t>
+      </w:r>
+      <w:r>
+        <w:t xml:space="preserve"> </w:t>
+      </w:r>
+      <w:r>
+        <w:t xml:space="preserve">— the evidentiary base remains</w:t>
+      </w:r>
+      <w:r>
+        <w:t xml:space="preserve"> </w:t>
+      </w:r>
+      <w:r>
+        <w:t xml:space="preserve">“</w:t>
+      </w:r>
+      <w:r>
+        <w:t xml:space="preserve">household as recognizable social unit for salutation purposes,</w:t>
+      </w:r>
+      <w:r>
+        <w:t xml:space="preserve">”</w:t>
+      </w:r>
+      <w:r>
+        <w:t xml:space="preserve"> </w:t>
+      </w:r>
+      <w:r>
+        <w:t xml:space="preserve">not</w:t>
+      </w:r>
+      <w:r>
+        <w:t xml:space="preserve"> </w:t>
+      </w:r>
+      <w:r>
+        <w:t xml:space="preserve">“</w:t>
+      </w:r>
+      <w:r>
+        <w:t xml:space="preserve">a native term for a meeting-place,</w:t>
+      </w:r>
+      <w:r>
+        <w:t xml:space="preserve">”</w:t>
+      </w:r>
+      <w:r>
+        <w:t xml:space="preserve"> </w:t>
+      </w:r>
+      <w:r>
+        <w:t xml:space="preserve">and manufacturing a lexicon entry from the former to answer a question posed about the latter would overstate what Doc_05 actually found. This closes Open Item 3 without adding a new term; the Registry-escalation recommendation itself remains live and is not this document’s to resolve (Doc_02 Registry ownership, per Doc_05’s own disclosure).</w:t>
       </w:r>
     </w:p>
     <w:p>
@@ -412,15 +984,78 @@
       </w:pPr>
       <w:r>
         <w:rPr>
-          <w:b/>
-        </w:rPr>
-        <w:t xml:space="preserve">Open Item 1 — should episkopos (2.1) and presbyteros (2.2) be one combined Tier 1 entry or two separate ones?</w:t>
-      </w:r>
-      <w:r>
-        <w:t xml:space="preserve"> </w:t>
-      </w:r>
-      <w:r>
-        <w:t xml:space="preserve">Doc_03 left this for Doc_04 to decide</w:t>
+          <w:bCs/>
+          <w:b/>
+        </w:rPr>
+        <w:t xml:space="preserve">Open Item 4 — do the outside/etic terms (</w:t>
+      </w:r>
+      <w:r>
+        <w:rPr>
+          <w:iCs/>
+          <w:i/>
+          <w:bCs/>
+          <w:b/>
+        </w:rPr>
+        <w:t xml:space="preserve">ministrae</w:t>
+      </w:r>
+      <w:r>
+        <w:rPr>
+          <w:bCs/>
+          <w:b/>
+        </w:rPr>
+        <w:t xml:space="preserve">,</w:t>
+      </w:r>
+      <w:r>
+        <w:rPr>
+          <w:bCs/>
+          <w:b/>
+        </w:rPr>
+        <w:t xml:space="preserve"> </w:t>
+      </w:r>
+      <w:r>
+        <w:rPr>
+          <w:iCs/>
+          <w:i/>
+          <w:bCs/>
+          <w:b/>
+        </w:rPr>
+        <w:t xml:space="preserve">hetaeria</w:t>
+      </w:r>
+      <w:r>
+        <w:rPr>
+          <w:bCs/>
+          <w:b/>
+        </w:rPr>
+        <w:t xml:space="preserve">,</w:t>
+      </w:r>
+      <w:r>
+        <w:rPr>
+          <w:bCs/>
+          <w:b/>
+        </w:rPr>
+        <w:t xml:space="preserve"> </w:t>
+      </w:r>
+      <w:r>
+        <w:rPr>
+          <w:iCs/>
+          <w:i/>
+          <w:bCs/>
+          <w:b/>
+        </w:rPr>
+        <w:t xml:space="preserve">pertinacia</w:t>
+      </w:r>
+      <w:r>
+        <w:rPr>
+          <w:bCs/>
+          <w:b/>
+        </w:rPr>
+        <w:t xml:space="preserve">) and the single-community terms belong in this world’s own Interpretive Lexicon at all, or should the etic ones move entirely to Doc_08’s Forces Document?</w:t>
+      </w:r>
+      <w:r>
+        <w:t xml:space="preserve"> </w:t>
+      </w:r>
+      <w:r>
+        <w:t xml:space="preserve">Resolved here using the LDF’s own Three Sources Principle, which was not yet in scope when Doc_03 raised this: a term belongs in the lexicon if</w:t>
       </w:r>
       <w:r>
         <w:t xml:space="preserve"> </w:t>
@@ -429,7 +1064,7 @@
         <w:t xml:space="preserve">“</w:t>
       </w:r>
       <w:r>
-        <w:t xml:space="preserve">based on how the terms actually function in gravity testing.</w:t>
+        <w:t xml:space="preserve">a representative situated within that world might naturally use it in conversation, and a modern reader would benefit from understanding how the term functions within that world’s ecology</w:t>
       </w:r>
       <w:r>
         <w:t xml:space="preserve">”</w:t>
@@ -438,847 +1073,188 @@
         <w:t xml:space="preserve"> </w:t>
       </w:r>
       <w:r>
-        <w:t xml:space="preserve">Doc_04 generated and tested this question as a single gravity from the outset —</w:t>
-      </w:r>
-      <w:r>
-        <w:t xml:space="preserve"> </w:t>
-      </w:r>
-      <w:r>
-        <w:rPr>
-          <w:b/>
-        </w:rPr>
-        <w:t xml:space="preserve">G01 Authority Consolidation (</w:t>
-      </w:r>
-      <w:r>
-        <w:rPr>
-          <w:b/>
-        </w:rPr>
+        <w:t xml:space="preserve">— and explicitly includes, as one of three equally legitimate sources,</w:t>
+      </w:r>
+      <w:r>
+        <w:t xml:space="preserve"> </w:t>
+      </w:r>
+      <w:r>
         <w:t xml:space="preserve">“</w:t>
       </w:r>
       <w:r>
-        <w:rPr>
-          <w:b/>
-        </w:rPr>
-        <w:t xml:space="preserve">the episkopos/presbyteros/diakonos question</w:t>
-      </w:r>
-      <w:r>
-        <w:rPr>
-          <w:b/>
-        </w:rPr>
+        <w:t xml:space="preserve">ordinary human words whose meaning shifts significantly when heard through the world’s own ecology.</w:t>
+      </w:r>
+      <w:r>
         <w:t xml:space="preserve">”</w:t>
       </w:r>
       <w:r>
-        <w:rPr>
-          <w:b/>
-        </w:rPr>
-        <w:t xml:space="preserve">)</w:t>
-      </w:r>
-      <w:r>
-        <w:t xml:space="preserve"> </w:t>
-      </w:r>
-      <w:r>
-        <w:t xml:space="preserve">— rather than as separate candidates for each term; Doc_04’s own text does not itself argue for or against splitting the terms into separate lexicon entries, so no finding is cited from it here beyond the classification itself. This document’s own judgment, made fresh at this step, is that the terms should nonetheless be built as</w:t>
-      </w:r>
-      <w:r>
-        <w:t xml:space="preserve"> </w:t>
-      </w:r>
-      <w:r>
-        <w:rPr>
-          <w:b/>
-        </w:rPr>
-        <w:t xml:space="preserve">two separate chunk files</w:t>
-      </w:r>
-      <w:r>
-        <w:t xml:space="preserve"> </w:t>
-      </w:r>
-      <w:r>
-        <w:t xml:space="preserve">(the LDF’s chunk architecture is strictly one file per canonical term, and</w:t>
-      </w:r>
-      <w:r>
-        <w:t xml:space="preserve"> </w:t>
-      </w:r>
-      <w:r>
-        <w:rPr>
+        <w:t xml:space="preserve"> </w:t>
+      </w:r>
+      <w:r>
+        <w:rPr>
+          <w:iCs/>
           <w:i/>
         </w:rPr>
-        <w:t xml:space="preserve">episkopos</w:t>
-      </w:r>
-      <w:r>
-        <w:t xml:space="preserve"> </w:t>
-      </w:r>
-      <w:r>
-        <w:t xml:space="preserve">and</w:t>
-      </w:r>
-      <w:r>
-        <w:t xml:space="preserve"> </w:t>
-      </w:r>
-      <w:r>
-        <w:rPr>
+        <w:t xml:space="preserve">Ministrae</w:t>
+      </w:r>
+      <w:r>
+        <w:t xml:space="preserve">,</w:t>
+      </w:r>
+      <w:r>
+        <w:t xml:space="preserve"> </w:t>
+      </w:r>
+      <w:r>
+        <w:rPr>
+          <w:iCs/>
           <w:i/>
         </w:rPr>
-        <w:t xml:space="preserve">presbyteros</w:t>
-      </w:r>
-      <w:r>
-        <w:t xml:space="preserve"> </w:t>
-      </w:r>
-      <w:r>
-        <w:t xml:space="preserve">remain two distinct Greek words with two distinct — if entangled — semantic ranges)</w:t>
-      </w:r>
-      <w:r>
-        <w:t xml:space="preserve"> </w:t>
-      </w:r>
-      <w:r>
-        <w:rPr>
-          <w:b/>
-        </w:rPr>
-        <w:t xml:space="preserve">but with each entry’s World Meaning and Ecological Function sections built to make their shared dependency explicit rather than treating them as independently intelligible.</w:t>
-      </w:r>
-      <w:r>
-        <w:t xml:space="preserve"> </w:t>
-      </w:r>
-      <w:r>
-        <w:t xml:space="preserve">Concretely:</w:t>
-      </w:r>
-      <w:r>
-        <w:t xml:space="preserve"> </w:t>
-      </w:r>
-      <w:r>
-        <w:rPr>
+        <w:t xml:space="preserve">hetaeria</w:t>
+      </w:r>
+      <w:r>
+        <w:t xml:space="preserve">, and</w:t>
+      </w:r>
+      <w:r>
+        <w:t xml:space="preserve"> </w:t>
+      </w:r>
+      <w:r>
+        <w:rPr>
+          <w:iCs/>
           <w:i/>
         </w:rPr>
-        <w:t xml:space="preserve">episkopos</w:t>
-      </w:r>
-      <w:r>
-        <w:t xml:space="preserve">’s entry carries the fuller Strand A/B institutional argument;</w:t>
-      </w:r>
-      <w:r>
-        <w:t xml:space="preserve"> </w:t>
-      </w:r>
-      <w:r>
-        <w:rPr>
+        <w:t xml:space="preserve">pertinacia</w:t>
+      </w:r>
+      <w:r>
+        <w:t xml:space="preserve"> </w:t>
+      </w:r>
+      <w:r>
+        <w:t xml:space="preserve">are exactly this: not this world’s own self-description, but words a participant is likely to ask about (</w:t>
+      </w:r>
+      <w:r>
+        <w:t xml:space="preserve">“</w:t>
+      </w:r>
+      <w:r>
+        <w:t xml:space="preserve">were Christians tried as an illegal club?</w:t>
+      </w:r>
+      <w:r>
+        <w:t xml:space="preserve">”</w:t>
+      </w:r>
+      <w:r>
+        <w:t xml:space="preserve">), where the gap between modern and world hearing is real and specific.</w:t>
+      </w:r>
+      <w:r>
+        <w:t xml:space="preserve"> </w:t>
+      </w:r>
+      <w:r>
+        <w:rPr>
+          <w:bCs/>
+          <w:b/>
+        </w:rPr>
+        <w:t xml:space="preserve">All three remain in the lexicon, tiered per Doc_03’s own proposal (Tier 2 for</w:t>
+      </w:r>
+      <w:r>
+        <w:rPr>
+          <w:bCs/>
+          <w:b/>
+        </w:rPr>
+        <w:t xml:space="preserve"> </w:t>
+      </w:r>
+      <w:r>
+        <w:rPr>
+          <w:iCs/>
           <w:i/>
-        </w:rPr>
-        <w:t xml:space="preserve">presbyteros</w:t>
-      </w:r>
-      <w:r>
-        <w:t xml:space="preserve">’s entry cross-references it rather than re-arguing it, and instead develops what is distinctive to</w:t>
-      </w:r>
-      <w:r>
-        <w:t xml:space="preserve"> </w:t>
-      </w:r>
-      <w:r>
-        <w:rPr>
+          <w:bCs/>
+          <w:b/>
+        </w:rPr>
+        <w:t xml:space="preserve">ministrae</w:t>
+      </w:r>
+      <w:r>
+        <w:rPr>
+          <w:bCs/>
+          <w:b/>
+        </w:rPr>
+        <w:t xml:space="preserve">, Tier 3 for</w:t>
+      </w:r>
+      <w:r>
+        <w:rPr>
+          <w:bCs/>
+          <w:b/>
+        </w:rPr>
+        <w:t xml:space="preserve"> </w:t>
+      </w:r>
+      <w:r>
+        <w:rPr>
+          <w:iCs/>
           <w:i/>
-        </w:rPr>
-        <w:t xml:space="preserve">presbyteros</w:t>
-      </w:r>
-      <w:r>
-        <w:t xml:space="preserve"> </w:t>
-      </w:r>
-      <w:r>
-        <w:t xml:space="preserve">specifically — its Strand B interchangeability with</w:t>
-      </w:r>
-      <w:r>
-        <w:t xml:space="preserve"> </w:t>
-      </w:r>
-      <w:r>
-        <w:rPr>
+          <w:bCs/>
+          <w:b/>
+        </w:rPr>
+        <w:t xml:space="preserve">hetaeria</w:t>
+      </w:r>
+      <w:r>
+        <w:rPr>
+          <w:bCs/>
+          <w:b/>
+        </w:rPr>
+        <w:t xml:space="preserve">/</w:t>
+      </w:r>
+      <w:r>
+        <w:rPr>
+          <w:iCs/>
           <w:i/>
-        </w:rPr>
-        <w:t xml:space="preserve">episkopos</w:t>
-      </w:r>
-      <w:r>
-        <w:t xml:space="preserve">, and Polycarp’s own self-designation as</w:t>
-      </w:r>
-      <w:r>
-        <w:t xml:space="preserve"> </w:t>
-      </w:r>
-      <w:r>
-        <w:t xml:space="preserve">“</w:t>
-      </w:r>
-      <w:r>
-        <w:t xml:space="preserve">one of the presbyters</w:t>
-      </w:r>
-      <w:r>
-        <w:t xml:space="preserve">”</w:t>
-      </w:r>
-      <w:r>
-        <w:t xml:space="preserve"> </w:t>
-      </w:r>
-      <w:r>
-        <w:t xml:space="preserve">even while being addressed elsewhere as a bishop (Doc_03 2.2, Doc_01’s own reading of this as counter-evidence against a fully-secured monarchical program). Both entries are Tier 1. Both list the other under Related Terms. This resolves Open Item 1 as this document’s own editorial decision, consistent with (but not dictated by) Doc_04’s classification and with the LDF’s one-file-per-canonical-term architecture.</w:t>
-      </w:r>
-    </w:p>
-    <w:p>
-      <w:pPr>
-        <w:pStyle w:val="BodyText"/>
-      </w:pPr>
-      <w:r>
-        <w:rPr>
-          <w:b/>
-        </w:rPr>
-        <w:t xml:space="preserve">Open Item 2 — is eucharistia (2.6) Tier 1 or Tier 2?</w:t>
-      </w:r>
-      <w:r>
-        <w:t xml:space="preserve"> </w:t>
-      </w:r>
-      <w:r>
-        <w:t xml:space="preserve">Doc_03 flagged this explicitly as a borderline case for Doc_04/Doc_05 to settle. It is now settled by both: Doc_04 classified</w:t>
-      </w:r>
-      <w:r>
-        <w:t xml:space="preserve"> </w:t>
-      </w:r>
-      <w:r>
-        <w:rPr>
-          <w:b/>
-        </w:rPr>
-        <w:t xml:space="preserve">G07 (Liturgical Practice) as Primary</w:t>
-      </w:r>
-      <w:r>
-        <w:t xml:space="preserve"> </w:t>
-      </w:r>
-      <w:r>
-        <w:t xml:space="preserve">—</w:t>
-      </w:r>
-      <w:r>
-        <w:t xml:space="preserve"> </w:t>
-      </w:r>
-      <w:r>
-        <w:rPr>
-          <w:b/>
-        </w:rPr>
-        <w:t xml:space="preserve">corrected this revision:</w:t>
-      </w:r>
-      <w:r>
-        <w:t xml:space="preserve"> </w:t>
-      </w:r>
-      <w:r>
-        <w:t xml:space="preserve">an earlier draft of this section called G07</w:t>
-      </w:r>
-      <w:r>
-        <w:t xml:space="preserve"> </w:t>
-      </w:r>
-      <w:r>
-        <w:t xml:space="preserve">“</w:t>
-      </w:r>
-      <w:r>
-        <w:t xml:space="preserve">the strongest cross-strand gravity this world’s evidence supports</w:t>
-      </w:r>
-      <w:r>
-        <w:t xml:space="preserve">”</w:t>
-      </w:r>
-      <w:r>
-        <w:t xml:space="preserve"> </w:t>
-      </w:r>
-      <w:r>
-        <w:t xml:space="preserve">and said it rested on</w:t>
-      </w:r>
-      <w:r>
-        <w:t xml:space="preserve"> </w:t>
-      </w:r>
-      <w:r>
-        <w:t xml:space="preserve">“</w:t>
-      </w:r>
-      <w:r>
-        <w:t xml:space="preserve">Documented confidence.</w:t>
-      </w:r>
-      <w:r>
-        <w:t xml:space="preserve">”</w:t>
-      </w:r>
-      <w:r>
-        <w:t xml:space="preserve"> </w:t>
-      </w:r>
-      <w:r>
-        <w:t xml:space="preserve">Neither is accurate against Doc_04’s actual text. Doc_04 names</w:t>
-      </w:r>
-      <w:r>
-        <w:t xml:space="preserve"> </w:t>
-      </w:r>
-      <w:r>
-        <w:rPr>
-          <w:b/>
-        </w:rPr>
-        <w:t xml:space="preserve">two</w:t>
-      </w:r>
-      <w:r>
-        <w:t xml:space="preserve"> </w:t>
-      </w:r>
-      <w:r>
-        <w:t xml:space="preserve">Primary gravities, G02 and G07, presented as equals, and explicitly reserves the</w:t>
-      </w:r>
-      <w:r>
-        <w:t xml:space="preserve"> </w:t>
-      </w:r>
-      <w:r>
-        <w:t xml:space="preserve">“</w:t>
-      </w:r>
-      <w:r>
-        <w:t xml:space="preserve">strongest confidence footing of any candidate here</w:t>
-      </w:r>
-      <w:r>
-        <w:t xml:space="preserve">”</w:t>
-      </w:r>
-      <w:r>
-        <w:t xml:space="preserve"> </w:t>
-      </w:r>
-      <w:r>
-        <w:t xml:space="preserve">description for</w:t>
-      </w:r>
-      <w:r>
-        <w:t xml:space="preserve"> </w:t>
-      </w:r>
-      <w:r>
-        <w:rPr>
-          <w:b/>
-        </w:rPr>
-        <w:t xml:space="preserve">G02</w:t>
-      </w:r>
-      <w:r>
-        <w:t xml:space="preserve">, not G07. G07’s own stated confidence level is</w:t>
-      </w:r>
-      <w:r>
-        <w:t xml:space="preserve"> </w:t>
-      </w:r>
-      <w:r>
-        <w:rPr>
-          <w:b/>
-        </w:rPr>
-        <w:t xml:space="preserve">Widely Accepted</w:t>
-      </w:r>
-      <w:r>
-        <w:t xml:space="preserve"> </w:t>
-      </w:r>
-      <w:r>
-        <w:t xml:space="preserve">that the underlying practices/texts exist and differ from one another (Contested only on whether any one is representative or network-wide) — not Documented. This misattribution did not change eucharistia’s actual tier: G07 being genuinely Primary independently clears Tier 1’s bar on its own, without needing to be the strongest Primary gravity or rest on Documented confidence. Doc_05 also stated directly that worship</w:t>
-      </w:r>
-      <w:r>
-        <w:t xml:space="preserve"> </w:t>
-      </w:r>
-      <w:r>
-        <w:t xml:space="preserve">“</w:t>
-      </w:r>
-      <w:r>
-        <w:t xml:space="preserve">did the heaviest lifting of any single practice in this world.</w:t>
-      </w:r>
-      <w:r>
-        <w:t xml:space="preserve">”</w:t>
-      </w:r>
-      <w:r>
-        <w:t xml:space="preserve"> </w:t>
-      </w:r>
-      <w:r>
-        <w:t xml:space="preserve">A term anchoring one of this world’s two cross-strand Primary gravities, treated by the world’s own ecological reconstruction as its single most formative recurring practice, meets Tier 1’s own bar (</w:t>
-      </w:r>
-      <w:r>
-        <w:t xml:space="preserve">“</w:t>
-      </w:r>
-      <w:r>
-        <w:t xml:space="preserve">terms that organize substantial portions of the ecology, typically corresponding to Primary or Supporting Historical Gravities</w:t>
-      </w:r>
-      <w:r>
-        <w:t xml:space="preserve">”</w:t>
-      </w:r>
-      <w:r>
-        <w:t xml:space="preserve">) on these corrected, accurate grounds.</w:t>
-      </w:r>
-      <w:r>
-        <w:t xml:space="preserve"> </w:t>
-      </w:r>
-      <w:r>
-        <w:rPr>
-          <w:b/>
-        </w:rPr>
-        <w:t xml:space="preserve">Eucharistia is Tier 1.</w:t>
-      </w:r>
-    </w:p>
-    <w:p>
-      <w:pPr>
-        <w:pStyle w:val="BodyText"/>
-      </w:pPr>
-      <w:r>
-        <w:rPr>
-          <w:b/>
-        </w:rPr>
-        <w:t xml:space="preserve">Open Item 3 — the</w:t>
-      </w:r>
-      <w:r>
-        <w:rPr>
-          <w:b/>
-        </w:rPr>
-        <w:t xml:space="preserve"> </w:t>
-      </w:r>
-      <w:r>
-        <w:rPr>
-          <w:b/>
-        </w:rPr>
-        <w:t xml:space="preserve">“</w:t>
-      </w:r>
-      <w:r>
-        <w:rPr>
-          <w:b/>
-        </w:rPr>
-        <w:t xml:space="preserve">house church</w:t>
-      </w:r>
-      <w:r>
-        <w:rPr>
-          <w:b/>
-        </w:rPr>
-        <w:t xml:space="preserve">”</w:t>
-      </w:r>
-      <w:r>
-        <w:rPr>
-          <w:b/>
-        </w:rPr>
-        <w:t xml:space="preserve">/</w:t>
-      </w:r>
-      <w:r>
-        <w:rPr>
+          <w:bCs/>
+          <w:b/>
+        </w:rPr>
+        <w:t xml:space="preserve">pertinacia</w:t>
+      </w:r>
+      <w:r>
+        <w:rPr>
+          <w:bCs/>
+          <w:b/>
+        </w:rPr>
+        <w:t xml:space="preserve">), with each entry’s Ecological Function section stating its direct relevance to Doc_08’s Forces Document explicitly</w:t>
+      </w:r>
+      <w:r>
+        <w:t xml:space="preserve"> </w:t>
+      </w:r>
+      <w:r>
+        <w:t xml:space="preserve">rather than choosing between the lexicon and the Forces Document — this project’s own practice elsewhere (Doc_05’s own Forces Integration Summary cross-referencing gravities into ecology lenses) treats a term’s relevance to more than one downstream document as normal, not as grounds for exclusion from either. Part VII’s actual subject is how the</w:t>
+      </w:r>
+      <w:r>
+        <w:t xml:space="preserve"> </w:t>
+      </w:r>
+      <w:r>
+        <w:rPr>
+          <w:iCs/>
           <w:i/>
-          <w:b/>
-        </w:rPr>
-        <w:t xml:space="preserve">oikos</w:t>
-      </w:r>
-      <w:r>
-        <w:rPr>
-          <w:b/>
-        </w:rPr>
-        <w:t xml:space="preserve"> </w:t>
-      </w:r>
-      <w:r>
-        <w:rPr>
-          <w:b/>
-        </w:rPr>
-        <w:t xml:space="preserve">question.</w:t>
-      </w:r>
-      <w:r>
-        <w:t xml:space="preserve"> </w:t>
-      </w:r>
-      <w:r>
-        <w:t xml:space="preserve">Doc_05 performed the direct primary-text check Doc_03 deferred (Doc_05 Section 10, Open Item 2): Ignatius uses household-salutation language in two separate letters (</w:t>
-      </w:r>
-      <w:r>
-        <w:rPr>
+        </w:rPr>
+        <w:t xml:space="preserve">same term</w:t>
+      </w:r>
+      <w:r>
+        <w:t xml:space="preserve"> </w:t>
+      </w:r>
+      <w:r>
+        <w:t xml:space="preserve">should be treated when it recurs</w:t>
+      </w:r>
+      <w:r>
+        <w:t xml:space="preserve"> </w:t>
+      </w:r>
+      <w:r>
+        <w:rPr>
+          <w:iCs/>
           <w:i/>
         </w:rPr>
-        <w:t xml:space="preserve">Smyrnaeans</w:t>
-      </w:r>
-      <w:r>
-        <w:t xml:space="preserve"> </w:t>
-      </w:r>
-      <w:r>
-        <w:t xml:space="preserve">13:1–2; Letter to Polycarp 8) but never an explicit</w:t>
-      </w:r>
-      <w:r>
-        <w:t xml:space="preserve"> </w:t>
-      </w:r>
-      <w:r>
-        <w:t xml:space="preserve">“</w:t>
-      </w:r>
-      <w:r>
-        <w:t xml:space="preserve">the church that meets in this house</w:t>
-      </w:r>
-      <w:r>
-        <w:t xml:space="preserve">”</w:t>
-      </w:r>
-      <w:r>
-        <w:t xml:space="preserve"> </w:t>
-      </w:r>
-      <w:r>
-        <w:t xml:space="preserve">formula. Doc_05 recommended this be logged as a new Source Registry consideration before being treated as established, rather than entered as a lexicon term on its own.</w:t>
-      </w:r>
-      <w:r>
-        <w:t xml:space="preserve"> </w:t>
-      </w:r>
-      <w:r>
-        <w:rPr>
-          <w:b/>
-        </w:rPr>
-        <w:t xml:space="preserve">This document does not add</w:t>
-      </w:r>
-      <w:r>
-        <w:rPr>
-          <w:b/>
-        </w:rPr>
-        <w:t xml:space="preserve"> </w:t>
-      </w:r>
-      <w:r>
-        <w:rPr>
-          <w:b/>
-        </w:rPr>
-        <w:t xml:space="preserve">“</w:t>
-      </w:r>
-      <w:r>
-        <w:rPr>
-          <w:b/>
-        </w:rPr>
-        <w:t xml:space="preserve">house church</w:t>
-      </w:r>
-      <w:r>
-        <w:rPr>
-          <w:b/>
-        </w:rPr>
-        <w:t xml:space="preserve">”</w:t>
-      </w:r>
-      <w:r>
-        <w:rPr>
-          <w:b/>
-        </w:rPr>
-        <w:t xml:space="preserve"> </w:t>
-      </w:r>
-      <w:r>
-        <w:rPr>
-          <w:b/>
-        </w:rPr>
-        <w:t xml:space="preserve">or</w:t>
-      </w:r>
-      <w:r>
-        <w:rPr>
-          <w:b/>
-        </w:rPr>
-        <w:t xml:space="preserve"> </w:t>
-      </w:r>
-      <w:r>
-        <w:rPr>
+        <w:t xml:space="preserve">across different formation worlds</w:t>
+      </w:r>
+      <w:r>
+        <w:t xml:space="preserve">, not a single term’s relevance to multiple downstream documents</w:t>
+      </w:r>
+      <w:r>
+        <w:t xml:space="preserve"> </w:t>
+      </w:r>
+      <w:r>
+        <w:rPr>
+          <w:iCs/>
           <w:i/>
-          <w:b/>
-        </w:rPr>
-        <w:t xml:space="preserve">oikos</w:t>
-      </w:r>
-      <w:r>
-        <w:rPr>
-          <w:b/>
-        </w:rPr>
-        <w:t xml:space="preserve"> </w:t>
-      </w:r>
-      <w:r>
-        <w:rPr>
-          <w:b/>
-        </w:rPr>
-        <w:t xml:space="preserve">as a fourteenth candidate term</w:t>
-      </w:r>
-      <w:r>
-        <w:t xml:space="preserve"> </w:t>
-      </w:r>
-      <w:r>
-        <w:t xml:space="preserve">— the evidentiary base remains</w:t>
-      </w:r>
-      <w:r>
-        <w:t xml:space="preserve"> </w:t>
-      </w:r>
-      <w:r>
-        <w:t xml:space="preserve">“</w:t>
-      </w:r>
-      <w:r>
-        <w:t xml:space="preserve">household as recognizable social unit for salutation purposes,</w:t>
-      </w:r>
-      <w:r>
-        <w:t xml:space="preserve">”</w:t>
-      </w:r>
-      <w:r>
-        <w:t xml:space="preserve"> </w:t>
-      </w:r>
-      <w:r>
-        <w:t xml:space="preserve">not</w:t>
-      </w:r>
-      <w:r>
-        <w:t xml:space="preserve"> </w:t>
-      </w:r>
-      <w:r>
-        <w:t xml:space="preserve">“</w:t>
-      </w:r>
-      <w:r>
-        <w:t xml:space="preserve">a native term for a meeting-place,</w:t>
-      </w:r>
-      <w:r>
-        <w:t xml:space="preserve">”</w:t>
-      </w:r>
-      <w:r>
-        <w:t xml:space="preserve"> </w:t>
-      </w:r>
-      <w:r>
-        <w:t xml:space="preserve">and manufacturing a lexicon entry from the former to answer a question posed about the latter would overstate what Doc_05 actually found. This closes Open Item 3 without adding a new term; the Registry-escalation recommendation itself remains live and is not this document’s to resolve (Doc_02 Registry ownership, per Doc_05’s own disclosure).</w:t>
-      </w:r>
-    </w:p>
-    <w:p>
-      <w:pPr>
-        <w:pStyle w:val="BodyText"/>
-      </w:pPr>
-      <w:r>
-        <w:rPr>
-          <w:b/>
-        </w:rPr>
-        <w:t xml:space="preserve">Open Item 4 — do the outside/etic terms (</w:t>
-      </w:r>
-      <w:r>
-        <w:rPr>
-          <w:i/>
-          <w:b/>
-        </w:rPr>
-        <w:t xml:space="preserve">ministrae</w:t>
-      </w:r>
-      <w:r>
-        <w:rPr>
-          <w:b/>
-        </w:rPr>
-        <w:t xml:space="preserve">,</w:t>
-      </w:r>
-      <w:r>
-        <w:rPr>
-          <w:b/>
-        </w:rPr>
-        <w:t xml:space="preserve"> </w:t>
-      </w:r>
-      <w:r>
-        <w:rPr>
-          <w:i/>
-          <w:b/>
-        </w:rPr>
-        <w:t xml:space="preserve">hetaeria</w:t>
-      </w:r>
-      <w:r>
-        <w:rPr>
-          <w:b/>
-        </w:rPr>
-        <w:t xml:space="preserve">,</w:t>
-      </w:r>
-      <w:r>
-        <w:rPr>
-          <w:b/>
-        </w:rPr>
-        <w:t xml:space="preserve"> </w:t>
-      </w:r>
-      <w:r>
-        <w:rPr>
-          <w:i/>
-          <w:b/>
-        </w:rPr>
-        <w:t xml:space="preserve">pertinacia</w:t>
-      </w:r>
-      <w:r>
-        <w:rPr>
-          <w:b/>
-        </w:rPr>
-        <w:t xml:space="preserve">) and the single-community terms belong in this world’s own Interpretive Lexicon at all, or should the etic ones move entirely to Doc_08’s Forces Document?</w:t>
-      </w:r>
-      <w:r>
-        <w:t xml:space="preserve"> </w:t>
-      </w:r>
-      <w:r>
-        <w:t xml:space="preserve">Resolved here using the LDF’s own Three Sources Principle, which was not yet in scope when Doc_03 raised this: a term belongs in the lexicon if</w:t>
-      </w:r>
-      <w:r>
-        <w:t xml:space="preserve"> </w:t>
-      </w:r>
-      <w:r>
-        <w:t xml:space="preserve">“</w:t>
-      </w:r>
-      <w:r>
-        <w:t xml:space="preserve">a representative situated within that world might naturally use it in conversation, and a modern reader would benefit from understanding how the term functions within that world’s ecology</w:t>
-      </w:r>
-      <w:r>
-        <w:t xml:space="preserve">”</w:t>
-      </w:r>
-      <w:r>
-        <w:t xml:space="preserve"> </w:t>
-      </w:r>
-      <w:r>
-        <w:t xml:space="preserve">— and explicitly includes, as one of three equally legitimate sources,</w:t>
-      </w:r>
-      <w:r>
-        <w:t xml:space="preserve"> </w:t>
-      </w:r>
-      <w:r>
-        <w:t xml:space="preserve">“</w:t>
-      </w:r>
-      <w:r>
-        <w:t xml:space="preserve">ordinary human words whose meaning shifts significantly when heard through the world’s own ecology.</w:t>
-      </w:r>
-      <w:r>
-        <w:t xml:space="preserve">”</w:t>
-      </w:r>
-      <w:r>
-        <w:t xml:space="preserve"> </w:t>
-      </w:r>
-      <w:r>
-        <w:rPr>
-          <w:i/>
-        </w:rPr>
-        <w:t xml:space="preserve">Ministrae</w:t>
-      </w:r>
-      <w:r>
-        <w:t xml:space="preserve">,</w:t>
-      </w:r>
-      <w:r>
-        <w:t xml:space="preserve"> </w:t>
-      </w:r>
-      <w:r>
-        <w:rPr>
-          <w:i/>
-        </w:rPr>
-        <w:t xml:space="preserve">hetaeria</w:t>
-      </w:r>
-      <w:r>
-        <w:t xml:space="preserve">, and</w:t>
-      </w:r>
-      <w:r>
-        <w:t xml:space="preserve"> </w:t>
-      </w:r>
-      <w:r>
-        <w:rPr>
-          <w:i/>
-        </w:rPr>
-        <w:t xml:space="preserve">pertinacia</w:t>
-      </w:r>
-      <w:r>
-        <w:t xml:space="preserve"> </w:t>
-      </w:r>
-      <w:r>
-        <w:t xml:space="preserve">are exactly this: not this world’s own self-description, but words a participant is likely to ask about (</w:t>
-      </w:r>
-      <w:r>
-        <w:t xml:space="preserve">“</w:t>
-      </w:r>
-      <w:r>
-        <w:t xml:space="preserve">were Christians tried as an illegal club?</w:t>
-      </w:r>
-      <w:r>
-        <w:t xml:space="preserve">”</w:t>
-      </w:r>
-      <w:r>
-        <w:t xml:space="preserve">), where the gap between modern and world hearing is real and specific.</w:t>
-      </w:r>
-      <w:r>
-        <w:t xml:space="preserve"> </w:t>
-      </w:r>
-      <w:r>
-        <w:rPr>
-          <w:b/>
-        </w:rPr>
-        <w:t xml:space="preserve">All three remain in the lexicon, tiered per Doc_03’s own proposal (Tier 2 for</w:t>
-      </w:r>
-      <w:r>
-        <w:rPr>
-          <w:b/>
-        </w:rPr>
-        <w:t xml:space="preserve"> </w:t>
-      </w:r>
-      <w:r>
-        <w:rPr>
-          <w:i/>
-          <w:b/>
-        </w:rPr>
-        <w:t xml:space="preserve">ministrae</w:t>
-      </w:r>
-      <w:r>
-        <w:rPr>
-          <w:b/>
-        </w:rPr>
-        <w:t xml:space="preserve">, Tier 3 for</w:t>
-      </w:r>
-      <w:r>
-        <w:rPr>
-          <w:b/>
-        </w:rPr>
-        <w:t xml:space="preserve"> </w:t>
-      </w:r>
-      <w:r>
-        <w:rPr>
-          <w:i/>
-          <w:b/>
-        </w:rPr>
-        <w:t xml:space="preserve">hetaeria</w:t>
-      </w:r>
-      <w:r>
-        <w:rPr>
-          <w:b/>
-        </w:rPr>
-        <w:t xml:space="preserve">/</w:t>
-      </w:r>
-      <w:r>
-        <w:rPr>
-          <w:i/>
-          <w:b/>
-        </w:rPr>
-        <w:t xml:space="preserve">pertinacia</w:t>
-      </w:r>
-      <w:r>
-        <w:rPr>
-          <w:b/>
-        </w:rPr>
-        <w:t xml:space="preserve">), with each entry’s Ecological Function section stating its direct relevance to Doc_08’s Forces Document explicitly</w:t>
-      </w:r>
-      <w:r>
-        <w:t xml:space="preserve"> </w:t>
-      </w:r>
-      <w:r>
-        <w:t xml:space="preserve">rather than choosing between the lexicon and the Forces Document — this project’s own practice elsewhere (Doc_05’s own Forces Integration Summary cross-referencing gravities into ecology lenses) treats a term’s relevance to more than one downstream document as normal, not as grounds for exclusion from either.</w:t>
-      </w:r>
-      <w:r>
-        <w:t xml:space="preserve"> </w:t>
-      </w:r>
-      <w:r>
-        <w:rPr>
-          <w:b/>
-        </w:rPr>
-        <w:t xml:space="preserve">Corrected this revision:</w:t>
-      </w:r>
-      <w:r>
-        <w:t xml:space="preserve"> </w:t>
-      </w:r>
-      <w:r>
-        <w:t xml:space="preserve">an earlier draft of this paragraph cited</w:t>
-      </w:r>
-      <w:r>
-        <w:t xml:space="preserve"> </w:t>
-      </w:r>
-      <w:r>
-        <w:t xml:space="preserve">“</w:t>
-      </w:r>
-      <w:r>
-        <w:t xml:space="preserve">the LDF’s own Part VII (Cross-World Consistency)</w:t>
-      </w:r>
-      <w:r>
-        <w:t xml:space="preserve">”</w:t>
-      </w:r>
-      <w:r>
-        <w:t xml:space="preserve"> </w:t>
-      </w:r>
-      <w:r>
-        <w:t xml:space="preserve">as supporting authority for this point. That citation was misapplied — Part VII’s actual subject is how the</w:t>
-      </w:r>
-      <w:r>
-        <w:t xml:space="preserve"> </w:t>
-      </w:r>
-      <w:r>
-        <w:rPr>
-          <w:i/>
-        </w:rPr>
-        <w:t xml:space="preserve">same term</w:t>
-      </w:r>
-      <w:r>
-        <w:t xml:space="preserve"> </w:t>
-      </w:r>
-      <w:r>
-        <w:t xml:space="preserve">should be treated when it recurs</w:t>
-      </w:r>
-      <w:r>
-        <w:t xml:space="preserve"> </w:t>
-      </w:r>
-      <w:r>
-        <w:rPr>
-          <w:i/>
-        </w:rPr>
-        <w:t xml:space="preserve">across different formation worlds</w:t>
-      </w:r>
-      <w:r>
-        <w:t xml:space="preserve">, not a single term’s relevance to multiple downstream documents</w:t>
-      </w:r>
-      <w:r>
-        <w:t xml:space="preserve"> </w:t>
-      </w:r>
-      <w:r>
-        <w:rPr>
-          <w:i/>
         </w:rPr>
         <w:t xml:space="preserve">within</w:t>
       </w:r>
@@ -1286,7 +1262,7 @@
         <w:t xml:space="preserve"> </w:t>
       </w:r>
       <w:r>
-        <w:t xml:space="preserve">one world. The practical conclusion above stands on this document’s own reasoning and Doc_05’s precedent alone; it does not need, and should not have claimed, Part VII’s support.</w:t>
+        <w:t xml:space="preserve">one world. The practical conclusion above stands on this document’s own reasoning and Doc_05’s precedent alone.</w:t>
       </w:r>
     </w:p>
     <w:p>
@@ -1296,15 +1272,15 @@
         </w:pict>
       </w:r>
     </w:p>
+    <w:bookmarkEnd w:id="21"/>
+    <w:bookmarkStart w:id="22" w:name="tier-assignments-final"/>
     <w:p>
       <w:pPr>
         <w:pStyle w:val="Heading2"/>
       </w:pPr>
-      <w:bookmarkStart w:id="23" w:name="tier-assignments-final"/>
       <w:r>
         <w:t xml:space="preserve">2. Tier assignments (final)</w:t>
       </w:r>
-      <w:bookmarkEnd w:id="23"/>
     </w:p>
     <w:p>
       <w:pPr>
@@ -1317,8 +1293,9 @@
     <w:tbl>
       <w:tblPr>
         <w:tblStyle w:val="Table"/>
-        <w:tblW w:type="pct" w:w="5000.0"/>
-        <w:tblLook w:firstRow="1"/>
+        <w:tblW w:type="pct" w:w="5000"/>
+        <w:tblLook w:firstRow="1" w:lastRow="0" w:firstColumn="0" w:lastColumn="0" w:noHBand="0" w:noVBand="0" w:val="0020"/>
+        <w:jc w:val="start"/>
       </w:tblPr>
       <w:tblGrid>
         <w:gridCol w:w="1980"/>
@@ -1328,15 +1305,10 @@
       </w:tblGrid>
       <w:tr>
         <w:trPr>
-          <w:cnfStyle w:firstRow="1"/>
+          <w:tblHeader w:val="true"/>
         </w:trPr>
         <w:tc>
-          <w:tcPr>
-            <w:tcBorders>
-              <w:bottom w:val="single"/>
-            </w:tcBorders>
-            <w:vAlign w:val="bottom"/>
-          </w:tcPr>
+          <w:tcPr/>
           <w:p>
             <w:pPr>
               <w:pStyle w:val="Compact"/>
@@ -1348,12 +1320,7 @@
           </w:p>
         </w:tc>
         <w:tc>
-          <w:tcPr>
-            <w:tcBorders>
-              <w:bottom w:val="single"/>
-            </w:tcBorders>
-            <w:vAlign w:val="bottom"/>
-          </w:tcPr>
+          <w:tcPr/>
           <w:p>
             <w:pPr>
               <w:pStyle w:val="Compact"/>
@@ -1365,12 +1332,7 @@
           </w:p>
         </w:tc>
         <w:tc>
-          <w:tcPr>
-            <w:tcBorders>
-              <w:bottom w:val="single"/>
-            </w:tcBorders>
-            <w:vAlign w:val="bottom"/>
-          </w:tcPr>
+          <w:tcPr/>
           <w:p>
             <w:pPr>
               <w:pStyle w:val="Compact"/>
@@ -1382,12 +1344,7 @@
           </w:p>
         </w:tc>
         <w:tc>
-          <w:tcPr>
-            <w:tcBorders>
-              <w:bottom w:val="single"/>
-            </w:tcBorders>
-            <w:vAlign w:val="bottom"/>
-          </w:tcPr>
+          <w:tcPr/>
           <w:p>
             <w:pPr>
               <w:pStyle w:val="Compact"/>
@@ -1401,6 +1358,7 @@
       </w:tr>
       <w:tr>
         <w:tc>
+          <w:tcPr/>
           <w:p>
             <w:pPr>
               <w:pStyle w:val="Compact"/>
@@ -1412,6 +1370,7 @@
           </w:p>
         </w:tc>
         <w:tc>
+          <w:tcPr/>
           <w:p>
             <w:pPr>
               <w:pStyle w:val="Compact"/>
@@ -1423,6 +1382,7 @@
           </w:p>
         </w:tc>
         <w:tc>
+          <w:tcPr/>
           <w:p>
             <w:pPr>
               <w:pStyle w:val="Compact"/>
@@ -1434,6 +1394,7 @@
           </w:p>
         </w:tc>
         <w:tc>
+          <w:tcPr/>
           <w:p>
             <w:pPr>
               <w:pStyle w:val="Compact"/>
@@ -1447,6 +1408,7 @@
       </w:tr>
       <w:tr>
         <w:tc>
+          <w:tcPr/>
           <w:p>
             <w:pPr>
               <w:pStyle w:val="Compact"/>
@@ -1458,6 +1420,7 @@
           </w:p>
         </w:tc>
         <w:tc>
+          <w:tcPr/>
           <w:p>
             <w:pPr>
               <w:pStyle w:val="Compact"/>
@@ -1469,6 +1432,7 @@
           </w:p>
         </w:tc>
         <w:tc>
+          <w:tcPr/>
           <w:p>
             <w:pPr>
               <w:pStyle w:val="Compact"/>
@@ -1480,6 +1444,7 @@
           </w:p>
         </w:tc>
         <w:tc>
+          <w:tcPr/>
           <w:p>
             <w:pPr>
               <w:pStyle w:val="Compact"/>
@@ -1493,6 +1458,7 @@
       </w:tr>
       <w:tr>
         <w:tc>
+          <w:tcPr/>
           <w:p>
             <w:pPr>
               <w:pStyle w:val="Compact"/>
@@ -1504,6 +1470,7 @@
           </w:p>
         </w:tc>
         <w:tc>
+          <w:tcPr/>
           <w:p>
             <w:pPr>
               <w:pStyle w:val="Compact"/>
@@ -1515,6 +1482,7 @@
           </w:p>
         </w:tc>
         <w:tc>
+          <w:tcPr/>
           <w:p>
             <w:pPr>
               <w:pStyle w:val="Compact"/>
@@ -1526,6 +1494,7 @@
           </w:p>
         </w:tc>
         <w:tc>
+          <w:tcPr/>
           <w:p>
             <w:pPr>
               <w:pStyle w:val="Compact"/>
@@ -1539,6 +1508,7 @@
       </w:tr>
       <w:tr>
         <w:tc>
+          <w:tcPr/>
           <w:p>
             <w:pPr>
               <w:pStyle w:val="Compact"/>
@@ -1550,6 +1520,7 @@
           </w:p>
         </w:tc>
         <w:tc>
+          <w:tcPr/>
           <w:p>
             <w:pPr>
               <w:pStyle w:val="Compact"/>
@@ -1561,6 +1532,7 @@
           </w:p>
         </w:tc>
         <w:tc>
+          <w:tcPr/>
           <w:p>
             <w:pPr>
               <w:pStyle w:val="Compact"/>
@@ -1568,6 +1540,7 @@
             </w:pPr>
             <w:r>
               <w:rPr>
+                <w:bCs/>
                 <w:b/>
               </w:rPr>
               <w:t xml:space="preserve">1</w:t>
@@ -1575,6 +1548,7 @@
           </w:p>
         </w:tc>
         <w:tc>
+          <w:tcPr/>
           <w:p>
             <w:pPr>
               <w:pStyle w:val="Compact"/>
@@ -1582,6 +1556,7 @@
             </w:pPr>
             <w:r>
               <w:rPr>
+                <w:bCs/>
                 <w:b/>
               </w:rPr>
               <w:t xml:space="preserve">resolved from borderline Tier 1/2 (Section 1, Open Item 2)</w:t>
@@ -1591,6 +1566,7 @@
       </w:tr>
       <w:tr>
         <w:tc>
+          <w:tcPr/>
           <w:p>
             <w:pPr>
               <w:pStyle w:val="Compact"/>
@@ -1602,6 +1578,7 @@
           </w:p>
         </w:tc>
         <w:tc>
+          <w:tcPr/>
           <w:p>
             <w:pPr>
               <w:pStyle w:val="Compact"/>
@@ -1613,6 +1590,7 @@
           </w:p>
         </w:tc>
         <w:tc>
+          <w:tcPr/>
           <w:p>
             <w:pPr>
               <w:pStyle w:val="Compact"/>
@@ -1624,6 +1602,7 @@
           </w:p>
         </w:tc>
         <w:tc>
+          <w:tcPr/>
           <w:p>
             <w:pPr>
               <w:pStyle w:val="Compact"/>
@@ -1637,6 +1616,7 @@
       </w:tr>
       <w:tr>
         <w:tc>
+          <w:tcPr/>
           <w:p>
             <w:pPr>
               <w:pStyle w:val="Compact"/>
@@ -1648,6 +1628,7 @@
           </w:p>
         </w:tc>
         <w:tc>
+          <w:tcPr/>
           <w:p>
             <w:pPr>
               <w:pStyle w:val="Compact"/>
@@ -1659,6 +1640,7 @@
           </w:p>
         </w:tc>
         <w:tc>
+          <w:tcPr/>
           <w:p>
             <w:pPr>
               <w:pStyle w:val="Compact"/>
@@ -1670,6 +1652,7 @@
           </w:p>
         </w:tc>
         <w:tc>
+          <w:tcPr/>
           <w:p>
             <w:pPr>
               <w:pStyle w:val="Compact"/>
@@ -1683,6 +1666,7 @@
       </w:tr>
       <w:tr>
         <w:tc>
+          <w:tcPr/>
           <w:p>
             <w:pPr>
               <w:pStyle w:val="Compact"/>
@@ -1694,6 +1678,7 @@
           </w:p>
         </w:tc>
         <w:tc>
+          <w:tcPr/>
           <w:p>
             <w:pPr>
               <w:pStyle w:val="Compact"/>
@@ -1705,6 +1690,7 @@
           </w:p>
         </w:tc>
         <w:tc>
+          <w:tcPr/>
           <w:p>
             <w:pPr>
               <w:pStyle w:val="Compact"/>
@@ -1716,6 +1702,7 @@
           </w:p>
         </w:tc>
         <w:tc>
+          <w:tcPr/>
           <w:p>
             <w:pPr>
               <w:pStyle w:val="Compact"/>
@@ -1729,6 +1716,7 @@
       </w:tr>
       <w:tr>
         <w:tc>
+          <w:tcPr/>
           <w:p>
             <w:pPr>
               <w:pStyle w:val="Compact"/>
@@ -1740,6 +1728,7 @@
           </w:p>
         </w:tc>
         <w:tc>
+          <w:tcPr/>
           <w:p>
             <w:pPr>
               <w:pStyle w:val="Compact"/>
@@ -1751,6 +1740,7 @@
           </w:p>
         </w:tc>
         <w:tc>
+          <w:tcPr/>
           <w:p>
             <w:pPr>
               <w:pStyle w:val="Compact"/>
@@ -1762,6 +1752,7 @@
           </w:p>
         </w:tc>
         <w:tc>
+          <w:tcPr/>
           <w:p>
             <w:pPr>
               <w:pStyle w:val="Compact"/>
@@ -1775,6 +1766,7 @@
       </w:tr>
       <w:tr>
         <w:tc>
+          <w:tcPr/>
           <w:p>
             <w:pPr>
               <w:pStyle w:val="Compact"/>
@@ -1786,6 +1778,7 @@
           </w:p>
         </w:tc>
         <w:tc>
+          <w:tcPr/>
           <w:p>
             <w:pPr>
               <w:pStyle w:val="Compact"/>
@@ -1793,6 +1786,7 @@
             </w:pPr>
             <w:r>
               <w:rPr>
+                <w:iCs/>
                 <w:i/>
               </w:rPr>
               <w:t xml:space="preserve">ministrae</w:t>
@@ -1800,6 +1794,7 @@
           </w:p>
         </w:tc>
         <w:tc>
+          <w:tcPr/>
           <w:p>
             <w:pPr>
               <w:pStyle w:val="Compact"/>
@@ -1811,6 +1806,7 @@
           </w:p>
         </w:tc>
         <w:tc>
+          <w:tcPr/>
           <w:p>
             <w:pPr>
               <w:pStyle w:val="Compact"/>
@@ -1824,6 +1820,7 @@
       </w:tr>
       <w:tr>
         <w:tc>
+          <w:tcPr/>
           <w:p>
             <w:pPr>
               <w:pStyle w:val="Compact"/>
@@ -1835,6 +1832,7 @@
           </w:p>
         </w:tc>
         <w:tc>
+          <w:tcPr/>
           <w:p>
             <w:pPr>
               <w:pStyle w:val="Compact"/>
@@ -1858,6 +1856,7 @@
           </w:p>
         </w:tc>
         <w:tc>
+          <w:tcPr/>
           <w:p>
             <w:pPr>
               <w:pStyle w:val="Compact"/>
@@ -1869,6 +1868,7 @@
           </w:p>
         </w:tc>
         <w:tc>
+          <w:tcPr/>
           <w:p>
             <w:pPr>
               <w:pStyle w:val="Compact"/>
@@ -1882,6 +1882,7 @@
       </w:tr>
       <w:tr>
         <w:tc>
+          <w:tcPr/>
           <w:p>
             <w:pPr>
               <w:pStyle w:val="Compact"/>
@@ -1893,6 +1894,7 @@
           </w:p>
         </w:tc>
         <w:tc>
+          <w:tcPr/>
           <w:p>
             <w:pPr>
               <w:pStyle w:val="Compact"/>
@@ -1904,6 +1906,7 @@
           </w:p>
         </w:tc>
         <w:tc>
+          <w:tcPr/>
           <w:p>
             <w:pPr>
               <w:pStyle w:val="Compact"/>
@@ -1915,6 +1918,7 @@
           </w:p>
         </w:tc>
         <w:tc>
+          <w:tcPr/>
           <w:p>
             <w:pPr>
               <w:pStyle w:val="Compact"/>
@@ -1928,6 +1932,7 @@
       </w:tr>
       <w:tr>
         <w:tc>
+          <w:tcPr/>
           <w:p>
             <w:pPr>
               <w:pStyle w:val="Compact"/>
@@ -1939,6 +1944,7 @@
           </w:p>
         </w:tc>
         <w:tc>
+          <w:tcPr/>
           <w:p>
             <w:pPr>
               <w:pStyle w:val="Compact"/>
@@ -1946,6 +1952,7 @@
             </w:pPr>
             <w:r>
               <w:rPr>
+                <w:iCs/>
                 <w:i/>
               </w:rPr>
               <w:t xml:space="preserve">hetaeria</w:t>
@@ -1953,6 +1960,7 @@
           </w:p>
         </w:tc>
         <w:tc>
+          <w:tcPr/>
           <w:p>
             <w:pPr>
               <w:pStyle w:val="Compact"/>
@@ -1964,6 +1972,7 @@
           </w:p>
         </w:tc>
         <w:tc>
+          <w:tcPr/>
           <w:p>
             <w:pPr>
               <w:pStyle w:val="Compact"/>
@@ -1977,6 +1986,7 @@
       </w:tr>
       <w:tr>
         <w:tc>
+          <w:tcPr/>
           <w:p>
             <w:pPr>
               <w:pStyle w:val="Compact"/>
@@ -1988,6 +1998,7 @@
           </w:p>
         </w:tc>
         <w:tc>
+          <w:tcPr/>
           <w:p>
             <w:pPr>
               <w:pStyle w:val="Compact"/>
@@ -1995,6 +2006,7 @@
             </w:pPr>
             <w:r>
               <w:rPr>
+                <w:iCs/>
                 <w:i/>
               </w:rPr>
               <w:t xml:space="preserve">pertinacia</w:t>
@@ -2002,6 +2014,7 @@
           </w:p>
         </w:tc>
         <w:tc>
+          <w:tcPr/>
           <w:p>
             <w:pPr>
               <w:pStyle w:val="Compact"/>
@@ -2013,6 +2026,7 @@
           </w:p>
         </w:tc>
         <w:tc>
+          <w:tcPr/>
           <w:p>
             <w:pPr>
               <w:pStyle w:val="Compact"/>
@@ -2052,15 +2066,15 @@
         </w:pict>
       </w:r>
     </w:p>
+    <w:bookmarkEnd w:id="22"/>
+    <w:bookmarkStart w:id="23" w:name="X3907f8ced2da0c22580b49891ee1e8b876523bb"/>
     <w:p>
       <w:pPr>
         <w:pStyle w:val="Heading2"/>
       </w:pPr>
-      <w:bookmarkStart w:id="24" w:name="X3907f8ced2da0c22580b49891ee1e8b876523bb"/>
       <w:r>
         <w:t xml:space="preserve">3. Tag assignments (Origin, Risk/Function, per LDF Part II)</w:t>
       </w:r>
-      <w:bookmarkEnd w:id="24"/>
     </w:p>
     <w:p>
       <w:pPr>
@@ -2073,21 +2087,26 @@
     <w:tbl>
       <w:tblPr>
         <w:tblStyle w:val="Table"/>
-        <w:tblW w:type="pct" w:w="0.0"/>
-        <w:tblLook w:firstRow="1"/>
+        <w:tblW w:type="auto" w:w="0"/>
+        <w:tblLook w:firstRow="1" w:lastRow="0" w:firstColumn="0" w:lastColumn="0" w:noHBand="0" w:noVBand="0" w:val="0020"/>
+        <w:jc w:val="start"/>
       </w:tblPr>
-      <w:tblGrid/>
+      <w:tblGrid>
+        <w:gridCol w:w="990"/>
+        <w:gridCol w:w="990"/>
+        <w:gridCol w:w="990"/>
+        <w:gridCol w:w="990"/>
+        <w:gridCol w:w="990"/>
+        <w:gridCol w:w="990"/>
+        <w:gridCol w:w="990"/>
+        <w:gridCol w:w="990"/>
+      </w:tblGrid>
       <w:tr>
         <w:trPr>
-          <w:cnfStyle w:firstRow="1"/>
+          <w:tblHeader w:val="true"/>
         </w:trPr>
         <w:tc>
-          <w:tcPr>
-            <w:tcBorders>
-              <w:bottom w:val="single"/>
-            </w:tcBorders>
-            <w:vAlign w:val="bottom"/>
-          </w:tcPr>
+          <w:tcPr/>
           <w:p>
             <w:pPr>
               <w:pStyle w:val="Compact"/>
@@ -2099,12 +2118,7 @@
           </w:p>
         </w:tc>
         <w:tc>
-          <w:tcPr>
-            <w:tcBorders>
-              <w:bottom w:val="single"/>
-            </w:tcBorders>
-            <w:vAlign w:val="bottom"/>
-          </w:tcPr>
+          <w:tcPr/>
           <w:p>
             <w:pPr>
               <w:pStyle w:val="Compact"/>
@@ -2116,12 +2130,7 @@
           </w:p>
         </w:tc>
         <w:tc>
-          <w:tcPr>
-            <w:tcBorders>
-              <w:bottom w:val="single"/>
-            </w:tcBorders>
-            <w:vAlign w:val="bottom"/>
-          </w:tcPr>
+          <w:tcPr/>
           <w:p>
             <w:pPr>
               <w:pStyle w:val="Compact"/>
@@ -2133,12 +2142,7 @@
           </w:p>
         </w:tc>
         <w:tc>
-          <w:tcPr>
-            <w:tcBorders>
-              <w:bottom w:val="single"/>
-            </w:tcBorders>
-            <w:vAlign w:val="bottom"/>
-          </w:tcPr>
+          <w:tcPr/>
           <w:p>
             <w:pPr>
               <w:pStyle w:val="Compact"/>
@@ -2150,12 +2154,7 @@
           </w:p>
         </w:tc>
         <w:tc>
-          <w:tcPr>
-            <w:tcBorders>
-              <w:bottom w:val="single"/>
-            </w:tcBorders>
-            <w:vAlign w:val="bottom"/>
-          </w:tcPr>
+          <w:tcPr/>
           <w:p>
             <w:pPr>
               <w:pStyle w:val="Compact"/>
@@ -2167,12 +2166,7 @@
           </w:p>
         </w:tc>
         <w:tc>
-          <w:tcPr>
-            <w:tcBorders>
-              <w:bottom w:val="single"/>
-            </w:tcBorders>
-            <w:vAlign w:val="bottom"/>
-          </w:tcPr>
+          <w:tcPr/>
           <w:p>
             <w:pPr>
               <w:pStyle w:val="Compact"/>
@@ -2184,12 +2178,7 @@
           </w:p>
         </w:tc>
         <w:tc>
-          <w:tcPr>
-            <w:tcBorders>
-              <w:bottom w:val="single"/>
-            </w:tcBorders>
-            <w:vAlign w:val="bottom"/>
-          </w:tcPr>
+          <w:tcPr/>
           <w:p>
             <w:pPr>
               <w:pStyle w:val="Compact"/>
@@ -2201,12 +2190,7 @@
           </w:p>
         </w:tc>
         <w:tc>
-          <w:tcPr>
-            <w:tcBorders>
-              <w:bottom w:val="single"/>
-            </w:tcBorders>
-            <w:vAlign w:val="bottom"/>
-          </w:tcPr>
+          <w:tcPr/>
           <w:p>
             <w:pPr>
               <w:pStyle w:val="Compact"/>
@@ -2220,6 +2204,7 @@
       </w:tr>
       <w:tr>
         <w:tc>
+          <w:tcPr/>
           <w:p>
             <w:pPr>
               <w:pStyle w:val="Compact"/>
@@ -2231,6 +2216,7 @@
           </w:p>
         </w:tc>
         <w:tc>
+          <w:tcPr/>
           <w:p>
             <w:pPr>
               <w:pStyle w:val="Compact"/>
@@ -2242,12 +2228,23 @@
           </w:p>
         </w:tc>
         <w:tc>
-          <w:p/>
-        </w:tc>
-        <w:tc>
-          <w:p/>
-        </w:tc>
-        <w:tc>
+          <w:tcPr/>
+          <w:p>
+            <w:pPr>
+              <w:pStyle w:val="Compact"/>
+            </w:pPr>
+          </w:p>
+        </w:tc>
+        <w:tc>
+          <w:tcPr/>
+          <w:p>
+            <w:pPr>
+              <w:pStyle w:val="Compact"/>
+            </w:pPr>
+          </w:p>
+        </w:tc>
+        <w:tc>
+          <w:tcPr/>
           <w:p>
             <w:pPr>
               <w:pStyle w:val="Compact"/>
@@ -2259,6 +2256,7 @@
           </w:p>
         </w:tc>
         <w:tc>
+          <w:tcPr/>
           <w:p>
             <w:pPr>
               <w:pStyle w:val="Compact"/>
@@ -2270,6 +2268,7 @@
           </w:p>
         </w:tc>
         <w:tc>
+          <w:tcPr/>
           <w:p>
             <w:pPr>
               <w:pStyle w:val="Compact"/>
@@ -2281,6 +2280,7 @@
           </w:p>
         </w:tc>
         <w:tc>
+          <w:tcPr/>
           <w:p>
             <w:pPr>
               <w:pStyle w:val="Compact"/>
@@ -2294,6 +2294,7 @@
       </w:tr>
       <w:tr>
         <w:tc>
+          <w:tcPr/>
           <w:p>
             <w:pPr>
               <w:pStyle w:val="Compact"/>
@@ -2305,6 +2306,7 @@
           </w:p>
         </w:tc>
         <w:tc>
+          <w:tcPr/>
           <w:p>
             <w:pPr>
               <w:pStyle w:val="Compact"/>
@@ -2316,12 +2318,23 @@
           </w:p>
         </w:tc>
         <w:tc>
-          <w:p/>
-        </w:tc>
-        <w:tc>
-          <w:p/>
-        </w:tc>
-        <w:tc>
+          <w:tcPr/>
+          <w:p>
+            <w:pPr>
+              <w:pStyle w:val="Compact"/>
+            </w:pPr>
+          </w:p>
+        </w:tc>
+        <w:tc>
+          <w:tcPr/>
+          <w:p>
+            <w:pPr>
+              <w:pStyle w:val="Compact"/>
+            </w:pPr>
+          </w:p>
+        </w:tc>
+        <w:tc>
+          <w:tcPr/>
           <w:p>
             <w:pPr>
               <w:pStyle w:val="Compact"/>
@@ -2333,6 +2346,7 @@
           </w:p>
         </w:tc>
         <w:tc>
+          <w:tcPr/>
           <w:p>
             <w:pPr>
               <w:pStyle w:val="Compact"/>
@@ -2344,6 +2358,7 @@
           </w:p>
         </w:tc>
         <w:tc>
+          <w:tcPr/>
           <w:p>
             <w:pPr>
               <w:pStyle w:val="Compact"/>
@@ -2355,6 +2370,7 @@
           </w:p>
         </w:tc>
         <w:tc>
+          <w:tcPr/>
           <w:p>
             <w:pPr>
               <w:pStyle w:val="Compact"/>
@@ -2368,6 +2384,7 @@
       </w:tr>
       <w:tr>
         <w:tc>
+          <w:tcPr/>
           <w:p>
             <w:pPr>
               <w:pStyle w:val="Compact"/>
@@ -2379,9 +2396,15 @@
           </w:p>
         </w:tc>
         <w:tc>
-          <w:p/>
-        </w:tc>
-        <w:tc>
+          <w:tcPr/>
+          <w:p>
+            <w:pPr>
+              <w:pStyle w:val="Compact"/>
+            </w:pPr>
+          </w:p>
+        </w:tc>
+        <w:tc>
+          <w:tcPr/>
           <w:p>
             <w:pPr>
               <w:pStyle w:val="Compact"/>
@@ -2393,12 +2416,23 @@
           </w:p>
         </w:tc>
         <w:tc>
-          <w:p/>
-        </w:tc>
-        <w:tc>
-          <w:p/>
-        </w:tc>
-        <w:tc>
+          <w:tcPr/>
+          <w:p>
+            <w:pPr>
+              <w:pStyle w:val="Compact"/>
+            </w:pPr>
+          </w:p>
+        </w:tc>
+        <w:tc>
+          <w:tcPr/>
+          <w:p>
+            <w:pPr>
+              <w:pStyle w:val="Compact"/>
+            </w:pPr>
+          </w:p>
+        </w:tc>
+        <w:tc>
+          <w:tcPr/>
           <w:p>
             <w:pPr>
               <w:pStyle w:val="Compact"/>
@@ -2410,14 +2444,25 @@
           </w:p>
         </w:tc>
         <w:tc>
-          <w:p/>
-        </w:tc>
-        <w:tc>
-          <w:p/>
+          <w:tcPr/>
+          <w:p>
+            <w:pPr>
+              <w:pStyle w:val="Compact"/>
+            </w:pPr>
+          </w:p>
+        </w:tc>
+        <w:tc>
+          <w:tcPr/>
+          <w:p>
+            <w:pPr>
+              <w:pStyle w:val="Compact"/>
+            </w:pPr>
+          </w:p>
         </w:tc>
       </w:tr>
       <w:tr>
         <w:tc>
+          <w:tcPr/>
           <w:p>
             <w:pPr>
               <w:pStyle w:val="Compact"/>
@@ -2429,9 +2474,15 @@
           </w:p>
         </w:tc>
         <w:tc>
-          <w:p/>
-        </w:tc>
-        <w:tc>
+          <w:tcPr/>
+          <w:p>
+            <w:pPr>
+              <w:pStyle w:val="Compact"/>
+            </w:pPr>
+          </w:p>
+        </w:tc>
+        <w:tc>
+          <w:tcPr/>
           <w:p>
             <w:pPr>
               <w:pStyle w:val="Compact"/>
@@ -2443,9 +2494,15 @@
           </w:p>
         </w:tc>
         <w:tc>
-          <w:p/>
-        </w:tc>
-        <w:tc>
+          <w:tcPr/>
+          <w:p>
+            <w:pPr>
+              <w:pStyle w:val="Compact"/>
+            </w:pPr>
+          </w:p>
+        </w:tc>
+        <w:tc>
+          <w:tcPr/>
           <w:p>
             <w:pPr>
               <w:pStyle w:val="Compact"/>
@@ -2457,6 +2514,7 @@
           </w:p>
         </w:tc>
         <w:tc>
+          <w:tcPr/>
           <w:p>
             <w:pPr>
               <w:pStyle w:val="Compact"/>
@@ -2468,6 +2526,7 @@
           </w:p>
         </w:tc>
         <w:tc>
+          <w:tcPr/>
           <w:p>
             <w:pPr>
               <w:pStyle w:val="Compact"/>
@@ -2479,6 +2538,7 @@
           </w:p>
         </w:tc>
         <w:tc>
+          <w:tcPr/>
           <w:p>
             <w:pPr>
               <w:pStyle w:val="Compact"/>
@@ -2492,6 +2552,7 @@
       </w:tr>
       <w:tr>
         <w:tc>
+          <w:tcPr/>
           <w:p>
             <w:pPr>
               <w:pStyle w:val="Compact"/>
@@ -2503,9 +2564,15 @@
           </w:p>
         </w:tc>
         <w:tc>
-          <w:p/>
-        </w:tc>
-        <w:tc>
+          <w:tcPr/>
+          <w:p>
+            <w:pPr>
+              <w:pStyle w:val="Compact"/>
+            </w:pPr>
+          </w:p>
+        </w:tc>
+        <w:tc>
+          <w:tcPr/>
           <w:p>
             <w:pPr>
               <w:pStyle w:val="Compact"/>
@@ -2517,12 +2584,23 @@
           </w:p>
         </w:tc>
         <w:tc>
-          <w:p/>
-        </w:tc>
-        <w:tc>
-          <w:p/>
-        </w:tc>
-        <w:tc>
+          <w:tcPr/>
+          <w:p>
+            <w:pPr>
+              <w:pStyle w:val="Compact"/>
+            </w:pPr>
+          </w:p>
+        </w:tc>
+        <w:tc>
+          <w:tcPr/>
+          <w:p>
+            <w:pPr>
+              <w:pStyle w:val="Compact"/>
+            </w:pPr>
+          </w:p>
+        </w:tc>
+        <w:tc>
+          <w:tcPr/>
           <w:p>
             <w:pPr>
               <w:pStyle w:val="Compact"/>
@@ -2534,6 +2612,7 @@
           </w:p>
         </w:tc>
         <w:tc>
+          <w:tcPr/>
           <w:p>
             <w:pPr>
               <w:pStyle w:val="Compact"/>
@@ -2545,11 +2624,17 @@
           </w:p>
         </w:tc>
         <w:tc>
-          <w:p/>
+          <w:tcPr/>
+          <w:p>
+            <w:pPr>
+              <w:pStyle w:val="Compact"/>
+            </w:pPr>
+          </w:p>
         </w:tc>
       </w:tr>
       <w:tr>
         <w:tc>
+          <w:tcPr/>
           <w:p>
             <w:pPr>
               <w:pStyle w:val="Compact"/>
@@ -2561,6 +2646,7 @@
           </w:p>
         </w:tc>
         <w:tc>
+          <w:tcPr/>
           <w:p>
             <w:pPr>
               <w:pStyle w:val="Compact"/>
@@ -2572,12 +2658,23 @@
           </w:p>
         </w:tc>
         <w:tc>
-          <w:p/>
-        </w:tc>
-        <w:tc>
-          <w:p/>
-        </w:tc>
-        <w:tc>
+          <w:tcPr/>
+          <w:p>
+            <w:pPr>
+              <w:pStyle w:val="Compact"/>
+            </w:pPr>
+          </w:p>
+        </w:tc>
+        <w:tc>
+          <w:tcPr/>
+          <w:p>
+            <w:pPr>
+              <w:pStyle w:val="Compact"/>
+            </w:pPr>
+          </w:p>
+        </w:tc>
+        <w:tc>
+          <w:tcPr/>
           <w:p>
             <w:pPr>
               <w:pStyle w:val="Compact"/>
@@ -2589,9 +2686,15 @@
           </w:p>
         </w:tc>
         <w:tc>
-          <w:p/>
-        </w:tc>
-        <w:tc>
+          <w:tcPr/>
+          <w:p>
+            <w:pPr>
+              <w:pStyle w:val="Compact"/>
+            </w:pPr>
+          </w:p>
+        </w:tc>
+        <w:tc>
+          <w:tcPr/>
           <w:p>
             <w:pPr>
               <w:pStyle w:val="Compact"/>
@@ -2603,11 +2706,17 @@
           </w:p>
         </w:tc>
         <w:tc>
-          <w:p/>
+          <w:tcPr/>
+          <w:p>
+            <w:pPr>
+              <w:pStyle w:val="Compact"/>
+            </w:pPr>
+          </w:p>
         </w:tc>
       </w:tr>
       <w:tr>
         <w:tc>
+          <w:tcPr/>
           <w:p>
             <w:pPr>
               <w:pStyle w:val="Compact"/>
@@ -2619,6 +2728,7 @@
           </w:p>
         </w:tc>
         <w:tc>
+          <w:tcPr/>
           <w:p>
             <w:pPr>
               <w:pStyle w:val="Compact"/>
@@ -2630,18 +2740,39 @@
           </w:p>
         </w:tc>
         <w:tc>
-          <w:p/>
-        </w:tc>
-        <w:tc>
-          <w:p/>
-        </w:tc>
-        <w:tc>
-          <w:p/>
-        </w:tc>
-        <w:tc>
-          <w:p/>
-        </w:tc>
-        <w:tc>
+          <w:tcPr/>
+          <w:p>
+            <w:pPr>
+              <w:pStyle w:val="Compact"/>
+            </w:pPr>
+          </w:p>
+        </w:tc>
+        <w:tc>
+          <w:tcPr/>
+          <w:p>
+            <w:pPr>
+              <w:pStyle w:val="Compact"/>
+            </w:pPr>
+          </w:p>
+        </w:tc>
+        <w:tc>
+          <w:tcPr/>
+          <w:p>
+            <w:pPr>
+              <w:pStyle w:val="Compact"/>
+            </w:pPr>
+          </w:p>
+        </w:tc>
+        <w:tc>
+          <w:tcPr/>
+          <w:p>
+            <w:pPr>
+              <w:pStyle w:val="Compact"/>
+            </w:pPr>
+          </w:p>
+        </w:tc>
+        <w:tc>
+          <w:tcPr/>
           <w:p>
             <w:pPr>
               <w:pStyle w:val="Compact"/>
@@ -2653,11 +2784,17 @@
           </w:p>
         </w:tc>
         <w:tc>
-          <w:p/>
+          <w:tcPr/>
+          <w:p>
+            <w:pPr>
+              <w:pStyle w:val="Compact"/>
+            </w:pPr>
+          </w:p>
         </w:tc>
       </w:tr>
       <w:tr>
         <w:tc>
+          <w:tcPr/>
           <w:p>
             <w:pPr>
               <w:pStyle w:val="Compact"/>
@@ -2669,9 +2806,15 @@
           </w:p>
         </w:tc>
         <w:tc>
-          <w:p/>
-        </w:tc>
-        <w:tc>
+          <w:tcPr/>
+          <w:p>
+            <w:pPr>
+              <w:pStyle w:val="Compact"/>
+            </w:pPr>
+          </w:p>
+        </w:tc>
+        <w:tc>
+          <w:tcPr/>
           <w:p>
             <w:pPr>
               <w:pStyle w:val="Compact"/>
@@ -2683,15 +2826,31 @@
           </w:p>
         </w:tc>
         <w:tc>
-          <w:p/>
-        </w:tc>
-        <w:tc>
-          <w:p/>
-        </w:tc>
-        <w:tc>
-          <w:p/>
-        </w:tc>
-        <w:tc>
+          <w:tcPr/>
+          <w:p>
+            <w:pPr>
+              <w:pStyle w:val="Compact"/>
+            </w:pPr>
+          </w:p>
+        </w:tc>
+        <w:tc>
+          <w:tcPr/>
+          <w:p>
+            <w:pPr>
+              <w:pStyle w:val="Compact"/>
+            </w:pPr>
+          </w:p>
+        </w:tc>
+        <w:tc>
+          <w:tcPr/>
+          <w:p>
+            <w:pPr>
+              <w:pStyle w:val="Compact"/>
+            </w:pPr>
+          </w:p>
+        </w:tc>
+        <w:tc>
+          <w:tcPr/>
           <w:p>
             <w:pPr>
               <w:pStyle w:val="Compact"/>
@@ -2703,11 +2862,17 @@
           </w:p>
         </w:tc>
         <w:tc>
-          <w:p/>
+          <w:tcPr/>
+          <w:p>
+            <w:pPr>
+              <w:pStyle w:val="Compact"/>
+            </w:pPr>
+          </w:p>
         </w:tc>
       </w:tr>
       <w:tr>
         <w:tc>
+          <w:tcPr/>
           <w:p>
             <w:pPr>
               <w:pStyle w:val="Compact"/>
@@ -2719,6 +2884,7 @@
           </w:p>
         </w:tc>
         <w:tc>
+          <w:tcPr/>
           <w:p>
             <w:pPr>
               <w:pStyle w:val="Compact"/>
@@ -2730,9 +2896,15 @@
           </w:p>
         </w:tc>
         <w:tc>
-          <w:p/>
-        </w:tc>
-        <w:tc>
+          <w:tcPr/>
+          <w:p>
+            <w:pPr>
+              <w:pStyle w:val="Compact"/>
+            </w:pPr>
+          </w:p>
+        </w:tc>
+        <w:tc>
+          <w:tcPr/>
           <w:p>
             <w:pPr>
               <w:pStyle w:val="Compact"/>
@@ -2744,20 +2916,41 @@
           </w:p>
         </w:tc>
         <w:tc>
-          <w:p/>
-        </w:tc>
-        <w:tc>
-          <w:p/>
-        </w:tc>
-        <w:tc>
-          <w:p/>
-        </w:tc>
-        <w:tc>
-          <w:p/>
+          <w:tcPr/>
+          <w:p>
+            <w:pPr>
+              <w:pStyle w:val="Compact"/>
+            </w:pPr>
+          </w:p>
+        </w:tc>
+        <w:tc>
+          <w:tcPr/>
+          <w:p>
+            <w:pPr>
+              <w:pStyle w:val="Compact"/>
+            </w:pPr>
+          </w:p>
+        </w:tc>
+        <w:tc>
+          <w:tcPr/>
+          <w:p>
+            <w:pPr>
+              <w:pStyle w:val="Compact"/>
+            </w:pPr>
+          </w:p>
+        </w:tc>
+        <w:tc>
+          <w:tcPr/>
+          <w:p>
+            <w:pPr>
+              <w:pStyle w:val="Compact"/>
+            </w:pPr>
+          </w:p>
         </w:tc>
       </w:tr>
       <w:tr>
         <w:tc>
+          <w:tcPr/>
           <w:p>
             <w:pPr>
               <w:pStyle w:val="Compact"/>
@@ -2781,9 +2974,15 @@
           </w:p>
         </w:tc>
         <w:tc>
-          <w:p/>
-        </w:tc>
-        <w:tc>
+          <w:tcPr/>
+          <w:p>
+            <w:pPr>
+              <w:pStyle w:val="Compact"/>
+            </w:pPr>
+          </w:p>
+        </w:tc>
+        <w:tc>
+          <w:tcPr/>
           <w:p>
             <w:pPr>
               <w:pStyle w:val="Compact"/>
@@ -2795,6 +2994,7 @@
           </w:p>
         </w:tc>
         <w:tc>
+          <w:tcPr/>
           <w:p>
             <w:pPr>
               <w:pStyle w:val="Compact"/>
@@ -2806,9 +3006,15 @@
           </w:p>
         </w:tc>
         <w:tc>
-          <w:p/>
-        </w:tc>
-        <w:tc>
+          <w:tcPr/>
+          <w:p>
+            <w:pPr>
+              <w:pStyle w:val="Compact"/>
+            </w:pPr>
+          </w:p>
+        </w:tc>
+        <w:tc>
+          <w:tcPr/>
           <w:p>
             <w:pPr>
               <w:pStyle w:val="Compact"/>
@@ -2820,9 +3026,15 @@
           </w:p>
         </w:tc>
         <w:tc>
-          <w:p/>
-        </w:tc>
-        <w:tc>
+          <w:tcPr/>
+          <w:p>
+            <w:pPr>
+              <w:pStyle w:val="Compact"/>
+            </w:pPr>
+          </w:p>
+        </w:tc>
+        <w:tc>
+          <w:tcPr/>
           <w:p>
             <w:pPr>
               <w:pStyle w:val="Compact"/>
@@ -2836,6 +3048,7 @@
       </w:tr>
       <w:tr>
         <w:tc>
+          <w:tcPr/>
           <w:p>
             <w:pPr>
               <w:pStyle w:val="Compact"/>
@@ -2847,9 +3060,15 @@
           </w:p>
         </w:tc>
         <w:tc>
-          <w:p/>
-        </w:tc>
-        <w:tc>
+          <w:tcPr/>
+          <w:p>
+            <w:pPr>
+              <w:pStyle w:val="Compact"/>
+            </w:pPr>
+          </w:p>
+        </w:tc>
+        <w:tc>
+          <w:tcPr/>
           <w:p>
             <w:pPr>
               <w:pStyle w:val="Compact"/>
@@ -2861,12 +3080,23 @@
           </w:p>
         </w:tc>
         <w:tc>
-          <w:p/>
-        </w:tc>
-        <w:tc>
-          <w:p/>
-        </w:tc>
-        <w:tc>
+          <w:tcPr/>
+          <w:p>
+            <w:pPr>
+              <w:pStyle w:val="Compact"/>
+            </w:pPr>
+          </w:p>
+        </w:tc>
+        <w:tc>
+          <w:tcPr/>
+          <w:p>
+            <w:pPr>
+              <w:pStyle w:val="Compact"/>
+            </w:pPr>
+          </w:p>
+        </w:tc>
+        <w:tc>
+          <w:tcPr/>
           <w:p>
             <w:pPr>
               <w:pStyle w:val="Compact"/>
@@ -2878,6 +3108,7 @@
           </w:p>
         </w:tc>
         <w:tc>
+          <w:tcPr/>
           <w:p>
             <w:pPr>
               <w:pStyle w:val="Compact"/>
@@ -2889,11 +3120,17 @@
           </w:p>
         </w:tc>
         <w:tc>
-          <w:p/>
+          <w:tcPr/>
+          <w:p>
+            <w:pPr>
+              <w:pStyle w:val="Compact"/>
+            </w:pPr>
+          </w:p>
         </w:tc>
       </w:tr>
       <w:tr>
         <w:tc>
+          <w:tcPr/>
           <w:p>
             <w:pPr>
               <w:pStyle w:val="Compact"/>
@@ -2905,6 +3142,7 @@
           </w:p>
         </w:tc>
         <w:tc>
+          <w:tcPr/>
           <w:p>
             <w:pPr>
               <w:pStyle w:val="Compact"/>
@@ -2916,12 +3154,23 @@
           </w:p>
         </w:tc>
         <w:tc>
-          <w:p/>
-        </w:tc>
-        <w:tc>
-          <w:p/>
-        </w:tc>
-        <w:tc>
+          <w:tcPr/>
+          <w:p>
+            <w:pPr>
+              <w:pStyle w:val="Compact"/>
+            </w:pPr>
+          </w:p>
+        </w:tc>
+        <w:tc>
+          <w:tcPr/>
+          <w:p>
+            <w:pPr>
+              <w:pStyle w:val="Compact"/>
+            </w:pPr>
+          </w:p>
+        </w:tc>
+        <w:tc>
+          <w:tcPr/>
           <w:p>
             <w:pPr>
               <w:pStyle w:val="Compact"/>
@@ -2933,17 +3182,33 @@
           </w:p>
         </w:tc>
         <w:tc>
-          <w:p/>
-        </w:tc>
-        <w:tc>
-          <w:p/>
-        </w:tc>
-        <w:tc>
-          <w:p/>
+          <w:tcPr/>
+          <w:p>
+            <w:pPr>
+              <w:pStyle w:val="Compact"/>
+            </w:pPr>
+          </w:p>
+        </w:tc>
+        <w:tc>
+          <w:tcPr/>
+          <w:p>
+            <w:pPr>
+              <w:pStyle w:val="Compact"/>
+            </w:pPr>
+          </w:p>
+        </w:tc>
+        <w:tc>
+          <w:tcPr/>
+          <w:p>
+            <w:pPr>
+              <w:pStyle w:val="Compact"/>
+            </w:pPr>
+          </w:p>
         </w:tc>
       </w:tr>
       <w:tr>
         <w:tc>
+          <w:tcPr/>
           <w:p>
             <w:pPr>
               <w:pStyle w:val="Compact"/>
@@ -2955,6 +3220,7 @@
           </w:p>
         </w:tc>
         <w:tc>
+          <w:tcPr/>
           <w:p>
             <w:pPr>
               <w:pStyle w:val="Compact"/>
@@ -2966,12 +3232,23 @@
           </w:p>
         </w:tc>
         <w:tc>
-          <w:p/>
-        </w:tc>
-        <w:tc>
-          <w:p/>
-        </w:tc>
-        <w:tc>
+          <w:tcPr/>
+          <w:p>
+            <w:pPr>
+              <w:pStyle w:val="Compact"/>
+            </w:pPr>
+          </w:p>
+        </w:tc>
+        <w:tc>
+          <w:tcPr/>
+          <w:p>
+            <w:pPr>
+              <w:pStyle w:val="Compact"/>
+            </w:pPr>
+          </w:p>
+        </w:tc>
+        <w:tc>
+          <w:tcPr/>
           <w:p>
             <w:pPr>
               <w:pStyle w:val="Compact"/>
@@ -2983,13 +3260,28 @@
           </w:p>
         </w:tc>
         <w:tc>
-          <w:p/>
-        </w:tc>
-        <w:tc>
-          <w:p/>
-        </w:tc>
-        <w:tc>
-          <w:p/>
+          <w:tcPr/>
+          <w:p>
+            <w:pPr>
+              <w:pStyle w:val="Compact"/>
+            </w:pPr>
+          </w:p>
+        </w:tc>
+        <w:tc>
+          <w:tcPr/>
+          <w:p>
+            <w:pPr>
+              <w:pStyle w:val="Compact"/>
+            </w:pPr>
+          </w:p>
+        </w:tc>
+        <w:tc>
+          <w:tcPr/>
+          <w:p>
+            <w:pPr>
+              <w:pStyle w:val="Compact"/>
+            </w:pPr>
+          </w:p>
         </w:tc>
       </w:tr>
     </w:tbl>
@@ -2999,6 +3291,7 @@
       </w:pPr>
       <w:r>
         <w:rPr>
+          <w:bCs/>
           <w:b/>
         </w:rPr>
         <w:t xml:space="preserve">CT-tagged terms and their contest types (Article 26 requires each to state which of the four kinds applies):</w:t>
@@ -3014,6 +3307,7 @@
       </w:r>
       <w:r>
         <w:rPr>
+          <w:bCs/>
           <w:b/>
         </w:rPr>
         <w:t xml:space="preserve">episkopos:</w:t>
@@ -3023,6 +3317,7 @@
       </w:r>
       <w:r>
         <w:rPr>
+          <w:iCs/>
           <w:i/>
         </w:rPr>
         <w:t xml:space="preserve">Meaning</w:t>
@@ -3038,6 +3333,7 @@
       </w:r>
       <w:r>
         <w:rPr>
+          <w:iCs/>
           <w:i/>
         </w:rPr>
         <w:t xml:space="preserve">Historical scope</w:t>
@@ -3059,6 +3355,7 @@
       </w:r>
       <w:r>
         <w:rPr>
+          <w:bCs/>
           <w:b/>
         </w:rPr>
         <w:t xml:space="preserve">presbyteros:</w:t>
@@ -3068,6 +3365,7 @@
       </w:r>
       <w:r>
         <w:rPr>
+          <w:iCs/>
           <w:i/>
         </w:rPr>
         <w:t xml:space="preserve">Meaning</w:t>
@@ -3089,6 +3387,7 @@
       </w:r>
       <w:r>
         <w:rPr>
+          <w:bCs/>
           <w:b/>
         </w:rPr>
         <w:t xml:space="preserve">eucharistia:</w:t>
@@ -3098,6 +3397,7 @@
       </w:r>
       <w:r>
         <w:rPr>
+          <w:iCs/>
           <w:i/>
         </w:rPr>
         <w:t xml:space="preserve">Historical scope</w:t>
@@ -3119,30 +3419,35 @@
       </w:r>
       <w:r>
         <w:rPr>
+          <w:bCs/>
           <w:b/>
         </w:rPr>
         <w:t xml:space="preserve">“</w:t>
       </w:r>
       <w:r>
         <w:rPr>
+          <w:bCs/>
           <w:b/>
         </w:rPr>
         <w:t xml:space="preserve">agape</w:t>
       </w:r>
       <w:r>
         <w:rPr>
+          <w:bCs/>
           <w:b/>
         </w:rPr>
         <w:t xml:space="preserve">”</w:t>
       </w:r>
       <w:r>
         <w:rPr>
-          <w:b/>
-        </w:rPr>
-        <w:t xml:space="preserve"> </w:t>
-      </w:r>
-      <w:r>
-        <w:rPr>
+          <w:bCs/>
+          <w:b/>
+        </w:rPr>
+        <w:t xml:space="preserve"> </w:t>
+      </w:r>
+      <w:r>
+        <w:rPr>
+          <w:bCs/>
           <w:b/>
         </w:rPr>
         <w:t xml:space="preserve">label:</w:t>
@@ -3152,6 +3457,7 @@
       </w:r>
       <w:r>
         <w:rPr>
+          <w:iCs/>
           <w:i/>
         </w:rPr>
         <w:t xml:space="preserve">Historical scope</w:t>
@@ -3167,6 +3473,7 @@
       </w:r>
       <w:r>
         <w:rPr>
+          <w:bCs/>
           <w:b/>
         </w:rPr>
         <w:t xml:space="preserve">corrected this revision:</w:t>
@@ -3200,6 +3507,7 @@
       </w:r>
       <w:r>
         <w:rPr>
+          <w:iCs/>
           <w:i/>
         </w:rPr>
         <w:t xml:space="preserve">Smyrnaeans</w:t>
@@ -3217,6 +3525,7 @@
       </w:pPr>
       <w:r>
         <w:rPr>
+          <w:bCs/>
           <w:b/>
         </w:rPr>
         <w:t xml:space="preserve">PV tag added to presbyterion, corrected this revision:</w:t>
@@ -3252,63 +3561,76 @@
       </w:pPr>
       <w:r>
         <w:rPr>
+          <w:bCs/>
           <w:b/>
         </w:rPr>
         <w:t xml:space="preserve">On the AS tag for</w:t>
       </w:r>
       <w:r>
         <w:rPr>
-          <w:b/>
-        </w:rPr>
-        <w:t xml:space="preserve"> </w:t>
-      </w:r>
-      <w:r>
-        <w:rPr>
+          <w:bCs/>
+          <w:b/>
+        </w:rPr>
+        <w:t xml:space="preserve"> </w:t>
+      </w:r>
+      <w:r>
+        <w:rPr>
+          <w:iCs/>
           <w:i/>
+          <w:bCs/>
           <w:b/>
         </w:rPr>
         <w:t xml:space="preserve">ministrae</w:t>
       </w:r>
       <w:r>
         <w:rPr>
+          <w:bCs/>
           <w:b/>
         </w:rPr>
         <w:t xml:space="preserve">,</w:t>
       </w:r>
       <w:r>
         <w:rPr>
-          <w:b/>
-        </w:rPr>
-        <w:t xml:space="preserve"> </w:t>
-      </w:r>
-      <w:r>
-        <w:rPr>
+          <w:bCs/>
+          <w:b/>
+        </w:rPr>
+        <w:t xml:space="preserve"> </w:t>
+      </w:r>
+      <w:r>
+        <w:rPr>
+          <w:iCs/>
           <w:i/>
+          <w:bCs/>
           <w:b/>
         </w:rPr>
         <w:t xml:space="preserve">hetaeria</w:t>
       </w:r>
       <w:r>
         <w:rPr>
+          <w:bCs/>
           <w:b/>
         </w:rPr>
         <w:t xml:space="preserve">, and</w:t>
       </w:r>
       <w:r>
         <w:rPr>
-          <w:b/>
-        </w:rPr>
-        <w:t xml:space="preserve"> </w:t>
-      </w:r>
-      <w:r>
-        <w:rPr>
+          <w:bCs/>
+          <w:b/>
+        </w:rPr>
+        <w:t xml:space="preserve"> </w:t>
+      </w:r>
+      <w:r>
+        <w:rPr>
+          <w:iCs/>
           <w:i/>
+          <w:bCs/>
           <w:b/>
         </w:rPr>
         <w:t xml:space="preserve">pertinacia</w:t>
       </w:r>
       <w:r>
         <w:rPr>
+          <w:bCs/>
           <w:b/>
         </w:rPr>
         <w:t xml:space="preserve">:</w:t>
@@ -3317,22 +3639,7 @@
         <w:t xml:space="preserve"> </w:t>
       </w:r>
       <w:r>
-        <w:t xml:space="preserve">these three are tagged AS (Signature Vocabulary) despite being outside/etic Latin terms, not this world’s own self-description — worth stating explicitly rather than leaving implicit.</w:t>
-      </w:r>
-      <w:r>
-        <w:t xml:space="preserve"> </w:t>
-      </w:r>
-      <w:r>
-        <w:rPr>
-          <w:b/>
-        </w:rPr>
-        <w:t xml:space="preserve">Corrected this revision:</w:t>
-      </w:r>
-      <w:r>
-        <w:t xml:space="preserve"> </w:t>
-      </w:r>
-      <w:r>
-        <w:t xml:space="preserve">an earlier draft of this paragraph quoted LDF Part II’s AS definition as</w:t>
+        <w:t xml:space="preserve">these three are tagged AS (Signature Vocabulary) despite being outside/etic Latin terms, not this world’s own self-description — worth stating explicitly rather than leaving implicit. LDF Part II’s real AS definition reads:</w:t>
       </w:r>
       <w:r>
         <w:t xml:space="preserve"> </w:t>
@@ -3341,7 +3648,7 @@
         <w:t xml:space="preserve">“</w:t>
       </w:r>
       <w:r>
-        <w:t xml:space="preserve">unique or near-unique to this world</w:t>
+        <w:t xml:space="preserve">Vocabulary unique or substantially distinctive to this formation world, unlikely to carry equivalent weight in neighboring worlds.</w:t>
       </w:r>
       <w:r>
         <w:t xml:space="preserve">”</w:t>
@@ -3350,67 +3657,14 @@
         <w:t xml:space="preserve"> </w:t>
       </w:r>
       <w:r>
-        <w:t xml:space="preserve">and built an argument that tagging these three AS required a</w:t>
-      </w:r>
-      <w:r>
-        <w:t xml:space="preserve"> </w:t>
-      </w:r>
-      <w:r>
-        <w:t xml:space="preserve">“</w:t>
-      </w:r>
-      <w:r>
-        <w:t xml:space="preserve">deliberate extension</w:t>
-      </w:r>
-      <w:r>
-        <w:t xml:space="preserve">”</w:t>
-      </w:r>
-      <w:r>
-        <w:t xml:space="preserve"> </w:t>
-      </w:r>
-      <w:r>
-        <w:t xml:space="preserve">of that rule beyond its</w:t>
-      </w:r>
-      <w:r>
-        <w:t xml:space="preserve"> </w:t>
-      </w:r>
-      <w:r>
-        <w:t xml:space="preserve">“</w:t>
-      </w:r>
-      <w:r>
-        <w:t xml:space="preserve">most literal reading (native to this world).</w:t>
-      </w:r>
-      <w:r>
-        <w:t xml:space="preserve">”</w:t>
-      </w:r>
-      <w:r>
-        <w:t xml:space="preserve"> </w:t>
-      </w:r>
-      <w:r>
-        <w:t xml:space="preserve">That quotation does not appear anywhere in the actual Framework text, and the argument it supported was unnecessary. LDF Part II’s real AS definition reads:</w:t>
-      </w:r>
-      <w:r>
-        <w:t xml:space="preserve"> </w:t>
-      </w:r>
-      <w:r>
-        <w:t xml:space="preserve">“</w:t>
-      </w:r>
-      <w:r>
-        <w:t xml:space="preserve">Vocabulary unique or substantially distinctive to this formation world, unlikely to carry equivalent weight in neighboring worlds.</w:t>
-      </w:r>
-      <w:r>
-        <w:t xml:space="preserve">”</w:t>
-      </w:r>
-      <w:r>
-        <w:t xml:space="preserve"> </w:t>
-      </w:r>
-      <w:r>
-        <w:t xml:space="preserve">On the actual definition, no extension is needed:</w:t>
-      </w:r>
-      <w:r>
-        <w:t xml:space="preserve"> </w:t>
-      </w:r>
-      <w:r>
-        <w:rPr>
+        <w:t xml:space="preserve">On this definition, no extension is needed:</w:t>
+      </w:r>
+      <w:r>
+        <w:t xml:space="preserve"> </w:t>
+      </w:r>
+      <w:r>
+        <w:rPr>
+          <w:iCs/>
           <w:i/>
         </w:rPr>
         <w:t xml:space="preserve">ministrae</w:t>
@@ -3423,6 +3677,7 @@
       </w:r>
       <w:r>
         <w:rPr>
+          <w:iCs/>
           <w:i/>
         </w:rPr>
         <w:t xml:space="preserve">hetaeria</w:t>
@@ -3435,6 +3690,7 @@
       </w:r>
       <w:r>
         <w:rPr>
+          <w:iCs/>
           <w:i/>
         </w:rPr>
         <w:t xml:space="preserve">pertinacia</w:t>
@@ -3443,7 +3699,7 @@
         <w:t xml:space="preserve"> </w:t>
       </w:r>
       <w:r>
-        <w:t xml:space="preserve">are unique to this world’s own encounter with Roman legal process and would carry no equivalent weight in a different formation world’s own lexicon — precisely the test AS asks, regardless of whether the words themselves originate inside or outside the community. SC does not fit them, since SC presumes a term shared across the wider Christian tradition, which these are not. The tagging decision (AS) was already correct; only the reasoning offered for it — including the fabricated quotation — has been corrected.</w:t>
+        <w:t xml:space="preserve">are unique to this world’s own encounter with Roman legal process and would carry no equivalent weight in a different formation world’s own lexicon — precisely the test AS asks, regardless of whether the words themselves originate inside or outside the community. SC does not fit them, since SC presumes a term shared across the wider Christian tradition, which these are not. The tagging decision (AS) is correct on this definition.</w:t>
       </w:r>
     </w:p>
     <w:p>
@@ -3453,15 +3709,15 @@
         </w:pict>
       </w:r>
     </w:p>
+    <w:bookmarkEnd w:id="23"/>
+    <w:bookmarkStart w:id="24" w:name="X0eb1046257c0806bb5fdc07f17989f6c6a175ff"/>
     <w:p>
       <w:pPr>
         <w:pStyle w:val="Heading2"/>
       </w:pPr>
-      <w:bookmarkStart w:id="25" w:name="X0eb1046257c0806bb5fdc07f17989f6c6a175ff"/>
       <w:r>
         <w:t xml:space="preserve">4. Confidence calibration audit (Part IV, Development Workflow step 6)</w:t>
       </w:r>
-      <w:bookmarkEnd w:id="25"/>
     </w:p>
     <w:p>
       <w:pPr>
@@ -3481,6 +3737,7 @@
       </w:pPr>
       <w:r>
         <w:rPr>
+          <w:bCs/>
           <w:b/>
         </w:rPr>
         <w:t xml:space="preserve">episkopos</w:t>
@@ -3502,6 +3759,7 @@
       </w:pPr>
       <w:r>
         <w:rPr>
+          <w:bCs/>
           <w:b/>
         </w:rPr>
         <w:t xml:space="preserve">The Two Ways</w:t>
@@ -3517,6 +3775,7 @@
       </w:r>
       <w:r>
         <w:rPr>
+          <w:bCs/>
           <w:b/>
         </w:rPr>
         <w:t xml:space="preserve">prophetes</w:t>
@@ -3532,6 +3791,7 @@
       </w:r>
       <w:r>
         <w:rPr>
+          <w:iCs/>
           <w:i/>
         </w:rPr>
         <w:t xml:space="preserve">not</w:t>
@@ -3550,34 +3810,40 @@
         </w:pict>
       </w:r>
     </w:p>
+    <w:bookmarkEnd w:id="24"/>
+    <w:bookmarkStart w:id="25" w:name="X2e31208ba112024814df8bc9e2a91fd975747a7"/>
     <w:p>
       <w:pPr>
         <w:pStyle w:val="Heading2"/>
       </w:pPr>
-      <w:bookmarkStart w:id="26" w:name="X2e31208ba112024814df8bc9e2a91fd975747a7"/>
       <w:r>
         <w:t xml:space="preserve">4a. Living Tradition and Scholarly Accountability (LDF Part VIII, Constitution Articles 28/29)</w:t>
       </w:r>
-      <w:bookmarkEnd w:id="26"/>
     </w:p>
     <w:p>
       <w:pPr>
         <w:pStyle w:val="FirstParagraph"/>
       </w:pPr>
       <w:r>
-        <w:t xml:space="preserve">Added at Revision 1 in response to round-2 independent review, which found this Framework part — explicitly invoked in this document’s own governance line (</w:t>
+        <w:t xml:space="preserve">This document’s own governance line invokes</w:t>
+      </w:r>
+      <w:r>
+        <w:t xml:space="preserve"> </w:t>
       </w:r>
       <w:r>
         <w:t xml:space="preserve">“</w:t>
       </w:r>
       <w:r>
-        <w:t xml:space="preserve">LDF V2.1, Parts I–IX in full</w:t>
+        <w:t xml:space="preserve">LDF V2.1, Parts I–IX in full,</w:t>
       </w:r>
       <w:r>
         <w:t xml:space="preserve">”</w:t>
       </w:r>
       <w:r>
-        <w:t xml:space="preserve">) — was not addressed anywhere in the original draft. LDF Part VIII states:</w:t>
+        <w:t xml:space="preserve"> </w:t>
+      </w:r>
+      <w:r>
+        <w:t xml:space="preserve">which includes Part VIII. LDF Part VIII states:</w:t>
       </w:r>
       <w:r>
         <w:t xml:space="preserve"> </w:t>
@@ -3604,6 +3870,7 @@
       </w:r>
       <w:r>
         <w:rPr>
+          <w:bCs/>
           <w:b/>
         </w:rPr>
         <w:t xml:space="preserve">episkopos</w:t>
@@ -3619,6 +3886,7 @@
       </w:r>
       <w:r>
         <w:rPr>
+          <w:bCs/>
           <w:b/>
         </w:rPr>
         <w:t xml:space="preserve">presbyteros</w:t>
@@ -3634,6 +3902,7 @@
       </w:r>
       <w:r>
         <w:rPr>
+          <w:bCs/>
           <w:b/>
         </w:rPr>
         <w:t xml:space="preserve">diakonos</w:t>
@@ -3649,6 +3918,7 @@
       </w:r>
       <w:r>
         <w:rPr>
+          <w:bCs/>
           <w:b/>
         </w:rPr>
         <w:t xml:space="preserve">ekklesia</w:t>
@@ -3664,6 +3934,7 @@
       </w:r>
       <w:r>
         <w:rPr>
+          <w:bCs/>
           <w:b/>
         </w:rPr>
         <w:t xml:space="preserve">eucharistia</w:t>
@@ -3679,6 +3950,7 @@
       </w:r>
       <w:r>
         <w:rPr>
+          <w:bCs/>
           <w:b/>
         </w:rPr>
         <w:t xml:space="preserve">baptisma</w:t>
@@ -3687,52 +3959,42 @@
         <w:t xml:space="preserve"> </w:t>
       </w:r>
       <w:r>
-        <w:t xml:space="preserve">(baptism), and —</w:t>
-      </w:r>
-      <w:r>
-        <w:t xml:space="preserve"> </w:t>
-      </w:r>
-      <w:r>
-        <w:rPr>
-          <w:b/>
-        </w:rPr>
-        <w:t xml:space="preserve">added this revision</w:t>
-      </w:r>
-      <w:r>
-        <w:t xml:space="preserve"> </w:t>
-      </w:r>
-      <w:r>
-        <w:t xml:space="preserve">— the</w:t>
-      </w:r>
-      <w:r>
-        <w:t xml:space="preserve"> </w:t>
-      </w:r>
-      <w:r>
-        <w:rPr>
+        <w:t xml:space="preserve">(baptism), and the</w:t>
+      </w:r>
+      <w:r>
+        <w:t xml:space="preserve"> </w:t>
+      </w:r>
+      <w:r>
+        <w:rPr>
+          <w:bCs/>
           <w:b/>
         </w:rPr>
         <w:t xml:space="preserve">“</w:t>
       </w:r>
       <w:r>
         <w:rPr>
+          <w:bCs/>
           <w:b/>
         </w:rPr>
         <w:t xml:space="preserve">agape</w:t>
       </w:r>
       <w:r>
         <w:rPr>
+          <w:bCs/>
           <w:b/>
         </w:rPr>
         <w:t xml:space="preserve">”</w:t>
       </w:r>
       <w:r>
         <w:rPr>
-          <w:b/>
-        </w:rPr>
-        <w:t xml:space="preserve"> </w:t>
-      </w:r>
-      <w:r>
-        <w:rPr>
+          <w:bCs/>
+          <w:b/>
+        </w:rPr>
+        <w:t xml:space="preserve"> </w:t>
+      </w:r>
+      <w:r>
+        <w:rPr>
+          <w:bCs/>
           <w:b/>
         </w:rPr>
         <w:t xml:space="preserve">label</w:t>
@@ -3768,13 +4030,14 @@
         <w:t xml:space="preserve"> </w:t>
       </w:r>
       <w:r>
-        <w:t xml:space="preserve">is an actively practiced present-day term in several living traditions (the Moravian Lovefeast; love-feast observances in Methodist and some Baptist/Anabaptist communities), a correlate the original draft’s reasoning did not address at all, having treated the entry purely as a modern-labeling dispute. Each of these seven chunk files now carries an explicit</w:t>
-      </w:r>
-      <w:r>
-        <w:t xml:space="preserve"> </w:t>
-      </w:r>
-      <w:r>
-        <w:rPr>
+        <w:t xml:space="preserve">is an actively practiced present-day term in several living traditions (the Moravian Lovefeast; love-feast observances in Methodist and some Baptist/Anabaptist communities). Each of these seven chunk files now carries an explicit</w:t>
+      </w:r>
+      <w:r>
+        <w:t xml:space="preserve"> </w:t>
+      </w:r>
+      <w:r>
+        <w:rPr>
+          <w:bCs/>
           <w:b/>
         </w:rPr>
         <w:t xml:space="preserve">Living Tradition note</w:t>
@@ -3787,6 +4050,7 @@
       </w:r>
       <w:r>
         <w:rPr>
+          <w:iCs/>
           <w:i/>
         </w:rPr>
         <w:t xml:space="preserve">presbyterion</w:t>
@@ -3799,6 +4063,7 @@
       </w:r>
       <w:r>
         <w:rPr>
+          <w:iCs/>
           <w:i/>
         </w:rPr>
         <w:t xml:space="preserve">prophetes</w:t>
@@ -3811,6 +4076,7 @@
       </w:r>
       <w:r>
         <w:rPr>
+          <w:iCs/>
           <w:i/>
         </w:rPr>
         <w:t xml:space="preserve">ministrae</w:t>
@@ -3823,6 +4089,7 @@
       </w:r>
       <w:r>
         <w:rPr>
+          <w:iCs/>
           <w:i/>
         </w:rPr>
         <w:t xml:space="preserve">hetaeria</w:t>
@@ -3835,6 +4102,7 @@
       </w:r>
       <w:r>
         <w:rPr>
+          <w:iCs/>
           <w:i/>
         </w:rPr>
         <w:t xml:space="preserve">pertinacia</w:t>
@@ -3847,6 +4115,7 @@
       </w:r>
       <w:r>
         <w:rPr>
+          <w:iCs/>
           <w:i/>
         </w:rPr>
         <w:t xml:space="preserve">presbyterion</w:t>
@@ -3859,6 +4128,7 @@
       </w:r>
       <w:r>
         <w:rPr>
+          <w:iCs/>
           <w:i/>
         </w:rPr>
         <w:t xml:space="preserve">presbyterion</w:t>
@@ -3889,6 +4159,7 @@
       </w:r>
       <w:r>
         <w:rPr>
+          <w:iCs/>
           <w:i/>
         </w:rPr>
         <w:t xml:space="preserve">presbyterion</w:t>
@@ -3907,15 +4178,15 @@
         </w:pict>
       </w:r>
     </w:p>
+    <w:bookmarkEnd w:id="25"/>
+    <w:bookmarkStart w:id="26" w:name="Xfa3639435243b4d841c3623b110c05858077d15"/>
     <w:p>
       <w:pPr>
         <w:pStyle w:val="Heading2"/>
       </w:pPr>
-      <w:bookmarkStart w:id="27" w:name="Xfa3639435243b4d841c3623b110c05858077d15"/>
       <w:r>
         <w:t xml:space="preserve">5. Cross-reference structure (Development Workflow step 5)</w:t>
       </w:r>
-      <w:bookmarkEnd w:id="27"/>
     </w:p>
     <w:p>
       <w:pPr>
@@ -3940,28 +4211,14 @@
         <w:t xml:space="preserve"> </w:t>
       </w:r>
       <w:r>
-        <w:t xml:space="preserve">sheet). The conceptual clusters this reveals, stated here for the construction record —</w:t>
-      </w:r>
-      <w:r>
-        <w:t xml:space="preserve"> </w:t>
-      </w:r>
-      <w:r>
-        <w:rPr>
-          <w:b/>
-        </w:rPr>
-        <w:t xml:space="preserve">corrected this revision after a cold review found the prior description did not match the graph this document itself built:</w:t>
-      </w:r>
-      <w:r>
-        <w:t xml:space="preserve"> </w:t>
-      </w:r>
-      <w:r>
-        <w:t xml:space="preserve">an</w:t>
-      </w:r>
-      <w:r>
-        <w:t xml:space="preserve"> </w:t>
-      </w:r>
-      <w:r>
-        <w:rPr>
+        <w:t xml:space="preserve">sheet). The conceptual clusters this reveals, stated here for the construction record: an</w:t>
+      </w:r>
+      <w:r>
+        <w:t xml:space="preserve"> </w:t>
+      </w:r>
+      <w:r>
+        <w:rPr>
+          <w:bCs/>
           <w:b/>
         </w:rPr>
         <w:t xml:space="preserve">authority cluster</w:t>
@@ -3977,6 +4234,7 @@
       </w:r>
       <w:r>
         <w:rPr>
+          <w:iCs/>
           <w:i/>
         </w:rPr>
         <w:t xml:space="preserve">prophetes</w:t>
@@ -3989,6 +4247,7 @@
       </w:r>
       <w:r>
         <w:rPr>
+          <w:iCs/>
           <w:i/>
         </w:rPr>
         <w:t xml:space="preserve">episkopos</w:t>
@@ -4004,18 +4263,20 @@
       </w:r>
       <w:r>
         <w:rPr>
+          <w:iCs/>
           <w:i/>
         </w:rPr>
         <w:t xml:space="preserve">diakonos</w:t>
       </w:r>
       <w:r>
-        <w:t xml:space="preserve">, placing it in this cluster rather than the formation-instruction pairing below, where an earlier draft of this section mistakenly grouped it), a</w:t>
-      </w:r>
-      <w:r>
-        <w:t xml:space="preserve"> </w:t>
-      </w:r>
-      <w:r>
-        <w:rPr>
+        <w:t xml:space="preserve">, placing it in this cluster rather than the formation-instruction pairing below), a</w:t>
+      </w:r>
+      <w:r>
+        <w:t xml:space="preserve"> </w:t>
+      </w:r>
+      <w:r>
+        <w:rPr>
+          <w:bCs/>
           <w:b/>
         </w:rPr>
         <w:t xml:space="preserve">worship-and-authority cluster</w:t>
@@ -4049,6 +4310,7 @@
       </w:r>
       <w:r>
         <w:rPr>
+          <w:bCs/>
           <w:b/>
         </w:rPr>
         <w:t xml:space="preserve">formation-instruction pairing</w:t>
@@ -4064,6 +4326,7 @@
       </w:r>
       <w:r>
         <w:rPr>
+          <w:iCs/>
           <w:i/>
         </w:rPr>
         <w:t xml:space="preserve">prophetes</w:t>
@@ -4079,6 +4342,7 @@
       </w:r>
       <w:r>
         <w:rPr>
+          <w:bCs/>
           <w:b/>
         </w:rPr>
         <w:t xml:space="preserve">outside-pressure cluster</w:t>
@@ -4091,6 +4355,7 @@
       </w:r>
       <w:r>
         <w:rPr>
+          <w:iCs/>
           <w:i/>
         </w:rPr>
         <w:t xml:space="preserve">ministrae</w:t>
@@ -4106,6 +4371,7 @@
       </w:r>
       <w:r>
         <w:rPr>
+          <w:iCs/>
           <w:i/>
         </w:rPr>
         <w:t xml:space="preserve">hetaeria</w:t>
@@ -4121,6 +4387,7 @@
       </w:r>
       <w:r>
         <w:rPr>
+          <w:iCs/>
           <w:i/>
         </w:rPr>
         <w:t xml:space="preserve">pertinacia</w:t>
@@ -4133,30 +4400,35 @@
       </w:r>
       <w:r>
         <w:rPr>
+          <w:bCs/>
           <w:b/>
         </w:rPr>
         <w:t xml:space="preserve">“</w:t>
       </w:r>
       <w:r>
         <w:rPr>
+          <w:bCs/>
           <w:b/>
         </w:rPr>
         <w:t xml:space="preserve">agape</w:t>
       </w:r>
       <w:r>
         <w:rPr>
+          <w:bCs/>
           <w:b/>
         </w:rPr>
         <w:t xml:space="preserve">”</w:t>
       </w:r>
       <w:r>
         <w:rPr>
-          <w:b/>
-        </w:rPr>
-        <w:t xml:space="preserve"> </w:t>
-      </w:r>
-      <w:r>
-        <w:rPr>
+          <w:bCs/>
+          <w:b/>
+        </w:rPr>
+        <w:t xml:space="preserve"> </w:t>
+      </w:r>
+      <w:r>
+        <w:rPr>
+          <w:bCs/>
           <w:b/>
         </w:rPr>
         <w:t xml:space="preserve">label entry bridging two clusters at once</w:t>
@@ -4175,15 +4447,15 @@
         </w:pict>
       </w:r>
     </w:p>
+    <w:bookmarkEnd w:id="26"/>
+    <w:bookmarkStart w:id="27" w:name="Xc50558520ffd2c5a99563806a19b386b04497e6"/>
     <w:p>
       <w:pPr>
         <w:pStyle w:val="Heading2"/>
       </w:pPr>
-      <w:bookmarkStart w:id="28" w:name="Xc50558520ffd2c5a99563806a19b386b04497e6"/>
       <w:r>
         <w:t xml:space="preserve">6. Runtime Readiness Review (Development Workflow step 7 / LDF Part V)</w:t>
       </w:r>
-      <w:bookmarkEnd w:id="28"/>
     </w:p>
     <w:p>
       <w:pPr>
@@ -4203,6 +4475,7 @@
       </w:pPr>
       <w:r>
         <w:rPr>
+          <w:bCs/>
           <w:b/>
         </w:rPr>
         <w:t xml:space="preserve">Chunk-file completeness:</w:t>
@@ -4224,6 +4497,7 @@
       </w:pPr>
       <w:r>
         <w:rPr>
+          <w:bCs/>
           <w:b/>
         </w:rPr>
         <w:t xml:space="preserve">RT-tag priority set:</w:t>
@@ -4245,6 +4519,7 @@
       </w:pPr>
       <w:r>
         <w:rPr>
+          <w:bCs/>
           <w:b/>
         </w:rPr>
         <w:t xml:space="preserve">Three-Level Transparency (Article 30) alignment:</w:t>
@@ -4266,6 +4541,7 @@
       </w:pPr>
       <w:r>
         <w:rPr>
+          <w:bCs/>
           <w:b/>
         </w:rPr>
         <w:t xml:space="preserve">Writing-From-Inside compliance:</w:t>
@@ -4281,6 +4557,7 @@
       </w:r>
       <w:r>
         <w:rPr>
+          <w:bCs/>
           <w:b/>
         </w:rPr>
         <w:t xml:space="preserve">This claim was incomplete, corrected this revision:</w:t>
@@ -4323,15 +4600,15 @@
         </w:pict>
       </w:r>
     </w:p>
+    <w:bookmarkEnd w:id="27"/>
+    <w:bookmarkStart w:id="28" w:name="X0875b5db5ebf0e2897a6b1a6ccbdd4dd5d6f500"/>
     <w:p>
       <w:pPr>
         <w:pStyle w:val="Heading2"/>
       </w:pPr>
-      <w:bookmarkStart w:id="29" w:name="X0875b5db5ebf0e2897a6b1a6ccbdd4dd5d6f500"/>
       <w:r>
         <w:t xml:space="preserve">7. Deployment Lexicon chunks and companion index</w:t>
       </w:r>
-      <w:bookmarkEnd w:id="29"/>
     </w:p>
     <w:p>
       <w:pPr>
@@ -4387,15 +4664,15 @@
         </w:pict>
       </w:r>
     </w:p>
+    <w:bookmarkEnd w:id="28"/>
+    <w:bookmarkStart w:id="29" w:name="X389ee759e300e45cd568935baa7ddc7a50c058e"/>
     <w:p>
       <w:pPr>
         <w:pStyle w:val="Heading2"/>
       </w:pPr>
-      <w:bookmarkStart w:id="30" w:name="X389ee759e300e45cd568935baa7ddc7a50c058e"/>
       <w:r>
         <w:t xml:space="preserve">8. Open items carried forward to Doc_07 and Doc_08</w:t>
       </w:r>
-      <w:bookmarkEnd w:id="30"/>
     </w:p>
     <w:p>
       <w:pPr>
@@ -4440,6 +4717,7 @@
       </w:pPr>
       <w:r>
         <w:rPr>
+          <w:iCs/>
           <w:i/>
         </w:rPr>
         <w:t xml:space="preserve">Ministrae</w:t>
@@ -4452,6 +4730,7 @@
       </w:r>
       <w:r>
         <w:rPr>
+          <w:iCs/>
           <w:i/>
         </w:rPr>
         <w:t xml:space="preserve">hetaeria</w:t>
@@ -4464,6 +4743,7 @@
       </w:r>
       <w:r>
         <w:rPr>
+          <w:iCs/>
           <w:i/>
         </w:rPr>
         <w:t xml:space="preserve">pertinacia</w:t>
@@ -4521,15 +4801,15 @@
         </w:pict>
       </w:r>
     </w:p>
+    <w:bookmarkEnd w:id="29"/>
+    <w:bookmarkStart w:id="30" w:name="document-log"/>
     <w:p>
       <w:pPr>
         <w:pStyle w:val="Heading2"/>
       </w:pPr>
-      <w:bookmarkStart w:id="31" w:name="document-log"/>
       <w:r>
         <w:t xml:space="preserve">9. Document log</w:t>
       </w:r>
-      <w:bookmarkEnd w:id="31"/>
     </w:p>
     <w:p>
       <w:pPr>
@@ -4537,10 +4817,10 @@
           <w:ilvl w:val="0"/>
           <w:numId w:val="1004"/>
         </w:numPr>
-        <w:pStyle w:val="Compact"/>
-      </w:pPr>
-      <w:r>
-        <w:rPr>
+      </w:pPr>
+      <w:r>
+        <w:rPr>
+          <w:bCs/>
           <w:b/>
         </w:rPr>
         <w:t xml:space="preserve">Document:</w:t>
@@ -4558,10 +4838,10 @@
           <w:ilvl w:val="0"/>
           <w:numId w:val="1004"/>
         </w:numPr>
-        <w:pStyle w:val="Compact"/>
-      </w:pPr>
-      <w:r>
-        <w:rPr>
+      </w:pPr>
+      <w:r>
+        <w:rPr>
+          <w:bCs/>
           <w:b/>
         </w:rPr>
         <w:t xml:space="preserve">Built from:</w:t>
@@ -4579,10 +4859,10 @@
           <w:ilvl w:val="0"/>
           <w:numId w:val="1004"/>
         </w:numPr>
-        <w:pStyle w:val="Compact"/>
-      </w:pPr>
-      <w:r>
-        <w:rPr>
+      </w:pPr>
+      <w:r>
+        <w:rPr>
+          <w:bCs/>
           <w:b/>
         </w:rPr>
         <w:t xml:space="preserve">No document-level L4 template exists for Doc_06</w:t>
@@ -4600,10 +4880,10 @@
           <w:ilvl w:val="0"/>
           <w:numId w:val="1004"/>
         </w:numPr>
-        <w:pStyle w:val="Compact"/>
-      </w:pPr>
-      <w:r>
-        <w:rPr>
+      </w:pPr>
+      <w:r>
+        <w:rPr>
+          <w:bCs/>
           <w:b/>
         </w:rPr>
         <w:t xml:space="preserve">Round 1 review outcome:</w:t>
@@ -4633,10 +4913,10 @@
           <w:ilvl w:val="0"/>
           <w:numId w:val="1004"/>
         </w:numPr>
-        <w:pStyle w:val="Compact"/>
-      </w:pPr>
-      <w:r>
-        <w:rPr>
+      </w:pPr>
+      <w:r>
+        <w:rPr>
+          <w:bCs/>
           <w:b/>
         </w:rPr>
         <w:t xml:space="preserve">Round 1 review finding rejected, logged as disagreement:</w:t>
@@ -4654,10 +4934,10 @@
           <w:ilvl w:val="0"/>
           <w:numId w:val="1004"/>
         </w:numPr>
-        <w:pStyle w:val="Compact"/>
-      </w:pPr>
-      <w:r>
-        <w:rPr>
+      </w:pPr>
+      <w:r>
+        <w:rPr>
+          <w:bCs/>
           <w:b/>
         </w:rPr>
         <w:t xml:space="preserve">Round 1 fixes applied:</w:t>
@@ -4675,10 +4955,10 @@
           <w:ilvl w:val="0"/>
           <w:numId w:val="1004"/>
         </w:numPr>
-        <w:pStyle w:val="Compact"/>
-      </w:pPr>
-      <w:r>
-        <w:rPr>
+      </w:pPr>
+      <w:r>
+        <w:rPr>
+          <w:bCs/>
           <w:b/>
         </w:rPr>
         <w:t xml:space="preserve">Round 2 review outcome:</w:t>
@@ -4762,10 +5042,10 @@
           <w:ilvl w:val="0"/>
           <w:numId w:val="1004"/>
         </w:numPr>
-        <w:pStyle w:val="Compact"/>
-      </w:pPr>
-      <w:r>
-        <w:rPr>
+      </w:pPr>
+      <w:r>
+        <w:rPr>
+          <w:bCs/>
           <w:b/>
         </w:rPr>
         <w:t xml:space="preserve">Round 2 fixes applied:</w:t>
@@ -4783,10 +5063,10 @@
           <w:ilvl w:val="0"/>
           <w:numId w:val="1004"/>
         </w:numPr>
-        <w:pStyle w:val="Compact"/>
-      </w:pPr>
-      <w:r>
-        <w:rPr>
+      </w:pPr>
+      <w:r>
+        <w:rPr>
+          <w:bCs/>
           <w:b/>
         </w:rPr>
         <w:t xml:space="preserve">Status after round 2:</w:t>
@@ -4804,10 +5084,10 @@
           <w:ilvl w:val="0"/>
           <w:numId w:val="1004"/>
         </w:numPr>
-        <w:pStyle w:val="Compact"/>
-      </w:pPr>
-      <w:r>
-        <w:rPr>
+      </w:pPr>
+      <w:r>
+        <w:rPr>
+          <w:bCs/>
           <w:b/>
         </w:rPr>
         <w:t xml:space="preserve">Reopened after finalization — process-integrity correction, not a routine round.</w:t>
@@ -4955,6 +5235,7 @@
       </w:r>
       <w:r>
         <w:rPr>
+          <w:iCs/>
           <w:i/>
         </w:rPr>
         <w:t xml:space="preserve">Smyrnaeans</w:t>
@@ -4970,6 +5251,7 @@
       </w:r>
       <w:r>
         <w:rPr>
+          <w:iCs/>
           <w:i/>
         </w:rPr>
         <w:t xml:space="preserve">presbyterion</w:t>
@@ -5005,10 +5287,10 @@
           <w:ilvl w:val="0"/>
           <w:numId w:val="1004"/>
         </w:numPr>
-        <w:pStyle w:val="Compact"/>
-      </w:pPr>
-      <w:r>
-        <w:rPr>
+      </w:pPr>
+      <w:r>
+        <w:rPr>
+          <w:bCs/>
           <w:b/>
         </w:rPr>
         <w:t xml:space="preserve">Fixes applied:</w:t>
@@ -5168,6 +5450,7 @@
       </w:r>
       <w:r>
         <w:rPr>
+          <w:bCs/>
           <w:b/>
         </w:rPr>
         <w:t xml:space="preserve">Most substantially:</w:t>
@@ -5201,6 +5484,7 @@
       </w:r>
       <w:r>
         <w:rPr>
+          <w:iCs/>
           <w:i/>
         </w:rPr>
         <w:t xml:space="preserve">Smyrnaeans</w:t>
@@ -5233,10 +5517,10 @@
           <w:ilvl w:val="0"/>
           <w:numId w:val="1004"/>
         </w:numPr>
-        <w:pStyle w:val="Compact"/>
-      </w:pPr>
-      <w:r>
-        <w:rPr>
+      </w:pPr>
+      <w:r>
+        <w:rPr>
+          <w:bCs/>
           <w:b/>
         </w:rPr>
         <w:t xml:space="preserve">Cold review, round 2 (post-round-1-fixes):</w:t>
@@ -5264,6 +5548,7 @@
       </w:r>
       <w:r>
         <w:rPr>
+          <w:bCs/>
           <w:b/>
         </w:rPr>
         <w:t xml:space="preserve">One disqualifying defect found:</w:t>
@@ -5293,10 +5578,10 @@
           <w:ilvl w:val="0"/>
           <w:numId w:val="1004"/>
         </w:numPr>
-        <w:pStyle w:val="Compact"/>
-      </w:pPr>
-      <w:r>
-        <w:rPr>
+      </w:pPr>
+      <w:r>
+        <w:rPr>
+          <w:bCs/>
           <w:b/>
         </w:rPr>
         <w:t xml:space="preserve">Round 2 fix applied:</w:t>
@@ -5314,10 +5599,10 @@
           <w:ilvl w:val="0"/>
           <w:numId w:val="1004"/>
         </w:numPr>
-        <w:pStyle w:val="Compact"/>
-      </w:pPr>
-      <w:r>
-        <w:rPr>
+      </w:pPr>
+      <w:r>
+        <w:rPr>
+          <w:bCs/>
           <w:b/>
         </w:rPr>
         <w:t xml:space="preserve">Targeted re-verification, round 3:</w:t>
@@ -5441,6 +5726,7 @@
       </w:r>
       <w:r>
         <w:rPr>
+          <w:bCs/>
           <w:b/>
         </w:rPr>
         <w:t xml:space="preserve">This last item was independently checked directly against the governing Framework’s own live text</w:t>
@@ -5476,9 +5762,184 @@
         <w:t xml:space="preserve"> </w:t>
       </w:r>
       <w:r>
-        <w:t xml:space="preserve">Both chunks match this minimal structure exactly and are compliant, not defective — this exact question was already checked directly against the Framework in this reopening’s own round-1 cold review (Finding H) and confirmed compli</w:t>
-      </w:r>
-    </w:p>
+        <w:t xml:space="preserve">Both chunks match this minimal structure exactly and are compliant, not defective — this exact question was already checked directly against the Framework in this reopening’s own round-1 cold review (Finding H) and confirmed compliant then too. Logged here as a reviewer-artifact disagreement, independently verified and rejected rather than silently accepted or silently dismissed, consistent with this project’s practice throughout.</w:t>
+      </w:r>
+    </w:p>
+    <w:p>
+      <w:pPr>
+        <w:numPr>
+          <w:ilvl w:val="0"/>
+          <w:numId w:val="1004"/>
+        </w:numPr>
+      </w:pPr>
+      <w:r>
+        <w:rPr>
+          <w:bCs/>
+          <w:b/>
+        </w:rPr>
+        <w:t xml:space="preserve">Round 3 fix applied:</w:t>
+      </w:r>
+      <w:r>
+        <w:t xml:space="preserve"> </w:t>
+      </w:r>
+      <w:r>
+        <w:t xml:space="preserve">trailing null bytes stripped from both affected chunk files (text content unchanged, confirmed via before/after byte comparison); no change made to hetaeria/pertinacia, since making one would itself violate the Framework’s own Tier 3 rule.</w:t>
+      </w:r>
+    </w:p>
+    <w:p>
+      <w:pPr>
+        <w:numPr>
+          <w:ilvl w:val="0"/>
+          <w:numId w:val="1004"/>
+        </w:numPr>
+      </w:pPr>
+      <w:r>
+        <w:rPr>
+          <w:bCs/>
+          <w:b/>
+        </w:rPr>
+        <w:t xml:space="preserve">Project-lead sign-off:</w:t>
+      </w:r>
+      <w:r>
+        <w:t xml:space="preserve"> </w:t>
+      </w:r>
+      <w:r>
+        <w:t xml:space="preserve">the project lead (Mark) explicitly reviewed the status of this document, together with Doc_01 through Doc_06 as a complete set, and confirmed sign-off on 2026-07-07 in this build’s own conversation record. This is a real decision made by the project lead himself — not a status this build thread assigned on his behalf, and not inferred from an ambiguous instruction.</w:t>
+      </w:r>
+      <w:r>
+        <w:t xml:space="preserve"> </w:t>
+      </w:r>
+      <w:r>
+        <w:rPr>
+          <w:bCs/>
+          <w:b/>
+        </w:rPr>
+        <w:t xml:space="preserve">Status: APPROVED TO PROCEED.</w:t>
+      </w:r>
+    </w:p>
+    <w:p>
+      <w:pPr>
+        <w:numPr>
+          <w:ilvl w:val="0"/>
+          <w:numId w:val="1004"/>
+        </w:numPr>
+      </w:pPr>
+      <w:r>
+        <w:rPr>
+          <w:bCs/>
+          <w:b/>
+        </w:rPr>
+        <w:t xml:space="preserve">Sign-off terminology update (2026-07-08):</w:t>
+      </w:r>
+      <w:r>
+        <w:t xml:space="preserve"> </w:t>
+      </w:r>
+      <w:r>
+        <w:t xml:space="preserve">Per project-wide policy change, this document’s status is relabeled from FINALIZED to APPROVED TO PROCEED. This is a terminology correction, not a reopening — no content changed. Per Construction Framework V7.3, no document in this world’s build is considered frozen until the full Step 9 Validation Layer (Part VI: Validation &amp; Testing, including Living Tradition Status Confirmation and External Scholarly Review) is documented as executed for the world as a whole. Individual document approval means the project lead has authorized building on this document going forward, not that it is permanently closed to revision.</w:t>
+      </w:r>
+    </w:p>
+    <w:p>
+      <w:pPr>
+        <w:numPr>
+          <w:ilvl w:val="0"/>
+          <w:numId w:val="1004"/>
+        </w:numPr>
+      </w:pPr>
+      <w:r>
+        <w:rPr>
+          <w:bCs/>
+          <w:b/>
+        </w:rPr>
+        <w:t xml:space="preserve">Step 9 Validation &amp; Testing revision — Doc_03 Open Item 6 closed (2026-07-08):</w:t>
+      </w:r>
+      <w:r>
+        <w:t xml:space="preserve"> </w:t>
+      </w:r>
+      <w:r>
+        <w:t xml:space="preserve">Section 1’s open-item resolution and the</w:t>
+      </w:r>
+      <w:r>
+        <w:t xml:space="preserve"> </w:t>
+      </w:r>
+      <w:r>
+        <w:rPr>
+          <w:iCs/>
+          <w:i/>
+        </w:rPr>
+        <w:t xml:space="preserve">baptisma</w:t>
+      </w:r>
+      <w:r>
+        <w:t xml:space="preserve"> </w:t>
+      </w:r>
+      <w:r>
+        <w:t xml:space="preserve">chunk file (pahclex011) both updated to reflect the primary-text extraction pass described in Doc_05’s own Document Log entry of the same date.</w:t>
+      </w:r>
+      <w:r>
+        <w:t xml:space="preserve"> </w:t>
+      </w:r>
+      <w:r>
+        <w:rPr>
+          <w:iCs/>
+          <w:i/>
+        </w:rPr>
+        <w:t xml:space="preserve">Baptisma</w:t>
+      </w:r>
+      <w:r>
+        <w:t xml:space="preserve">’s World Meaning, Ecological Function, Distortion Risk, and Key Sources sections were revised to add Justin’s</w:t>
+      </w:r>
+      <w:r>
+        <w:t xml:space="preserve"> </w:t>
+      </w:r>
+      <w:r>
+        <w:rPr>
+          <w:iCs/>
+          <w:i/>
+        </w:rPr>
+        <w:t xml:space="preserve">First Apology</w:t>
+      </w:r>
+      <w:r>
+        <w:t xml:space="preserve"> </w:t>
+      </w:r>
+      <w:r>
+        <w:t xml:space="preserve">61/65–66 (Strand B, procedural) and Ignatius’s</w:t>
+      </w:r>
+      <w:r>
+        <w:t xml:space="preserve"> </w:t>
+      </w:r>
+      <w:r>
+        <w:rPr>
+          <w:iCs/>
+          <w:i/>
+        </w:rPr>
+        <w:t xml:space="preserve">Smyrnaeans</w:t>
+      </w:r>
+      <w:r>
+        <w:t xml:space="preserve"> </w:t>
+      </w:r>
+      <w:r>
+        <w:t xml:space="preserve">8:2 (Strand A, institutional-only) as new grounding, while explicitly excluding two Christological baptism references, one metaphorical reference, and one false-positive</w:t>
+      </w:r>
+      <w:r>
+        <w:t xml:space="preserve"> </w:t>
+      </w:r>
+      <w:r>
+        <w:t xml:space="preserve">“</w:t>
+      </w:r>
+      <w:r>
+        <w:t xml:space="preserve">living water</w:t>
+      </w:r>
+      <w:r>
+        <w:t xml:space="preserve">”</w:t>
+      </w:r>
+      <w:r>
+        <w:t xml:space="preserve"> </w:t>
+      </w:r>
+      <w:r>
+        <w:t xml:space="preserve">passage that were checked and found not to be evidence for this term. Tags (SC, RT, PV) are unchanged — the PV tag remains, and is if anything better justified now, since the fuller evidentiary base shows genuine procedural variation across communities rather than a single uniform rite. This is a targeted, additive correction to a documented, disclosed gap, not a reopening of any other part of this document.</w:t>
+      </w:r>
+    </w:p>
+    <w:bookmarkEnd w:id="30"/>
+    <w:bookmarkEnd w:id="31"/>
     <w:sectPr/>
   </w:body>
 </w:document>
@@ -5510,17 +5971,14 @@
 <file path=word/numbering.xml><?xml version="1.0" encoding="utf-8"?>
 <w:numbering xmlns:w="http://schemas.openxmlformats.org/wordprocessingml/2006/main">
   <w:abstractNum w:abstractNumId="990">
-    <w:nsid w:val="2c1ae401"/>
+    <w:nsid w:val="A990"/>
     <w:multiLevelType w:val="multilevel"/>
     <w:lvl w:ilvl="0">
       <w:numFmt w:val="bullet"/>
       <w:lvlText w:val=" "/>
       <w:lvlJc w:val="left"/>
       <w:pPr>
-        <w:tabs>
-          <w:tab w:val="num" w:pos="0"/>
-        </w:tabs>
-        <w:ind w:left="480" w:hanging="480"/>
+        <w:ind w:left="720" w:hanging="480"/>
       </w:pPr>
     </w:lvl>
     <w:lvl w:ilvl="1">
@@ -5528,10 +5986,7 @@
       <w:lvlText w:val=" "/>
       <w:lvlJc w:val="left"/>
       <w:pPr>
-        <w:tabs>
-          <w:tab w:val="num" w:pos="720"/>
-        </w:tabs>
-        <w:ind w:left="1200" w:hanging="480"/>
+        <w:ind w:left="1440" w:hanging="480"/>
       </w:pPr>
     </w:lvl>
     <w:lvl w:ilvl="2">
@@ -5539,10 +5994,7 @@
       <w:lvlText w:val=" "/>
       <w:lvlJc w:val="left"/>
       <w:pPr>
-        <w:tabs>
-          <w:tab w:val="num" w:pos="1440"/>
-        </w:tabs>
-        <w:ind w:left="1920" w:hanging="480"/>
+        <w:ind w:left="2160" w:hanging="480"/>
       </w:pPr>
     </w:lvl>
     <w:lvl w:ilvl="3">
@@ -5550,10 +6002,7 @@
       <w:lvlText w:val=" "/>
       <w:lvlJc w:val="left"/>
       <w:pPr>
-        <w:tabs>
-          <w:tab w:val="num" w:pos="2160"/>
-        </w:tabs>
-        <w:ind w:left="2640" w:hanging="480"/>
+        <w:ind w:left="2880" w:hanging="480"/>
       </w:pPr>
     </w:lvl>
     <w:lvl w:ilvl="4">
@@ -5561,10 +6010,7 @@
       <w:lvlText w:val=" "/>
       <w:lvlJc w:val="left"/>
       <w:pPr>
-        <w:tabs>
-          <w:tab w:val="num" w:pos="2880"/>
-        </w:tabs>
-        <w:ind w:left="3360" w:hanging="480"/>
+        <w:ind w:left="3600" w:hanging="480"/>
       </w:pPr>
     </w:lvl>
     <w:lvl w:ilvl="5">
@@ -5572,10 +6018,7 @@
       <w:lvlText w:val=" "/>
       <w:lvlJc w:val="left"/>
       <w:pPr>
-        <w:tabs>
-          <w:tab w:val="num" w:pos="3600"/>
-        </w:tabs>
-        <w:ind w:left="4080" w:hanging="480"/>
+        <w:ind w:left="4320" w:hanging="480"/>
       </w:pPr>
     </w:lvl>
     <w:lvl w:ilvl="6">
@@ -5583,10 +6026,7 @@
       <w:lvlText w:val=" "/>
       <w:lvlJc w:val="left"/>
       <w:pPr>
-        <w:tabs>
-          <w:tab w:val="num" w:pos="4320"/>
-        </w:tabs>
-        <w:ind w:left="4800" w:hanging="480"/>
+        <w:ind w:left="5040" w:hanging="480"/>
       </w:pPr>
     </w:lvl>
     <w:lvl w:ilvl="7">
@@ -5594,10 +6034,7 @@
       <w:lvlText w:val=" "/>
       <w:lvlJc w:val="left"/>
       <w:pPr>
-        <w:tabs>
-          <w:tab w:val="num" w:pos="5040"/>
-        </w:tabs>
-        <w:ind w:left="5520" w:hanging="480"/>
+        <w:ind w:left="5760" w:hanging="480"/>
       </w:pPr>
     </w:lvl>
     <w:lvl w:ilvl="8">
@@ -5605,25 +6042,19 @@
       <w:lvlText w:val=" "/>
       <w:lvlJc w:val="left"/>
       <w:pPr>
-        <w:tabs>
-          <w:tab w:val="num" w:pos="5760"/>
-        </w:tabs>
-        <w:ind w:left="6240" w:hanging="480"/>
+        <w:ind w:left="6480" w:hanging="480"/>
       </w:pPr>
     </w:lvl>
   </w:abstractNum>
   <w:abstractNum w:abstractNumId="991">
-    <w:nsid w:val="ea454b4c"/>
+    <w:nsid w:val="A991"/>
     <w:multiLevelType w:val="multilevel"/>
     <w:lvl w:ilvl="0">
       <w:numFmt w:val="bullet"/>
       <w:lvlText w:val="•"/>
       <w:lvlJc w:val="left"/>
       <w:pPr>
-        <w:tabs>
-          <w:tab w:val="num" w:pos="0"/>
-        </w:tabs>
-        <w:ind w:left="480" w:hanging="480"/>
+        <w:ind w:left="720" w:hanging="480"/>
       </w:pPr>
     </w:lvl>
     <w:lvl w:ilvl="1">
@@ -5631,10 +6062,7 @@
       <w:lvlText w:val="–"/>
       <w:lvlJc w:val="left"/>
       <w:pPr>
-        <w:tabs>
-          <w:tab w:val="num" w:pos="720"/>
-        </w:tabs>
-        <w:ind w:left="1200" w:hanging="480"/>
+        <w:ind w:left="1440" w:hanging="480"/>
       </w:pPr>
     </w:lvl>
     <w:lvl w:ilvl="2">
@@ -5642,10 +6070,7 @@
       <w:lvlText w:val="•"/>
       <w:lvlJc w:val="left"/>
       <w:pPr>
-        <w:tabs>
-          <w:tab w:val="num" w:pos="1440"/>
-        </w:tabs>
-        <w:ind w:left="1920" w:hanging="480"/>
+        <w:ind w:left="2160" w:hanging="480"/>
       </w:pPr>
     </w:lvl>
     <w:lvl w:ilvl="3">
@@ -5653,10 +6078,7 @@
       <w:lvlText w:val="–"/>
       <w:lvlJc w:val="left"/>
       <w:pPr>
-        <w:tabs>
-          <w:tab w:val="num" w:pos="2160"/>
-        </w:tabs>
-        <w:ind w:left="2640" w:hanging="480"/>
+        <w:ind w:left="2880" w:hanging="480"/>
       </w:pPr>
     </w:lvl>
     <w:lvl w:ilvl="4">
@@ -5664,10 +6086,7 @@
       <w:lvlText w:val="•"/>
       <w:lvlJc w:val="left"/>
       <w:pPr>
-        <w:tabs>
-          <w:tab w:val="num" w:pos="2880"/>
-        </w:tabs>
-        <w:ind w:left="3360" w:hanging="480"/>
+        <w:ind w:left="3600" w:hanging="480"/>
       </w:pPr>
     </w:lvl>
     <w:lvl w:ilvl="5">
@@ -5675,10 +6094,7 @@
       <w:lvlText w:val="–"/>
       <w:lvlJc w:val="left"/>
       <w:pPr>
-        <w:tabs>
-          <w:tab w:val="num" w:pos="3600"/>
-        </w:tabs>
-        <w:ind w:left="4080" w:hanging="480"/>
+        <w:ind w:left="4320" w:hanging="480"/>
       </w:pPr>
     </w:lvl>
     <w:lvl w:ilvl="6">
@@ -5686,10 +6102,7 @@
       <w:lvlText w:val="•"/>
       <w:lvlJc w:val="left"/>
       <w:pPr>
-        <w:tabs>
-          <w:tab w:val="num" w:pos="4320"/>
-        </w:tabs>
-        <w:ind w:left="4800" w:hanging="480"/>
+        <w:ind w:left="5040" w:hanging="480"/>
       </w:pPr>
     </w:lvl>
     <w:lvl w:ilvl="7">
@@ -5697,10 +6110,7 @@
       <w:lvlText w:val="–"/>
       <w:lvlJc w:val="left"/>
       <w:pPr>
-        <w:tabs>
-          <w:tab w:val="num" w:pos="5040"/>
-        </w:tabs>
-        <w:ind w:left="5520" w:hanging="480"/>
+        <w:ind w:left="5760" w:hanging="480"/>
       </w:pPr>
     </w:lvl>
     <w:lvl w:ilvl="8">
@@ -5708,15 +6118,12 @@
       <w:lvlText w:val="•"/>
       <w:lvlJc w:val="left"/>
       <w:pPr>
-        <w:tabs>
-          <w:tab w:val="num" w:pos="5760"/>
-        </w:tabs>
-        <w:ind w:left="6240" w:hanging="480"/>
+        <w:ind w:left="6480" w:hanging="480"/>
       </w:pPr>
     </w:lvl>
   </w:abstractNum>
   <w:abstractNum w:abstractNumId="99411">
-    <w:nsid w:val="71315dca"/>
+    <w:nsid w:val="A99411"/>
     <w:multiLevelType w:val="multilevel"/>
     <w:lvl w:ilvl="0">
       <w:start w:val="1"/>
@@ -5724,10 +6131,7 @@
       <w:lvlText w:val="%1."/>
       <w:lvlJc w:val="left"/>
       <w:pPr>
-        <w:tabs>
-          <w:tab w:val="num" w:pos="0"/>
-        </w:tabs>
-        <w:ind w:left="480" w:hanging="480"/>
+        <w:ind w:left="720" w:hanging="480"/>
       </w:pPr>
     </w:lvl>
     <w:lvl w:ilvl="1">
@@ -5736,10 +6140,7 @@
       <w:lvlText w:val="%2."/>
       <w:lvlJc w:val="left"/>
       <w:pPr>
-        <w:tabs>
-          <w:tab w:val="num" w:pos="720"/>
-        </w:tabs>
-        <w:ind w:left="1200" w:hanging="480"/>
+        <w:ind w:left="1440" w:hanging="480"/>
       </w:pPr>
     </w:lvl>
     <w:lvl w:ilvl="2">
@@ -5748,10 +6149,7 @@
       <w:lvlText w:val="%3."/>
       <w:lvlJc w:val="left"/>
       <w:pPr>
-        <w:tabs>
-          <w:tab w:val="num" w:pos="1440"/>
-        </w:tabs>
-        <w:ind w:left="1920" w:hanging="480"/>
+        <w:ind w:left="2160" w:hanging="480"/>
       </w:pPr>
     </w:lvl>
     <w:lvl w:ilvl="3">
@@ -5760,10 +6158,7 @@
       <w:lvlText w:val="%4."/>
       <w:lvlJc w:val="left"/>
       <w:pPr>
-        <w:tabs>
-          <w:tab w:val="num" w:pos="2160"/>
-        </w:tabs>
-        <w:ind w:left="2640" w:hanging="480"/>
+        <w:ind w:left="2880" w:hanging="480"/>
       </w:pPr>
     </w:lvl>
     <w:lvl w:ilvl="4">
@@ -5772,10 +6167,7 @@
       <w:lvlText w:val="%5."/>
       <w:lvlJc w:val="left"/>
       <w:pPr>
-        <w:tabs>
-          <w:tab w:val="num" w:pos="2880"/>
-        </w:tabs>
-        <w:ind w:left="3360" w:hanging="480"/>
+        <w:ind w:left="3600" w:hanging="480"/>
       </w:pPr>
     </w:lvl>
     <w:lvl w:ilvl="5">
@@ -5784,10 +6176,7 @@
       <w:lvlText w:val="%6."/>
       <w:lvlJc w:val="left"/>
       <w:pPr>
-        <w:tabs>
-          <w:tab w:val="num" w:pos="3600"/>
-        </w:tabs>
-        <w:ind w:left="4080" w:hanging="480"/>
+        <w:ind w:left="4320" w:hanging="480"/>
       </w:pPr>
     </w:lvl>
     <w:lvl w:ilvl="6">
@@ -5796,10 +6185,7 @@
       <w:lvlText w:val="%7."/>
       <w:lvlJc w:val="left"/>
       <w:pPr>
-        <w:tabs>
-          <w:tab w:val="num" w:pos="4320"/>
-        </w:tabs>
-        <w:ind w:left="4800" w:hanging="480"/>
+        <w:ind w:left="5040" w:hanging="480"/>
       </w:pPr>
     </w:lvl>
     <w:lvl w:ilvl="7">
@@ -5808,10 +6194,7 @@
       <w:lvlText w:val="%8."/>
       <w:lvlJc w:val="left"/>
       <w:pPr>
-        <w:tabs>
-          <w:tab w:val="num" w:pos="5040"/>
-        </w:tabs>
-        <w:ind w:left="5520" w:hanging="480"/>
+        <w:ind w:left="5760" w:hanging="480"/>
       </w:pPr>
     </w:lvl>
     <w:lvl w:ilvl="8">
@@ -5820,10 +6203,7 @@
       <w:lvlText w:val="%9."/>
       <w:lvlJc w:val="left"/>
       <w:pPr>
-        <w:tabs>
-          <w:tab w:val="num" w:pos="5760"/>
-        </w:tabs>
-        <w:ind w:left="6240" w:hanging="480"/>
+        <w:ind w:left="6480" w:hanging="480"/>
       </w:pPr>
     </w:lvl>
   </w:abstractNum>
@@ -5877,10 +6257,10 @@
   <w:docDefaults>
     <w:rPrDefault>
       <w:rPr>
-        <w:rFonts w:asciiTheme="minorHAnsi" w:eastAsiaTheme="minorHAnsi" w:hAnsiTheme="minorHAnsi" w:cstheme="minorBidi"/>
+        <w:rFonts w:asciiTheme="minorHAnsi" w:cstheme="minorBidi" w:eastAsiaTheme="minorHAnsi" w:hAnsiTheme="minorHAnsi"/>
         <w:sz w:val="24"/>
         <w:szCs w:val="24"/>
-        <w:lang w:val="en-US" w:eastAsia="en-US" w:bidi="ar-SA"/>
+        <w:lang w:bidi="ar-SA" w:eastAsia="en-US" w:val="en-US"/>
       </w:rPr>
     </w:rPrDefault>
     <w:pPrDefault>
@@ -5889,35 +6269,35 @@
       </w:pPr>
     </w:pPrDefault>
   </w:docDefaults>
-  <w:latentStyles w:defLockedState="0" w:defUIPriority="0" w:defSemiHidden="0" w:defUnhideWhenUsed="0" w:defQFormat="0" w:count="276"/>
-  <w:style w:type="paragraph" w:default="1" w:styleId="Normal">
+  <w:latentStyles w:count="276" w:defLockedState="0" w:defQFormat="0" w:defSemiHidden="0" w:defUIPriority="0" w:defUnhideWhenUsed="0"/>
+  <w:style w:default="1" w:styleId="Normal" w:type="paragraph">
     <w:name w:val="Normal"/>
     <w:qFormat/>
   </w:style>
-  <w:style w:type="paragraph" w:styleId="BodyText">
+  <w:style w:styleId="BodyText" w:type="paragraph">
     <w:name w:val="Body Text"/>
     <w:basedOn w:val="Normal"/>
     <w:link w:val="BodyTextChar"/>
     <w:pPr>
-      <w:spacing w:before="180" w:after="180"/>
+      <w:spacing w:after="180" w:before="180"/>
     </w:pPr>
     <w:qFormat/>
   </w:style>
-  <w:style w:type="paragraph" w:customStyle="1" w:styleId="FirstParagraph">
+  <w:style w:customStyle="1" w:styleId="FirstParagraph" w:type="paragraph">
     <w:name w:val="First Paragraph"/>
     <w:basedOn w:val="BodyText"/>
     <w:next w:val="BodyText"/>
     <w:qFormat/>
   </w:style>
-  <w:style w:type="paragraph" w:customStyle="1" w:styleId="Compact">
+  <w:style w:customStyle="1" w:styleId="Compact" w:type="paragraph">
     <w:name w:val="Compact"/>
     <w:basedOn w:val="BodyText"/>
     <w:qFormat/>
     <w:pPr>
-      <w:spacing w:before="36" w:after="36"/>
+      <w:spacing w:after="36" w:before="36"/>
     </w:pPr>
   </w:style>
-  <w:style w:type="paragraph" w:styleId="Title">
+  <w:style w:styleId="Title" w:type="paragraph">
     <w:name w:val="Title"/>
     <w:basedOn w:val="Normal"/>
     <w:next w:val="BodyText"/>
@@ -5925,19 +6305,19 @@
     <w:pPr>
       <w:keepNext/>
       <w:keepLines/>
-      <w:spacing w:before="480" w:after="240"/>
+      <w:spacing w:after="240" w:before="480"/>
       <w:jc w:val="center"/>
     </w:pPr>
     <w:rPr>
-      <w:rFonts w:asciiTheme="majorHAnsi" w:eastAsiaTheme="majorEastAsia" w:hAnsiTheme="majorHAnsi" w:cstheme="majorBidi"/>
+      <w:rFonts w:asciiTheme="majorHAnsi" w:cstheme="majorBidi" w:eastAsiaTheme="majorEastAsia" w:hAnsiTheme="majorHAnsi"/>
       <w:b/>
       <w:bCs/>
-      <w:color w:val="345A8A" w:themeColor="accent1" w:themeShade="B5"/>
+      <w:color w:themeColor="accent1" w:themeShade="B5" w:val="345A8A"/>
       <w:sz w:val="36"/>
       <w:szCs w:val="36"/>
     </w:rPr>
   </w:style>
-  <w:style w:type="paragraph" w:styleId="Subtitle">
+  <w:style w:styleId="Subtitle" w:type="paragraph">
     <w:name w:val="Subtitle"/>
     <w:basedOn w:val="Title"/>
     <w:next w:val="BodyText"/>
@@ -5945,7 +6325,7 @@
     <w:pPr>
       <w:keepNext/>
       <w:keepLines/>
-      <w:spacing w:before="240" w:after="240"/>
+      <w:spacing w:after="240" w:before="240"/>
       <w:jc w:val="center"/>
     </w:pPr>
     <w:rPr>
@@ -5953,7 +6333,7 @@
       <w:szCs w:val="30"/>
     </w:rPr>
   </w:style>
-  <w:style w:type="paragraph" w:customStyle="1" w:styleId="Author">
+  <w:style w:customStyle="1" w:styleId="Author" w:type="paragraph">
     <w:name w:val="Author"/>
     <w:next w:val="BodyText"/>
     <w:qFormat/>
@@ -5963,7 +6343,7 @@
       <w:jc w:val="center"/>
     </w:pPr>
   </w:style>
-  <w:style w:type="paragraph" w:styleId="Date">
+  <w:style w:styleId="Date" w:type="paragraph">
     <w:name w:val="Date"/>
     <w:next w:val="BodyText"/>
     <w:qFormat/>
@@ -5973,7 +6353,26 @@
       <w:jc w:val="center"/>
     </w:pPr>
   </w:style>
-  <w:style w:type="paragraph" w:customStyle="1" w:styleId="Abstract">
+  <w:style w:customStyle="1" w:styleId="AbstractTitle" w:type="paragraph">
+    <w:name w:val="Abstract Title"/>
+    <w:basedOn w:val="Normal"/>
+    <w:next w:val="Abstract"/>
+    <w:qFormat/>
+    <w:pPr>
+      <w:keepNext/>
+      <w:keepLines/>
+      <w:jc w:val="center"/>
+      <w:spacing w:after="0" w:before="300"/>
+    </w:pPr>
+    <w:rPr>
+      <w:sz w:val="20"/>
+      <w:szCs w:val="20"/>
+      <w:b/>
+      <w:color w:val="345A8A"/>
+      &gt;
+    </w:rPr>
+  </w:style>
+  <w:style w:customStyle="1" w:styleId="Abstract" w:type="paragraph">
     <w:name w:val="Abstract"/>
     <w:basedOn w:val="Normal"/>
     <w:next w:val="BodyText"/>
@@ -5981,14 +6380,14 @@
     <w:pPr>
       <w:keepNext/>
       <w:keepLines/>
-      <w:spacing w:before="300" w:after="300"/>
+      <w:spacing w:after="300" w:before="100"/>
     </w:pPr>
     <w:rPr>
       <w:sz w:val="20"/>
       <w:szCs w:val="20"/>
     </w:rPr>
   </w:style>
-  <w:style w:type="paragraph" w:styleId="Bibliography">
+  <w:style w:styleId="Bibliography" w:type="paragraph">
     <w:name w:val="Bibliography"/>
     <w:basedOn w:val="Normal"/>
     <w:next w:val="Bibliography"/>
@@ -5996,7 +6395,7 @@
     <w:pPr/>
     <w:rPr/>
   </w:style>
-  <w:style w:type="paragraph" w:styleId="Heading1">
+  <w:style w:styleId="Heading1" w:type="paragraph">
     <w:name w:val="Heading 1"/>
     <w:basedOn w:val="Normal"/>
     <w:next w:val="BodyText"/>
@@ -6005,19 +6404,19 @@
     <w:pPr>
       <w:keepNext/>
       <w:keepLines/>
-      <w:spacing w:before="480" w:after="0"/>
+      <w:spacing w:after="0" w:before="480"/>
       <w:outlineLvl w:val="0"/>
     </w:pPr>
     <w:rPr>
-      <w:rFonts w:asciiTheme="majorHAnsi" w:eastAsiaTheme="majorEastAsia" w:hAnsiTheme="majorHAnsi" w:cstheme="majorBidi"/>
+      <w:rFonts w:asciiTheme="majorHAnsi" w:cstheme="majorBidi" w:eastAsiaTheme="majorEastAsia" w:hAnsiTheme="majorHAnsi"/>
       <w:b/>
       <w:bCs/>
-      <w:color w:val="4F81BD" w:themeColor="accent1"/>
+      <w:color w:themeColor="accent1" w:val="4F81BD"/>
       <w:sz w:val="32"/>
       <w:szCs w:val="32"/>
     </w:rPr>
   </w:style>
-  <w:style w:type="paragraph" w:styleId="Heading2">
+  <w:style w:styleId="Heading2" w:type="paragraph">
     <w:name w:val="Heading 2"/>
     <w:basedOn w:val="Normal"/>
     <w:next w:val="BodyText"/>
@@ -6027,19 +6426,19 @@
     <w:pPr>
       <w:keepNext/>
       <w:keepLines/>
-      <w:spacing w:before="200" w:after="0"/>
+      <w:spacing w:after="0" w:before="200"/>
       <w:outlineLvl w:val="1"/>
     </w:pPr>
     <w:rPr>
-      <w:rFonts w:asciiTheme="majorHAnsi" w:eastAsiaTheme="majorEastAsia" w:hAnsiTheme="majorHAnsi" w:cstheme="majorBidi"/>
+      <w:rFonts w:asciiTheme="majorHAnsi" w:cstheme="majorBidi" w:eastAsiaTheme="majorEastAsia" w:hAnsiTheme="majorHAnsi"/>
       <w:b/>
       <w:bCs/>
-      <w:color w:val="4F81BD" w:themeColor="accent1"/>
+      <w:color w:themeColor="accent1" w:val="4F81BD"/>
       <w:sz w:val="28"/>
       <w:szCs w:val="28"/>
     </w:rPr>
   </w:style>
-  <w:style w:type="paragraph" w:styleId="Heading3">
+  <w:style w:styleId="Heading3" w:type="paragraph">
     <w:name w:val="Heading 3"/>
     <w:basedOn w:val="Normal"/>
     <w:next w:val="BodyText"/>
@@ -6049,19 +6448,19 @@
     <w:pPr>
       <w:keepNext/>
       <w:keepLines/>
-      <w:spacing w:before="200" w:after="0"/>
+      <w:spacing w:after="0" w:before="200"/>
       <w:outlineLvl w:val="2"/>
     </w:pPr>
     <w:rPr>
-      <w:rFonts w:asciiTheme="majorHAnsi" w:eastAsiaTheme="majorEastAsia" w:hAnsiTheme="majorHAnsi" w:cstheme="majorBidi"/>
+      <w:rFonts w:asciiTheme="majorHAnsi" w:cstheme="majorBidi" w:eastAsiaTheme="majorEastAsia" w:hAnsiTheme="majorHAnsi"/>
       <w:b/>
       <w:bCs/>
-      <w:color w:val="4F81BD" w:themeColor="accent1"/>
+      <w:color w:themeColor="accent1" w:val="4F81BD"/>
       <w:sz w:val="24"/>
       <w:szCs w:val="24"/>
     </w:rPr>
   </w:style>
-  <w:style w:type="paragraph" w:styleId="Heading4">
+  <w:style w:styleId="Heading4" w:type="paragraph">
     <w:name w:val="Heading 4"/>
     <w:basedOn w:val="Normal"/>
     <w:next w:val="BodyText"/>
@@ -6071,19 +6470,19 @@
     <w:pPr>
       <w:keepNext/>
       <w:keepLines/>
-      <w:spacing w:before="200" w:after="0"/>
+      <w:spacing w:after="0" w:before="200"/>
       <w:outlineLvl w:val="3"/>
     </w:pPr>
     <w:rPr>
-      <w:rFonts w:asciiTheme="majorHAnsi" w:eastAsiaTheme="majorEastAsia" w:hAnsiTheme="majorHAnsi" w:cstheme="majorBidi"/>
+      <w:rFonts w:asciiTheme="majorHAnsi" w:cstheme="majorBidi" w:eastAsiaTheme="majorEastAsia" w:hAnsiTheme="majorHAnsi"/>
       <w:i/>
       <w:bCs/>
-      <w:color w:val="4F81BD" w:themeColor="accent1"/>
+      <w:color w:themeColor="accent1" w:val="4F81BD"/>
       <w:sz w:val="24"/>
       <w:szCs w:val="24"/>
     </w:rPr>
   </w:style>
-  <w:style w:type="paragraph" w:styleId="Heading5">
+  <w:style w:styleId="Heading5" w:type="paragraph">
     <w:name w:val="Heading 5"/>
     <w:basedOn w:val="Normal"/>
     <w:next w:val="BodyText"/>
@@ -6093,18 +6492,18 @@
     <w:pPr>
       <w:keepNext/>
       <w:keepLines/>
-      <w:spacing w:before="200" w:after="0"/>
+      <w:spacing w:after="0" w:before="200"/>
       <w:outlineLvl w:val="4"/>
     </w:pPr>
     <w:rPr>
-      <w:rFonts w:asciiTheme="majorHAnsi" w:eastAsiaTheme="majorEastAsia" w:hAnsiTheme="majorHAnsi" w:cstheme="majorBidi"/>
+      <w:rFonts w:asciiTheme="majorHAnsi" w:cstheme="majorBidi" w:eastAsiaTheme="majorEastAsia" w:hAnsiTheme="majorHAnsi"/>
       <w:iCs/>
-      <w:color w:val="4F81BD" w:themeColor="accent1"/>
+      <w:color w:themeColor="accent1" w:val="4F81BD"/>
       <w:sz w:val="24"/>
       <w:szCs w:val="24"/>
     </w:rPr>
   </w:style>
-  <w:style w:type="paragraph" w:styleId="Heading6">
+  <w:style w:styleId="Heading6" w:type="paragraph">
     <w:name w:val="Heading 6"/>
     <w:basedOn w:val="Normal"/>
     <w:next w:val="BodyText"/>
@@ -6114,17 +6513,17 @@
     <w:pPr>
       <w:keepNext/>
       <w:keepLines/>
-      <w:spacing w:before="200" w:after="0"/>
+      <w:spacing w:after="0" w:before="200"/>
       <w:outlineLvl w:val="5"/>
     </w:pPr>
     <w:rPr>
-      <w:rFonts w:asciiTheme="majorHAnsi" w:eastAsiaTheme="majorEastAsia" w:hAnsiTheme="majorHAnsi" w:cstheme="majorBidi"/>
-      <w:color w:val="4F81BD" w:themeColor="accent1"/>
+      <w:rFonts w:asciiTheme="majorHAnsi" w:cstheme="majorBidi" w:eastAsiaTheme="majorEastAsia" w:hAnsiTheme="majorHAnsi"/>
+      <w:color w:themeColor="accent1" w:val="4F81BD"/>
       <w:sz w:val="24"/>
       <w:szCs w:val="24"/>
     </w:rPr>
   </w:style>
-  <w:style w:type="paragraph" w:styleId="Heading7">
+  <w:style w:styleId="Heading7" w:type="paragraph">
     <w:name w:val="Heading 7"/>
     <w:basedOn w:val="Normal"/>
     <w:next w:val="BodyText"/>
@@ -6134,17 +6533,17 @@
     <w:pPr>
       <w:keepNext/>
       <w:keepLines/>
-      <w:spacing w:before="200" w:after="0"/>
+      <w:spacing w:after="0" w:before="200"/>
       <w:outlineLvl w:val="6"/>
     </w:pPr>
     <w:rPr>
-      <w:rFonts w:asciiTheme="majorHAnsi" w:eastAsiaTheme="majorEastAsia" w:hAnsiTheme="majorHAnsi" w:cstheme="majorBidi"/>
-      <w:color w:val="4F81BD" w:themeColor="accent1"/>
+      <w:rFonts w:asciiTheme="majorHAnsi" w:cstheme="majorBidi" w:eastAsiaTheme="majorEastAsia" w:hAnsiTheme="majorHAnsi"/>
+      <w:color w:themeColor="accent1" w:val="4F81BD"/>
       <w:sz w:val="24"/>
       <w:szCs w:val="24"/>
     </w:rPr>
   </w:style>
-  <w:style w:type="paragraph" w:styleId="Heading8">
+  <w:style w:styleId="Heading8" w:type="paragraph">
     <w:name w:val="Heading 8"/>
     <w:basedOn w:val="Normal"/>
     <w:next w:val="BodyText"/>
@@ -6154,17 +6553,17 @@
     <w:pPr>
       <w:keepNext/>
       <w:keepLines/>
-      <w:spacing w:before="200" w:after="0"/>
+      <w:spacing w:after="0" w:before="200"/>
       <w:outlineLvl w:val="7"/>
     </w:pPr>
     <w:rPr>
-      <w:rFonts w:asciiTheme="majorHAnsi" w:eastAsiaTheme="majorEastAsia" w:hAnsiTheme="majorHAnsi" w:cstheme="majorBidi"/>
-      <w:color w:val="4F81BD" w:themeColor="accent1"/>
+      <w:rFonts w:asciiTheme="majorHAnsi" w:cstheme="majorBidi" w:eastAsiaTheme="majorEastAsia" w:hAnsiTheme="majorHAnsi"/>
+      <w:color w:themeColor="accent1" w:val="4F81BD"/>
       <w:sz w:val="24"/>
       <w:szCs w:val="24"/>
     </w:rPr>
   </w:style>
-  <w:style w:type="paragraph" w:styleId="Heading9">
+  <w:style w:styleId="Heading9" w:type="paragraph">
     <w:name w:val="Heading 9"/>
     <w:basedOn w:val="Normal"/>
     <w:next w:val="BodyText"/>
@@ -6174,17 +6573,17 @@
     <w:pPr>
       <w:keepNext/>
       <w:keepLines/>
-      <w:spacing w:before="200" w:after="0"/>
+      <w:spacing w:after="0" w:before="200"/>
       <w:outlineLvl w:val="8"/>
     </w:pPr>
     <w:rPr>
-      <w:rFonts w:asciiTheme="majorHAnsi" w:eastAsiaTheme="majorEastAsia" w:hAnsiTheme="majorHAnsi" w:cstheme="majorBidi"/>
-      <w:color w:val="4F81BD" w:themeColor="accent1"/>
+      <w:rFonts w:asciiTheme="majorHAnsi" w:cstheme="majorBidi" w:eastAsiaTheme="majorEastAsia" w:hAnsiTheme="majorHAnsi"/>
+      <w:color w:themeColor="accent1" w:val="4F81BD"/>
       <w:sz w:val="24"/>
       <w:szCs w:val="24"/>
     </w:rPr>
   </w:style>
-  <w:style w:type="paragraph" w:styleId="BlockText">
+  <w:style w:styleId="BlockText" w:type="paragraph">
     <w:name w:val="Block Text"/>
     <w:basedOn w:val="BodyText"/>
     <w:next w:val="BodyText"/>
@@ -6192,11 +6591,11 @@
     <w:unhideWhenUsed/>
     <w:qFormat/>
     <w:pPr>
-      <w:spacing w:before="100" w:after="100"/>
+      <w:spacing w:after="100" w:before="100"/>
       <w:ind w:firstLine="0" w:left="480" w:right="480"/>
     </w:pPr>
   </w:style>
-  <w:style w:type="paragraph" w:styleId="FootnoteText">
+  <w:style w:styleId="FootnoteText" w:type="paragraph">
     <w:name w:val="Footnote Text"/>
     <w:basedOn w:val="Normal"/>
     <w:next w:val="FootnoteText"/>
@@ -6204,28 +6603,43 @@
     <w:unhideWhenUsed/>
     <w:qFormat/>
   </w:style>
-  <w:style w:type="character" w:default="1" w:styleId="DefaultParagraphFont">
+  <w:style w:default="1" w:styleId="DefaultParagraphFont" w:type="character">
     <w:name w:val="Default Paragraph Font"/>
     <w:semiHidden/>
     <w:unhideWhenUsed/>
   </w:style>
-  <w:style w:type="table" w:default="1" w:styleId="Table">
+  <w:style w:default="1" w:styleId="Table" w:type="table">
     <w:name w:val="Table"/>
     <w:basedOn w:val="TableNormal"/>
     <w:semiHidden/>
     <w:unhideWhenUsed/>
     <w:qFormat/>
     <w:tblPr>
-      <w:tblInd w:w="0" w:type="dxa"/>
+      <w:tblInd w:type="dxa" w:w="0"/>
       <w:tblCellMar>
-        <w:top w:w="0" w:type="dxa"/>
-        <w:left w:w="108" w:type="dxa"/>
-        <w:bottom w:w="0" w:type="dxa"/>
-        <w:right w:w="108" w:type="dxa"/>
+        <w:top w:type="dxa" w:w="0"/>
+        <w:left w:type="dxa" w:w="108"/>
+        <w:bottom w:type="dxa" w:w="0"/>
+        <w:right w:type="dxa" w:w="108"/>
       </w:tblCellMar>
     </w:tblPr>
+    <w:tblStylePr w:type="firstRow">
+      <w:tblPr>
+        <w:jc w:val="left"/>
+        <w:tblInd w:type="dxa" w:w="0"/>
+      </w:tblPr>
+      <w:trPr>
+        <w:jc w:val="left"/>
+      </w:trPr>
+      <w:tcPr>
+        <w:vAlign w:val="bottom"/>
+        <w:tcBorders>
+          <w:bottom w:val="single"/>
+        </w:tcBorders>
+      </w:tcPr>
+    </w:tblStylePr>
   </w:style>
-  <w:style w:type="paragraph" w:customStyle="1" w:styleId="DefinitionTerm">
+  <w:style w:customStyle="1" w:styleId="DefinitionTerm" w:type="paragraph">
     <w:name w:val="Definition Term"/>
     <w:basedOn w:val="Normal"/>
     <w:next w:val="Definition"/>
@@ -6238,49 +6652,49 @@
       <w:b/>
     </w:rPr>
   </w:style>
-  <w:style w:type="paragraph" w:customStyle="1" w:styleId="Definition">
+  <w:style w:customStyle="1" w:styleId="Definition" w:type="paragraph">
     <w:name w:val="Definition"/>
     <w:basedOn w:val="Normal"/>
   </w:style>
-  <w:style w:type="paragraph" w:styleId="Caption">
+  <w:style w:styleId="Caption" w:type="paragraph">
     <w:name w:val="Caption"/>
     <w:basedOn w:val="Normal"/>
     <w:link w:val="BodyTextChar"/>
     <w:pPr>
-      <w:spacing w:before="0" w:after="120"/>
+      <w:spacing w:after="120" w:before="0"/>
     </w:pPr>
     <w:rPr>
       <w:i/>
     </w:rPr>
   </w:style>
-  <w:style w:type="paragraph" w:customStyle="1" w:styleId="TableCaption">
+  <w:style w:customStyle="1" w:styleId="TableCaption" w:type="paragraph">
     <w:name w:val="Table Caption"/>
     <w:basedOn w:val="Caption"/>
     <w:pPr>
       <w:keepNext/>
     </w:pPr>
   </w:style>
-  <w:style w:type="paragraph" w:customStyle="1" w:styleId="ImageCaption">
+  <w:style w:customStyle="1" w:styleId="ImageCaption" w:type="paragraph">
     <w:name w:val="Image Caption"/>
     <w:basedOn w:val="Caption"/>
   </w:style>
-  <w:style w:type="paragraph" w:customStyle="1" w:styleId="Figure">
+  <w:style w:customStyle="1" w:styleId="Figure" w:type="paragraph">
     <w:name w:val="Figure"/>
     <w:basedOn w:val="Normal"/>
   </w:style>
-  <w:style w:type="paragraph" w:customStyle="1" w:styleId="CaptionedFigure">
+  <w:style w:customStyle="1" w:styleId="CaptionedFigure" w:type="paragraph">
     <w:name w:val="Captioned Figure"/>
     <w:basedOn w:val="Figure"/>
     <w:pPr>
       <w:keepNext/>
     </w:pPr>
   </w:style>
-  <w:style w:type="character" w:customStyle="1" w:styleId="BodyTextChar">
+  <w:style w:customStyle="1" w:styleId="BodyTextChar" w:type="character">
     <w:name w:val="Body Text Char"/>
     <w:basedOn w:val="DefaultParagraphFont"/>
     <w:link w:val="BodyText"/>
   </w:style>
-  <w:style w:type="character" w:customStyle="1" w:styleId="VerbatimChar">
+  <w:style w:customStyle="1" w:styleId="VerbatimChar" w:type="character">
     <w:name w:val="Verbatim Char"/>
     <w:basedOn w:val="BodyTextChar"/>
     <w:rPr>
@@ -6288,21 +6702,25 @@
       <w:sz w:val="22"/>
     </w:rPr>
   </w:style>
-  <w:style w:type="character" w:styleId="FootnoteReference">
+  <w:style w:customStyle="1" w:styleId="SectionNumber" w:type="character">
+    <w:name w:val="Section Number"/>
+    <w:basedOn w:val="BodyTextChar"/>
+  </w:style>
+  <w:style w:styleId="FootnoteReference" w:type="character">
     <w:name w:val="Footnote Reference"/>
     <w:basedOn w:val="BodyTextChar"/>
     <w:rPr>
       <w:vertAlign w:val="superscript"/>
     </w:rPr>
   </w:style>
-  <w:style w:type="character" w:styleId="Hyperlink">
+  <w:style w:styleId="Hyperlink" w:type="character">
     <w:name w:val="Hyperlink"/>
     <w:basedOn w:val="BodyTextChar"/>
     <w:rPr>
-      <w:color w:val="4F81BD" w:themeColor="accent1"/>
+      <w:color w:themeColor="accent1" w:val="4F81BD"/>
     </w:rPr>
   </w:style>
-  <w:style w:type="paragraph" w:styleId="TOCHeading">
+  <w:style w:styleId="TOCHeading" w:type="paragraph">
     <w:name w:val="TOC Heading"/>
     <w:basedOn w:val="Heading1"/>
     <w:next w:val="BodyText"/>
@@ -6314,10 +6732,10 @@
       <w:outlineLvl w:val="9"/>
     </w:pPr>
     <w:rPr>
-      <w:rFonts w:asciiTheme="majorHAnsi" w:eastAsiaTheme="majorEastAsia" w:hAnsiTheme="majorHAnsi" w:cstheme="majorBidi"/>
+      <w:rFonts w:asciiTheme="majorHAnsi" w:cstheme="majorBidi" w:eastAsiaTheme="majorEastAsia" w:hAnsiTheme="majorHAnsi"/>
       <w:b w:val="0"/>
       <w:bCs w:val="0"/>
-      <w:color w:val="365F91" w:themeColor="accent1" w:themeShade="BF"/>
+      <w:color w:themeColor="accent1" w:themeShade="BF" w:val="365F91"/>
     </w:rPr>
   </w:style>
   <w:style w:type="paragraph" w:customStyle="1" w:styleId="SourceCode">
@@ -6409,7 +6827,10 @@
   <w:style w:type="character" w:customStyle="1" w:styleId="ImportTok">
     <w:name w:val="ImportTok"/>
     <w:basedOn w:val="VerbatimChar"/>
-    <w:rPr/>
+    <w:rPr>
+      <w:color w:val="008000"/>
+      <w:b/>
+    </w:rPr>
   </w:style>
   <w:style w:type="character" w:customStyle="1" w:styleId="CommentTok">
     <w:name w:val="CommentTok"/>
@@ -6484,7 +6905,9 @@
   <w:style w:type="character" w:customStyle="1" w:styleId="BuiltInTok">
     <w:name w:val="BuiltInTok"/>
     <w:basedOn w:val="VerbatimChar"/>
-    <w:rPr/>
+    <w:rPr>
+      <w:color w:val="008000"/>
+    </w:rPr>
   </w:style>
   <w:style w:type="character" w:customStyle="1" w:styleId="ExtensionTok">
     <w:name w:val="ExtensionTok"/>
